--- a/01_Internal/10_Delivery_App_Blueprint/ECS_ExecBrief_BlueprintA_CustomApp_INTERNAL.docx
+++ b/01_Internal/10_Delivery_App_Blueprint/ECS_ExecBrief_BlueprintA_CustomApp_INTERNAL.docx
@@ -4,98 +4,164 @@
   <w:body>
     <w:p>
       <w:pPr>
-        <w:spacing w:before="1200" w:after="120"/>
-        <w:jc w:val="center"/>
+        <w:spacing w:after="120"/>
+      </w:pPr>
+    </w:p>
+    <w:p>
+      <w:pPr>
+        <w:spacing w:after="120"/>
+      </w:pPr>
+    </w:p>
+    <w:p>
+      <w:pPr>
+        <w:spacing w:before="800" w:after="160"/>
       </w:pPr>
       <w:r>
         <w:rPr>
-          <w:rFonts w:ascii="Arial" w:hAnsi="Arial"/>
+          <w:rFonts w:ascii="Calibri" w:hAnsi="Calibri"/>
           <w:b/>
-          <w:color w:val="C9A02B"/>
-          <w:sz w:val="20"/>
+          <w:color w:val="14B8A6"/>
+          <w:spacing w:val="60"/>
+          <w:sz w:val="18"/>
         </w:rPr>
-        <w:t>EVERFORTH ECS PRACTICE</w:t>
+        <w:t>INTERNAL · OVERHEAD INVESTMENT REQUEST</w:t>
       </w:r>
     </w:p>
     <w:p>
       <w:pPr>
-        <w:spacing w:after="80"/>
-        <w:jc w:val="center"/>
+        <w:spacing w:before="0" w:after="40"/>
       </w:pPr>
       <w:r>
         <w:rPr>
-          <w:rFonts w:ascii="Arial" w:hAnsi="Arial"/>
+          <w:rFonts w:ascii="Calibri" w:hAnsi="Calibri"/>
           <w:b/>
-          <w:color w:val="1B3A6B"/>
-          <w:sz w:val="44"/>
+          <w:color w:val="0B1F3A"/>
+          <w:sz w:val="56"/>
         </w:rPr>
         <w:t>Executive Investment Briefing</w:t>
       </w:r>
     </w:p>
     <w:p>
       <w:pPr>
-        <w:spacing w:after="80"/>
-        <w:jc w:val="center"/>
+        <w:spacing w:before="0" w:after="40"/>
       </w:pPr>
       <w:r>
         <w:rPr>
-          <w:rFonts w:ascii="Arial" w:hAnsi="Arial"/>
-          <w:color w:val="1B3A6B"/>
-          <w:sz w:val="32"/>
+          <w:rFonts w:ascii="Calibri" w:hAnsi="Calibri"/>
+          <w:b/>
+          <w:color w:val="0B1F3A"/>
+          <w:sz w:val="56"/>
         </w:rPr>
-        <w:t>ECS Delivery Intelligence Platform</w:t>
+        <w:t>Blueprint A — Full Custom Application</w:t>
       </w:r>
     </w:p>
     <w:p>
       <w:pPr>
-        <w:spacing w:after="120"/>
-        <w:jc w:val="center"/>
+        <w:spacing w:before="120" w:after="400"/>
       </w:pPr>
       <w:r>
         <w:rPr>
-          <w:rFonts w:ascii="Arial" w:hAnsi="Arial"/>
-          <w:b/>
-          <w:color w:val="2E75B6"/>
-          <w:sz w:val="26"/>
+          <w:rFonts w:ascii="Calibri" w:hAnsi="Calibri"/>
+          <w:i/>
+          <w:color w:val="0D9488"/>
+          <w:sz w:val="24"/>
         </w:rPr>
-        <w:t>BLUEPRINT A — FULL CUSTOM APPLICATION</w:t>
+        <w:t>ECS Delivery Intelligence Platform · Overhead Approval Package · May 2026</w:t>
       </w:r>
     </w:p>
     <w:p>
       <w:pPr>
-        <w:spacing w:before="40" w:after="40"/>
         <w:pBdr>
-          <w:bottom w:val="single" w:sz="4" w:space="1" w:color="2E75B6"/>
+          <w:bottom w:val="single" w:sz="12" w:space="1" w:color="14B8A6"/>
         </w:pBdr>
+        <w:spacing w:before="0" w:after="160"/>
       </w:pPr>
     </w:p>
     <w:p>
       <w:pPr>
-        <w:spacing w:before="160"/>
-        <w:jc w:val="center"/>
+        <w:spacing w:after="40"/>
       </w:pPr>
       <w:r>
         <w:rPr>
-          <w:rFonts w:ascii="Arial" w:hAnsi="Arial"/>
-          <w:color w:val="707070"/>
+          <w:rFonts w:ascii="Calibri" w:hAnsi="Calibri"/>
+          <w:b/>
+          <w:i w:val="0"/>
+          <w:color w:val="0B1F3A"/>
+          <w:sz w:val="22"/>
+        </w:rPr>
+        <w:t>ECS Federal · ServiceNow Practice</w:t>
+      </w:r>
+    </w:p>
+    <w:p>
+      <w:pPr>
+        <w:spacing w:after="40"/>
+      </w:pPr>
+      <w:r>
+        <w:rPr>
+          <w:rFonts w:ascii="Calibri" w:hAnsi="Calibri"/>
+          <w:b w:val="0"/>
+          <w:i w:val="0"/>
+          <w:color w:val="475569"/>
           <w:sz w:val="20"/>
         </w:rPr>
-        <w:t>Overhead Investment Request  ·  May 2026  ·  CONFIDENTIAL — INTERNAL</w:t>
+        <w:t>Audience: Senior Director, Practice Lead, Director of Technical Services</w:t>
+      </w:r>
+    </w:p>
+    <w:p>
+      <w:pPr>
+        <w:spacing w:after="40"/>
+      </w:pPr>
+      <w:r>
+        <w:rPr>
+          <w:rFonts w:ascii="Calibri" w:hAnsi="Calibri"/>
+          <w:b w:val="0"/>
+          <w:i w:val="0"/>
+          <w:color w:val="475569"/>
+          <w:sz w:val="20"/>
+        </w:rPr>
+        <w:t>Companion to: Blueprint A Technical Architecture · ECS_ProjectPlan_BlueprintA_CustomApp.xlsx · Arch Rationale</w:t>
+      </w:r>
+    </w:p>
+    <w:p>
+      <w:pPr>
+        <w:spacing w:after="80"/>
+      </w:pPr>
+      <w:r>
+        <w:rPr>
+          <w:rFonts w:ascii="Calibri" w:hAnsi="Calibri"/>
+          <w:b w:val="0"/>
+          <w:i w:val="0"/>
+          <w:color w:val="475569"/>
+          <w:sz w:val="20"/>
+        </w:rPr>
+        <w:t>Document ID: INT-DA-EXEC-A     ·     Version: 1.0     ·     Status: For Review &amp; Approval</w:t>
+      </w:r>
+    </w:p>
+    <w:p>
+      <w:pPr>
+        <w:spacing w:after="280"/>
+      </w:pPr>
+      <w:r>
+        <w:rPr>
+          <w:rFonts w:ascii="Calibri" w:hAnsi="Calibri"/>
+          <w:b w:val="0"/>
+          <w:i/>
+          <w:color w:val="475569"/>
+          <w:sz w:val="20"/>
+        </w:rPr>
+        <w:t>Confidential — Internal Use Only</w:t>
+      </w:r>
+    </w:p>
+    <w:p>
+      <w:r>
+        <w:br w:type="page"/>
       </w:r>
     </w:p>
     <w:tbl>
       <w:tblPr>
         <w:tblW w:type="auto" w:w="0"/>
+        <w:jc w:val="left"/>
         <w:tblLook w:firstColumn="1" w:firstRow="1" w:lastColumn="0" w:lastRow="0" w:noHBand="0" w:noVBand="1" w:val="04A0"/>
-        <w:jc w:val="center"/>
-        <w:tblBorders>
-          <w:top w:val="none" w:sz="0" w:space="0" w:color="auto"/>
-          <w:left w:val="none" w:sz="0" w:space="0" w:color="auto"/>
-          <w:bottom w:val="none" w:sz="0" w:space="0" w:color="auto"/>
-          <w:right w:val="none" w:sz="0" w:space="0" w:color="auto"/>
-          <w:insideH w:val="none" w:sz="0" w:space="0" w:color="auto"/>
-          <w:insideV w:val="none" w:sz="0" w:space="0" w:color="auto"/>
-        </w:tblBorders>
       </w:tblPr>
       <w:tblGrid>
         <w:gridCol w:w="2340"/>
@@ -104,36 +170,168 @@
         <w:gridCol w:w="2340"/>
       </w:tblGrid>
       <w:tr>
+        <w:trPr>
+          <w:tblHeader/>
+        </w:trPr>
         <w:tc>
           <w:tcPr>
-            <w:tcW w:type="dxa" w:w="2304"/>
-            <w:shd w:val="clear" w:color="auto" w:fill="1B3A6B"/>
+            <w:tcW w:type="dxa" w:w="3370"/>
+            <w:tcBorders>
+              <w:top w:val="single" w:sz="4" w:color="E2E8F0"/>
+              <w:left w:val="single" w:sz="4" w:color="E2E8F0"/>
+              <w:bottom w:val="single" w:sz="4" w:color="E2E8F0"/>
+              <w:right w:val="single" w:sz="4" w:color="E2E8F0"/>
+            </w:tcBorders>
+            <w:shd w:val="clear" w:color="auto" w:fill="0B1F3A"/>
+            <w:tcMar>
+              <w:top w:type="dxa" w:w="120"/>
+              <w:left w:type="dxa" w:w="160"/>
+              <w:bottom w:type="dxa" w:w="120"/>
+              <w:right w:type="dxa" w:w="160"/>
+            </w:tcMar>
+            <w:vAlign w:val="center"/>
           </w:tcPr>
           <w:p>
             <w:pPr>
-              <w:spacing w:before="160" w:after="40"/>
-              <w:jc w:val="center"/>
+              <w:spacing w:before="40" w:after="40"/>
             </w:pPr>
             <w:r>
               <w:rPr>
-                <w:rFonts w:ascii="Arial" w:hAnsi="Arial"/>
+                <w:rFonts w:ascii="Calibri" w:hAnsi="Calibri"/>
                 <w:b/>
                 <w:color w:val="FFFFFF"/>
-                <w:sz w:val="28"/>
+                <w:sz w:val="22"/>
               </w:rPr>
               <w:t>16–18 Weeks</w:t>
             </w:r>
           </w:p>
+        </w:tc>
+        <w:tc>
+          <w:tcPr>
+            <w:tcW w:type="dxa" w:w="3370"/>
+            <w:tcBorders>
+              <w:top w:val="single" w:sz="4" w:color="E2E8F0"/>
+              <w:left w:val="single" w:sz="4" w:color="E2E8F0"/>
+              <w:bottom w:val="single" w:sz="4" w:color="E2E8F0"/>
+              <w:right w:val="single" w:sz="4" w:color="E2E8F0"/>
+            </w:tcBorders>
+            <w:shd w:val="clear" w:color="auto" w:fill="0B1F3A"/>
+            <w:tcMar>
+              <w:top w:type="dxa" w:w="120"/>
+              <w:left w:type="dxa" w:w="160"/>
+              <w:bottom w:type="dxa" w:w="120"/>
+              <w:right w:type="dxa" w:w="160"/>
+            </w:tcMar>
+            <w:vAlign w:val="center"/>
+          </w:tcPr>
           <w:p>
             <w:pPr>
-              <w:spacing w:after="160"/>
-              <w:jc w:val="center"/>
+              <w:spacing w:before="40" w:after="40"/>
             </w:pPr>
             <w:r>
               <w:rPr>
-                <w:rFonts w:ascii="Arial" w:hAnsi="Arial"/>
-                <w:color w:val="C9A02B"/>
-                <w:sz w:val="18"/>
+                <w:rFonts w:ascii="Calibri" w:hAnsi="Calibri"/>
+                <w:b/>
+                <w:color w:val="FFFFFF"/>
+                <w:sz w:val="22"/>
+              </w:rPr>
+              <w:t>~1,400 Hours</w:t>
+            </w:r>
+          </w:p>
+        </w:tc>
+        <w:tc>
+          <w:tcPr>
+            <w:tcW w:type="dxa" w:w="3370"/>
+            <w:tcBorders>
+              <w:top w:val="single" w:sz="4" w:color="E2E8F0"/>
+              <w:left w:val="single" w:sz="4" w:color="E2E8F0"/>
+              <w:bottom w:val="single" w:sz="4" w:color="E2E8F0"/>
+              <w:right w:val="single" w:sz="4" w:color="E2E8F0"/>
+            </w:tcBorders>
+            <w:shd w:val="clear" w:color="auto" w:fill="0B1F3A"/>
+            <w:tcMar>
+              <w:top w:type="dxa" w:w="120"/>
+              <w:left w:type="dxa" w:w="160"/>
+              <w:bottom w:type="dxa" w:w="120"/>
+              <w:right w:type="dxa" w:w="160"/>
+            </w:tcMar>
+            <w:vAlign w:val="center"/>
+          </w:tcPr>
+          <w:p>
+            <w:pPr>
+              <w:spacing w:before="40" w:after="40"/>
+            </w:pPr>
+            <w:r>
+              <w:rPr>
+                <w:rFonts w:ascii="Calibri" w:hAnsi="Calibri"/>
+                <w:b/>
+                <w:color w:val="FFFFFF"/>
+                <w:sz w:val="22"/>
+              </w:rPr>
+              <w:t>5 Roles</w:t>
+            </w:r>
+          </w:p>
+        </w:tc>
+        <w:tc>
+          <w:tcPr>
+            <w:tcW w:type="dxa" w:w="3370"/>
+            <w:tcBorders>
+              <w:top w:val="single" w:sz="4" w:color="E2E8F0"/>
+              <w:left w:val="single" w:sz="4" w:color="E2E8F0"/>
+              <w:bottom w:val="single" w:sz="4" w:color="E2E8F0"/>
+              <w:right w:val="single" w:sz="4" w:color="E2E8F0"/>
+            </w:tcBorders>
+            <w:shd w:val="clear" w:color="auto" w:fill="0B1F3A"/>
+            <w:tcMar>
+              <w:top w:type="dxa" w:w="120"/>
+              <w:left w:type="dxa" w:w="160"/>
+              <w:bottom w:type="dxa" w:w="120"/>
+              <w:right w:type="dxa" w:w="160"/>
+            </w:tcMar>
+            <w:vAlign w:val="center"/>
+          </w:tcPr>
+          <w:p>
+            <w:pPr>
+              <w:spacing w:before="40" w:after="40"/>
+            </w:pPr>
+            <w:r>
+              <w:rPr>
+                <w:rFonts w:ascii="Calibri" w:hAnsi="Calibri"/>
+                <w:b/>
+                <w:color w:val="FFFFFF"/>
+                <w:sz w:val="22"/>
+              </w:rPr>
+              <w:t>Unlimited</w:t>
+            </w:r>
+          </w:p>
+        </w:tc>
+      </w:tr>
+      <w:tr>
+        <w:tc>
+          <w:tcPr>
+            <w:tcW w:type="dxa" w:w="3370"/>
+            <w:tcBorders>
+              <w:top w:val="single" w:sz="4" w:color="E2E8F0"/>
+              <w:left w:val="single" w:sz="4" w:color="E2E8F0"/>
+              <w:bottom w:val="single" w:sz="4" w:color="E2E8F0"/>
+              <w:right w:val="single" w:sz="4" w:color="E2E8F0"/>
+            </w:tcBorders>
+            <w:tcMar>
+              <w:top w:type="dxa" w:w="100"/>
+              <w:left w:type="dxa" w:w="160"/>
+              <w:bottom w:type="dxa" w:w="100"/>
+              <w:right w:type="dxa" w:w="160"/>
+            </w:tcMar>
+            <w:vAlign w:val="top"/>
+          </w:tcPr>
+          <w:p>
+            <w:pPr>
+              <w:spacing w:before="40" w:after="40"/>
+            </w:pPr>
+            <w:r>
+              <w:rPr>
+                <w:rFonts w:ascii="Calibri" w:hAnsi="Calibri"/>
+                <w:sz w:val="20"/>
               </w:rPr>
               <w:t>Build Duration</w:t>
             </w:r>
@@ -141,34 +339,29 @@
         </w:tc>
         <w:tc>
           <w:tcPr>
-            <w:tcW w:type="dxa" w:w="2304"/>
-            <w:shd w:val="clear" w:color="auto" w:fill="1B3A6B"/>
+            <w:tcW w:type="dxa" w:w="3370"/>
+            <w:tcBorders>
+              <w:top w:val="single" w:sz="4" w:color="E2E8F0"/>
+              <w:left w:val="single" w:sz="4" w:color="E2E8F0"/>
+              <w:bottom w:val="single" w:sz="4" w:color="E2E8F0"/>
+              <w:right w:val="single" w:sz="4" w:color="E2E8F0"/>
+            </w:tcBorders>
+            <w:tcMar>
+              <w:top w:type="dxa" w:w="100"/>
+              <w:left w:type="dxa" w:w="160"/>
+              <w:bottom w:type="dxa" w:w="100"/>
+              <w:right w:type="dxa" w:w="160"/>
+            </w:tcMar>
+            <w:vAlign w:val="top"/>
           </w:tcPr>
           <w:p>
             <w:pPr>
-              <w:spacing w:before="160" w:after="40"/>
-              <w:jc w:val="center"/>
+              <w:spacing w:before="40" w:after="40"/>
             </w:pPr>
             <w:r>
               <w:rPr>
-                <w:rFonts w:ascii="Arial" w:hAnsi="Arial"/>
-                <w:b/>
-                <w:color w:val="FFFFFF"/>
-                <w:sz w:val="28"/>
-              </w:rPr>
-              <w:t>~1,380 Hours</w:t>
-            </w:r>
-          </w:p>
-          <w:p>
-            <w:pPr>
-              <w:spacing w:after="160"/>
-              <w:jc w:val="center"/>
-            </w:pPr>
-            <w:r>
-              <w:rPr>
-                <w:rFonts w:ascii="Arial" w:hAnsi="Arial"/>
-                <w:color w:val="C9A02B"/>
-                <w:sz w:val="18"/>
+                <w:rFonts w:ascii="Calibri" w:hAnsi="Calibri"/>
+                <w:sz w:val="20"/>
               </w:rPr>
               <w:t>Total Investment</w:t>
             </w:r>
@@ -176,34 +369,29 @@
         </w:tc>
         <w:tc>
           <w:tcPr>
-            <w:tcW w:type="dxa" w:w="2304"/>
-            <w:shd w:val="clear" w:color="auto" w:fill="1B3A6B"/>
+            <w:tcW w:type="dxa" w:w="3370"/>
+            <w:tcBorders>
+              <w:top w:val="single" w:sz="4" w:color="E2E8F0"/>
+              <w:left w:val="single" w:sz="4" w:color="E2E8F0"/>
+              <w:bottom w:val="single" w:sz="4" w:color="E2E8F0"/>
+              <w:right w:val="single" w:sz="4" w:color="E2E8F0"/>
+            </w:tcBorders>
+            <w:tcMar>
+              <w:top w:type="dxa" w:w="100"/>
+              <w:left w:type="dxa" w:w="160"/>
+              <w:bottom w:type="dxa" w:w="100"/>
+              <w:right w:type="dxa" w:w="160"/>
+            </w:tcMar>
+            <w:vAlign w:val="top"/>
           </w:tcPr>
           <w:p>
             <w:pPr>
-              <w:spacing w:before="160" w:after="40"/>
-              <w:jc w:val="center"/>
+              <w:spacing w:before="40" w:after="40"/>
             </w:pPr>
             <w:r>
               <w:rPr>
-                <w:rFonts w:ascii="Arial" w:hAnsi="Arial"/>
-                <w:b/>
-                <w:color w:val="FFFFFF"/>
-                <w:sz w:val="28"/>
-              </w:rPr>
-              <w:t>5 Roles</w:t>
-            </w:r>
-          </w:p>
-          <w:p>
-            <w:pPr>
-              <w:spacing w:after="160"/>
-              <w:jc w:val="center"/>
-            </w:pPr>
-            <w:r>
-              <w:rPr>
-                <w:rFonts w:ascii="Arial" w:hAnsi="Arial"/>
-                <w:color w:val="C9A02B"/>
-                <w:sz w:val="18"/>
+                <w:rFonts w:ascii="Calibri" w:hAnsi="Calibri"/>
+                <w:sz w:val="20"/>
               </w:rPr>
               <w:t>Team Required</w:t>
             </w:r>
@@ -211,34 +399,29 @@
         </w:tc>
         <w:tc>
           <w:tcPr>
-            <w:tcW w:type="dxa" w:w="2304"/>
-            <w:shd w:val="clear" w:color="auto" w:fill="1B3A6B"/>
+            <w:tcW w:type="dxa" w:w="3370"/>
+            <w:tcBorders>
+              <w:top w:val="single" w:sz="4" w:color="E2E8F0"/>
+              <w:left w:val="single" w:sz="4" w:color="E2E8F0"/>
+              <w:bottom w:val="single" w:sz="4" w:color="E2E8F0"/>
+              <w:right w:val="single" w:sz="4" w:color="E2E8F0"/>
+            </w:tcBorders>
+            <w:tcMar>
+              <w:top w:type="dxa" w:w="100"/>
+              <w:left w:type="dxa" w:w="160"/>
+              <w:bottom w:type="dxa" w:w="100"/>
+              <w:right w:type="dxa" w:w="160"/>
+            </w:tcMar>
+            <w:vAlign w:val="top"/>
           </w:tcPr>
           <w:p>
             <w:pPr>
-              <w:spacing w:before="160" w:after="40"/>
-              <w:jc w:val="center"/>
+              <w:spacing w:before="40" w:after="40"/>
             </w:pPr>
             <w:r>
               <w:rPr>
-                <w:rFonts w:ascii="Arial" w:hAnsi="Arial"/>
-                <w:b/>
-                <w:color w:val="FFFFFF"/>
-                <w:sz w:val="28"/>
-              </w:rPr>
-              <w:t>Unlimited</w:t>
-            </w:r>
-          </w:p>
-          <w:p>
-            <w:pPr>
-              <w:spacing w:after="160"/>
-              <w:jc w:val="center"/>
-            </w:pPr>
-            <w:r>
-              <w:rPr>
-                <w:rFonts w:ascii="Arial" w:hAnsi="Arial"/>
-                <w:color w:val="C9A02B"/>
-                <w:sz w:val="18"/>
+                <w:rFonts w:ascii="Calibri" w:hAnsi="Calibri"/>
+                <w:sz w:val="20"/>
               </w:rPr>
               <w:t>Engagements Served</w:t>
             </w:r>
@@ -246,189 +429,118 @@
         </w:tc>
       </w:tr>
     </w:tbl>
-    <w:p/>
     <w:p>
+      <w:pPr>
+        <w:spacing w:after="40"/>
+      </w:pPr>
+    </w:p>
+    <w:p>
+      <w:pPr>
+        <w:pStyle w:val="Heading1"/>
+      </w:pPr>
       <w:r>
-        <w:br w:type="page"/>
+        <w:t>1.  Executive Summary</w:t>
       </w:r>
     </w:p>
     <w:p>
       <w:pPr>
-        <w:spacing w:before="320" w:after="100"/>
-        <w:pBdr>
-          <w:bottom w:val="single" w:sz="6" w:space="1" w:color="1B3A6B"/>
-        </w:pBdr>
+        <w:spacing w:after="160" w:before="0"/>
       </w:pPr>
       <w:r>
         <w:rPr>
-          <w:rFonts w:ascii="Arial" w:hAnsi="Arial"/>
-          <w:b/>
-          <w:color w:val="1B3A6B"/>
-          <w:sz w:val="26"/>
-        </w:rPr>
-        <w:t>1. EXECUTIVE SUMMARY</w:t>
-      </w:r>
-    </w:p>
-    <w:p>
-      <w:pPr>
-        <w:spacing w:before="0" w:after="160"/>
-        <w:jc w:val="left"/>
-      </w:pPr>
-      <w:r>
-        <w:rPr>
-          <w:rFonts w:ascii="Arial" w:hAnsi="Arial"/>
-          <w:b w:val="0"/>
-          <w:i w:val="0"/>
-          <w:color w:val="1F1F1F"/>
-          <w:sz w:val="21"/>
+          <w:rFonts w:ascii="Calibri" w:hAnsi="Calibri"/>
+          <w:color w:val="1A1A1A"/>
+          <w:sz w:val="22"/>
         </w:rPr>
         <w:t>Everforth is requesting internal overhead investment to build the ECS Delivery Intelligence Platform — a ServiceNow application that replaces every manual spreadsheet, static status report, and disconnected document in our delivery process with a living, record-driven system installed directly on the customer's ServiceNow instance.</w:t>
       </w:r>
     </w:p>
     <w:p>
       <w:pPr>
-        <w:spacing w:before="0" w:after="160"/>
-        <w:jc w:val="left"/>
+        <w:spacing w:after="160" w:before="0"/>
       </w:pPr>
       <w:r>
         <w:rPr>
-          <w:rFonts w:ascii="Arial" w:hAnsi="Arial"/>
-          <w:b w:val="0"/>
-          <w:i w:val="0"/>
-          <w:color w:val="1F1F1F"/>
-          <w:sz w:val="21"/>
+          <w:rFonts w:ascii="Calibri" w:hAnsi="Calibri"/>
+          <w:color w:val="1A1A1A"/>
+          <w:sz w:val="22"/>
         </w:rPr>
         <w:t>Blueprint A is the full custom application approach. It builds a scoped ServiceNow application with purpose-designed tables, a role-based portal, native Agile and SPM integrations, and a health scoring engine that gives customers real-time engagement transparency. It is the architecturally cleanest approach, the strongest commercial product, and the one best positioned for the ServiceNow Store.</w:t>
       </w:r>
     </w:p>
-    <w:tbl>
-      <w:tblPr>
-        <w:tblW w:type="auto" w:w="0"/>
-        <w:tblLook w:firstColumn="1" w:firstRow="1" w:lastColumn="0" w:lastRow="0" w:noHBand="0" w:noVBand="1" w:val="04A0"/>
-        <w:jc w:val="left"/>
-        <w:tblBorders>
-          <w:top w:val="none" w:sz="0" w:space="0" w:color="auto"/>
-          <w:left w:val="none" w:sz="0" w:space="0" w:color="auto"/>
-          <w:bottom w:val="none" w:sz="0" w:space="0" w:color="auto"/>
-          <w:right w:val="none" w:sz="0" w:space="0" w:color="auto"/>
-          <w:insideH w:val="none" w:sz="0" w:space="0" w:color="auto"/>
-          <w:insideV w:val="none" w:sz="0" w:space="0" w:color="auto"/>
-        </w:tblBorders>
-      </w:tblPr>
-      <w:tblGrid>
-        <w:gridCol w:w="9360"/>
-      </w:tblGrid>
-      <w:tr>
-        <w:tc>
-          <w:tcPr>
-            <w:tcW w:type="dxa" w:w="9360"/>
-            <w:shd w:val="clear" w:color="auto" w:fill="EBF3FB"/>
-          </w:tcPr>
-          <w:p>
-            <w:pPr>
-              <w:spacing w:before="100" w:after="100"/>
-              <w:ind w:left="144"/>
-            </w:pPr>
-            <w:r>
-              <w:rPr>
-                <w:rFonts w:ascii="Arial" w:hAnsi="Arial"/>
-                <w:b/>
-                <w:color w:val="1B3A6B"/>
-                <w:sz w:val="20"/>
-              </w:rPr>
-              <w:t xml:space="preserve">The ask:  </w:t>
-            </w:r>
-            <w:r>
-              <w:rPr>
-                <w:rFonts w:ascii="Arial" w:hAnsi="Arial"/>
-                <w:color w:val="1F1F1F"/>
-                <w:sz w:val="20"/>
-              </w:rPr>
-              <w:t>Approve ~1,380 hours of internal overhead across 5 roles over 16–18 weeks, starting June 2026. In return: a reusable platform asset that differentiates every ECS proposal, reduces delivery overhead on every engagement, and builds toward a commercially distributable ServiceNow Store product.</w:t>
-            </w:r>
-          </w:p>
-        </w:tc>
-      </w:tr>
-    </w:tbl>
     <w:p>
       <w:pPr>
-        <w:spacing w:after="80"/>
-      </w:pPr>
-    </w:p>
-    <w:p>
-      <w:pPr>
-        <w:spacing w:before="320" w:after="100"/>
         <w:pBdr>
-          <w:bottom w:val="single" w:sz="6" w:space="1" w:color="1B3A6B"/>
+          <w:top w:val="single" w:sz="4" w:space="4" w:color="2E74B5"/>
+          <w:left w:val="single" w:sz="4" w:space="4" w:color="2E74B5"/>
+          <w:bottom w:val="single" w:sz="4" w:space="4" w:color="2E74B5"/>
+          <w:right w:val="single" w:sz="4" w:space="4" w:color="2E74B5"/>
         </w:pBdr>
+        <w:shd w:val="clear" w:color="auto" w:fill="EAF1F8"/>
+        <w:spacing w:before="120" w:after="160"/>
       </w:pPr>
       <w:r>
         <w:rPr>
-          <w:rFonts w:ascii="Arial" w:hAnsi="Arial"/>
+          <w:rFonts w:ascii="Calibri" w:hAnsi="Calibri"/>
           <w:b/>
-          <w:color w:val="1B3A6B"/>
-          <w:sz w:val="26"/>
+          <w:color w:val="0B1F3A"/>
+          <w:sz w:val="20"/>
         </w:rPr>
-        <w:t>2. THE OPPORTUNITY</w:t>
+        <w:t>The ask: Approve ~1,400 hours of internal overhead across 5 roles over 16–18 weeks, starting June 2026. In return: a reusable platform asset that differentiates every ECS proposal, reduces delivery overhead on every engagement, and builds toward a commercially distributable ServiceNow Store product.</w:t>
       </w:r>
     </w:p>
     <w:p>
       <w:pPr>
-        <w:spacing w:before="0" w:after="120"/>
-        <w:jc w:val="left"/>
+        <w:pStyle w:val="Heading1"/>
+      </w:pPr>
+      <w:r>
+        <w:t>2.  The Opportunity</w:t>
+      </w:r>
+    </w:p>
+    <w:p>
+      <w:pPr>
+        <w:spacing w:after="160" w:before="0"/>
       </w:pPr>
       <w:r>
         <w:rPr>
-          <w:rFonts w:ascii="Arial" w:hAnsi="Arial"/>
-          <w:b w:val="0"/>
-          <w:i w:val="0"/>
-          <w:color w:val="1F1F1F"/>
-          <w:sz w:val="21"/>
+          <w:rFonts w:ascii="Calibri" w:hAnsi="Calibri"/>
+          <w:color w:val="1A1A1A"/>
+          <w:sz w:val="22"/>
         </w:rPr>
         <w:t>Every ECS engagement today runs on a set of manually maintained artifacts: RAG status spreadsheets updated on Fridays, risk logs in Excel, decision trackers in Word, sprint tracking worksheets that are always one version behind. These documents require time to maintain, are stale the moment they are saved, and give customers a fragmented view of what is happening on their engagement.</w:t>
       </w:r>
     </w:p>
     <w:p>
       <w:pPr>
-        <w:spacing w:before="0" w:after="160"/>
-        <w:jc w:val="left"/>
+        <w:spacing w:after="160" w:before="0"/>
       </w:pPr>
       <w:r>
         <w:rPr>
-          <w:rFonts w:ascii="Arial" w:hAnsi="Arial"/>
-          <w:b w:val="0"/>
-          <w:i w:val="0"/>
-          <w:color w:val="1F1F1F"/>
-          <w:sz w:val="21"/>
+          <w:rFonts w:ascii="Calibri" w:hAnsi="Calibri"/>
+          <w:color w:val="1A1A1A"/>
+          <w:sz w:val="22"/>
         </w:rPr>
         <w:t>The platform eliminates this entirely. It turns every delivery artifact into a live record in the system the customer already uses. The delivery manager's job gets simpler. The customer's trust goes up. And every completed engagement leaves an auditable delivery history that we can use for post-engagement analysis, benchmarking, and continuous improvement.</w:t>
       </w:r>
     </w:p>
     <w:p>
       <w:pPr>
-        <w:spacing w:before="200" w:after="60"/>
+        <w:pStyle w:val="Heading2"/>
       </w:pPr>
       <w:r>
-        <w:rPr>
-          <w:rFonts w:ascii="Arial" w:hAnsi="Arial"/>
-          <w:b/>
-          <w:color w:val="2E75B6"/>
-          <w:sz w:val="22"/>
-        </w:rPr>
         <w:t>What This Enables for Sales</w:t>
       </w:r>
     </w:p>
     <w:p>
       <w:pPr>
         <w:pStyle w:val="ListBullet"/>
-        <w:spacing w:after="60"/>
+        <w:spacing w:after="40"/>
         <w:ind w:left="360"/>
       </w:pPr>
       <w:r>
         <w:rPr>
-          <w:rFonts w:ascii="Arial" w:hAnsi="Arial"/>
-          <w:color w:val="1F1F1F"/>
-          <w:sz w:val="21"/>
+          <w:rFonts w:ascii="Calibri" w:hAnsi="Calibri"/>
+          <w:sz w:val="22"/>
         </w:rPr>
         <w:t>Every proposal can include: 'You will have real-time visibility into your engagement through our delivery portal — from day one.'</w:t>
       </w:r>
@@ -436,14 +548,13 @@
     <w:p>
       <w:pPr>
         <w:pStyle w:val="ListBullet"/>
-        <w:spacing w:after="60"/>
+        <w:spacing w:after="40"/>
         <w:ind w:left="360"/>
       </w:pPr>
       <w:r>
         <w:rPr>
-          <w:rFonts w:ascii="Arial" w:hAnsi="Arial"/>
-          <w:color w:val="1F1F1F"/>
-          <w:sz w:val="21"/>
+          <w:rFonts w:ascii="Calibri" w:hAnsi="Calibri"/>
+          <w:sz w:val="22"/>
         </w:rPr>
         <w:t>The app is a live demonstration of our OOTB philosophy applied to our own operations.</w:t>
       </w:r>
@@ -451,43 +562,35 @@
     <w:p>
       <w:pPr>
         <w:pStyle w:val="ListBullet"/>
-        <w:spacing w:after="60"/>
+        <w:spacing w:after="40"/>
         <w:ind w:left="360"/>
       </w:pPr>
       <w:r>
         <w:rPr>
-          <w:rFonts w:ascii="Arial" w:hAnsi="Arial"/>
-          <w:color w:val="1F1F1F"/>
-          <w:sz w:val="21"/>
+          <w:rFonts w:ascii="Calibri" w:hAnsi="Calibri"/>
+          <w:sz w:val="22"/>
         </w:rPr>
         <w:t>Long-term: a ServiceNow Store listing creates a recurring revenue stream independent of services engagement volume.</w:t>
       </w:r>
     </w:p>
     <w:p>
       <w:pPr>
-        <w:spacing w:before="200" w:after="60"/>
+        <w:pStyle w:val="Heading2"/>
       </w:pPr>
       <w:r>
-        <w:rPr>
-          <w:rFonts w:ascii="Arial" w:hAnsi="Arial"/>
-          <w:b/>
-          <w:color w:val="2E75B6"/>
-          <w:sz w:val="22"/>
-        </w:rPr>
         <w:t>What This Enables for Delivery</w:t>
       </w:r>
     </w:p>
     <w:p>
       <w:pPr>
         <w:pStyle w:val="ListBullet"/>
-        <w:spacing w:after="60"/>
+        <w:spacing w:after="40"/>
         <w:ind w:left="360"/>
       </w:pPr>
       <w:r>
         <w:rPr>
-          <w:rFonts w:ascii="Arial" w:hAnsi="Arial"/>
-          <w:color w:val="1F1F1F"/>
-          <w:sz w:val="21"/>
+          <w:rFonts w:ascii="Calibri" w:hAnsi="Calibri"/>
+          <w:sz w:val="22"/>
         </w:rPr>
         <w:t>Delivery managers spend less time updating status documents and more time managing delivery.</w:t>
       </w:r>
@@ -495,14 +598,13 @@
     <w:p>
       <w:pPr>
         <w:pStyle w:val="ListBullet"/>
-        <w:spacing w:after="60"/>
+        <w:spacing w:after="40"/>
         <w:ind w:left="360"/>
       </w:pPr>
       <w:r>
         <w:rPr>
-          <w:rFonts w:ascii="Arial" w:hAnsi="Arial"/>
-          <w:color w:val="1F1F1F"/>
-          <w:sz w:val="21"/>
+          <w:rFonts w:ascii="Calibri" w:hAnsi="Calibri"/>
+          <w:sz w:val="22"/>
         </w:rPr>
         <w:t>New consultants have guided workflow — 'here is what you need to do this sprint' — reducing ramp time.</w:t>
       </w:r>
@@ -510,52 +612,34 @@
     <w:p>
       <w:pPr>
         <w:pStyle w:val="ListBullet"/>
-        <w:spacing w:after="60"/>
+        <w:spacing w:after="40"/>
         <w:ind w:left="360"/>
       </w:pPr>
       <w:r>
         <w:rPr>
-          <w:rFonts w:ascii="Arial" w:hAnsi="Arial"/>
-          <w:color w:val="1F1F1F"/>
-          <w:sz w:val="21"/>
+          <w:rFonts w:ascii="Calibri" w:hAnsi="Calibri"/>
+          <w:sz w:val="22"/>
         </w:rPr>
         <w:t>Practice leadership gets a portfolio-level health view across all active engagements for the first time.</w:t>
       </w:r>
     </w:p>
     <w:p>
+      <w:pPr>
+        <w:pStyle w:val="Heading1"/>
+      </w:pPr>
       <w:r>
-        <w:br w:type="page"/>
+        <w:t>3.  Investment Required — Hours by Role</w:t>
       </w:r>
     </w:p>
     <w:p>
       <w:pPr>
-        <w:spacing w:before="320" w:after="100"/>
-        <w:pBdr>
-          <w:bottom w:val="single" w:sz="6" w:space="1" w:color="1B3A6B"/>
-        </w:pBdr>
+        <w:spacing w:after="160" w:before="0"/>
       </w:pPr>
       <w:r>
         <w:rPr>
-          <w:rFonts w:ascii="Arial" w:hAnsi="Arial"/>
-          <w:b/>
-          <w:color w:val="1B3A6B"/>
-          <w:sz w:val="26"/>
-        </w:rPr>
-        <w:t>3. INVESTMENT REQUIRED — HOURS BY ROLE</w:t>
-      </w:r>
-    </w:p>
-    <w:p>
-      <w:pPr>
-        <w:spacing w:before="0" w:after="160"/>
-        <w:jc w:val="left"/>
-      </w:pPr>
-      <w:r>
-        <w:rPr>
-          <w:rFonts w:ascii="Arial" w:hAnsi="Arial"/>
-          <w:b w:val="0"/>
-          <w:i w:val="0"/>
-          <w:color w:val="1F1F1F"/>
-          <w:sz w:val="21"/>
+          <w:rFonts w:ascii="Calibri" w:hAnsi="Calibri"/>
+          <w:color w:val="1A1A1A"/>
+          <w:sz w:val="22"/>
         </w:rPr>
         <w:t>The following table represents the total internal overhead hours required to build Blueprint A to production-ready v1.0, broken down by role and phase. These hours are non-billable internal investment charged against practice overhead.</w:t>
       </w:r>
@@ -563,16 +647,8 @@
     <w:tbl>
       <w:tblPr>
         <w:tblW w:type="auto" w:w="0"/>
+        <w:jc w:val="left"/>
         <w:tblLook w:firstColumn="1" w:firstRow="1" w:lastColumn="0" w:lastRow="0" w:noHBand="0" w:noVBand="1" w:val="04A0"/>
-        <w:jc w:val="left"/>
-        <w:tblBorders>
-          <w:top w:val="none" w:sz="0" w:space="0" w:color="auto"/>
-          <w:left w:val="none" w:sz="0" w:space="0" w:color="auto"/>
-          <w:bottom w:val="none" w:sz="0" w:space="0" w:color="auto"/>
-          <w:right w:val="none" w:sz="0" w:space="0" w:color="auto"/>
-          <w:insideH w:val="none" w:sz="0" w:space="0" w:color="auto"/>
-          <w:insideV w:val="none" w:sz="0" w:space="0" w:color="auto"/>
-        </w:tblBorders>
       </w:tblPr>
       <w:tblGrid>
         <w:gridCol w:w="1170"/>
@@ -585,22 +661,37 @@
         <w:gridCol w:w="1170"/>
       </w:tblGrid>
       <w:tr>
+        <w:trPr>
+          <w:tblHeader/>
+        </w:trPr>
         <w:tc>
           <w:tcPr>
-            <w:tcW w:type="dxa" w:w="2880"/>
-            <w:shd w:val="clear" w:color="auto" w:fill="1B3A6B"/>
+            <w:tcW w:type="dxa" w:w="3600"/>
+            <w:tcBorders>
+              <w:top w:val="single" w:sz="4" w:color="E2E8F0"/>
+              <w:left w:val="single" w:sz="4" w:color="E2E8F0"/>
+              <w:bottom w:val="single" w:sz="4" w:color="E2E8F0"/>
+              <w:right w:val="single" w:sz="4" w:color="E2E8F0"/>
+            </w:tcBorders>
+            <w:shd w:val="clear" w:color="auto" w:fill="0B1F3A"/>
+            <w:tcMar>
+              <w:top w:type="dxa" w:w="120"/>
+              <w:left w:type="dxa" w:w="160"/>
+              <w:bottom w:type="dxa" w:w="120"/>
+              <w:right w:type="dxa" w:w="160"/>
+            </w:tcMar>
+            <w:vAlign w:val="center"/>
           </w:tcPr>
           <w:p>
             <w:pPr>
-              <w:spacing w:before="80" w:after="80"/>
-              <w:ind w:left="72"/>
+              <w:spacing w:before="40" w:after="40"/>
             </w:pPr>
             <w:r>
               <w:rPr>
-                <w:rFonts w:ascii="Arial" w:hAnsi="Arial"/>
+                <w:rFonts w:ascii="Calibri" w:hAnsi="Calibri"/>
                 <w:b/>
                 <w:color w:val="FFFFFF"/>
-                <w:sz w:val="20"/>
+                <w:sz w:val="22"/>
               </w:rPr>
               <w:t>Role</w:t>
             </w:r>
@@ -608,20 +699,32 @@
         </w:tc>
         <w:tc>
           <w:tcPr>
-            <w:tcW w:type="dxa" w:w="864"/>
-            <w:shd w:val="clear" w:color="auto" w:fill="1B3A6B"/>
+            <w:tcW w:type="dxa" w:w="1080"/>
+            <w:tcBorders>
+              <w:top w:val="single" w:sz="4" w:color="E2E8F0"/>
+              <w:left w:val="single" w:sz="4" w:color="E2E8F0"/>
+              <w:bottom w:val="single" w:sz="4" w:color="E2E8F0"/>
+              <w:right w:val="single" w:sz="4" w:color="E2E8F0"/>
+            </w:tcBorders>
+            <w:shd w:val="clear" w:color="auto" w:fill="0B1F3A"/>
+            <w:tcMar>
+              <w:top w:type="dxa" w:w="120"/>
+              <w:left w:type="dxa" w:w="160"/>
+              <w:bottom w:type="dxa" w:w="120"/>
+              <w:right w:type="dxa" w:w="160"/>
+            </w:tcMar>
+            <w:vAlign w:val="center"/>
           </w:tcPr>
           <w:p>
             <w:pPr>
-              <w:spacing w:before="80" w:after="80"/>
-              <w:ind w:left="72"/>
+              <w:spacing w:before="40" w:after="40"/>
             </w:pPr>
             <w:r>
               <w:rPr>
-                <w:rFonts w:ascii="Arial" w:hAnsi="Arial"/>
+                <w:rFonts w:ascii="Calibri" w:hAnsi="Calibri"/>
                 <w:b/>
                 <w:color w:val="FFFFFF"/>
-                <w:sz w:val="20"/>
+                <w:sz w:val="22"/>
               </w:rPr>
               <w:t>Ph 0</w:t>
               <w:br/>
@@ -631,20 +734,32 @@
         </w:tc>
         <w:tc>
           <w:tcPr>
-            <w:tcW w:type="dxa" w:w="864"/>
-            <w:shd w:val="clear" w:color="auto" w:fill="1B3A6B"/>
+            <w:tcW w:type="dxa" w:w="1080"/>
+            <w:tcBorders>
+              <w:top w:val="single" w:sz="4" w:color="E2E8F0"/>
+              <w:left w:val="single" w:sz="4" w:color="E2E8F0"/>
+              <w:bottom w:val="single" w:sz="4" w:color="E2E8F0"/>
+              <w:right w:val="single" w:sz="4" w:color="E2E8F0"/>
+            </w:tcBorders>
+            <w:shd w:val="clear" w:color="auto" w:fill="0B1F3A"/>
+            <w:tcMar>
+              <w:top w:type="dxa" w:w="120"/>
+              <w:left w:type="dxa" w:w="160"/>
+              <w:bottom w:type="dxa" w:w="120"/>
+              <w:right w:type="dxa" w:w="160"/>
+            </w:tcMar>
+            <w:vAlign w:val="center"/>
           </w:tcPr>
           <w:p>
             <w:pPr>
-              <w:spacing w:before="80" w:after="80"/>
-              <w:ind w:left="72"/>
+              <w:spacing w:before="40" w:after="40"/>
             </w:pPr>
             <w:r>
               <w:rPr>
-                <w:rFonts w:ascii="Arial" w:hAnsi="Arial"/>
+                <w:rFonts w:ascii="Calibri" w:hAnsi="Calibri"/>
                 <w:b/>
                 <w:color w:val="FFFFFF"/>
-                <w:sz w:val="20"/>
+                <w:sz w:val="22"/>
               </w:rPr>
               <w:t>Ph 1</w:t>
               <w:br/>
@@ -654,45 +769,67 @@
         </w:tc>
         <w:tc>
           <w:tcPr>
-            <w:tcW w:type="dxa" w:w="1008"/>
-            <w:shd w:val="clear" w:color="auto" w:fill="1B3A6B"/>
+            <w:tcW w:type="dxa" w:w="1584"/>
+            <w:tcBorders>
+              <w:top w:val="single" w:sz="4" w:color="E2E8F0"/>
+              <w:left w:val="single" w:sz="4" w:color="E2E8F0"/>
+              <w:bottom w:val="single" w:sz="4" w:color="E2E8F0"/>
+              <w:right w:val="single" w:sz="4" w:color="E2E8F0"/>
+            </w:tcBorders>
+            <w:shd w:val="clear" w:color="auto" w:fill="0B1F3A"/>
+            <w:tcMar>
+              <w:top w:type="dxa" w:w="120"/>
+              <w:left w:type="dxa" w:w="160"/>
+              <w:bottom w:type="dxa" w:w="120"/>
+              <w:right w:type="dxa" w:w="160"/>
+            </w:tcMar>
+            <w:vAlign w:val="center"/>
           </w:tcPr>
           <w:p>
             <w:pPr>
-              <w:spacing w:before="80" w:after="80"/>
-              <w:ind w:left="72"/>
+              <w:spacing w:before="40" w:after="40"/>
             </w:pPr>
             <w:r>
               <w:rPr>
-                <w:rFonts w:ascii="Arial" w:hAnsi="Arial"/>
+                <w:rFonts w:ascii="Calibri" w:hAnsi="Calibri"/>
                 <w:b/>
                 <w:color w:val="FFFFFF"/>
-                <w:sz w:val="20"/>
+                <w:sz w:val="22"/>
               </w:rPr>
               <w:t>Ph 2</w:t>
               <w:br/>
-              <w:t>Portal &amp;</w:t>
-              <w:br/>
-              <w:t>Health</w:t>
+              <w:t>Portal &amp; Health</w:t>
             </w:r>
           </w:p>
         </w:tc>
         <w:tc>
           <w:tcPr>
-            <w:tcW w:type="dxa" w:w="1008"/>
-            <w:shd w:val="clear" w:color="auto" w:fill="1B3A6B"/>
+            <w:tcW w:type="dxa" w:w="1296"/>
+            <w:tcBorders>
+              <w:top w:val="single" w:sz="4" w:color="E2E8F0"/>
+              <w:left w:val="single" w:sz="4" w:color="E2E8F0"/>
+              <w:bottom w:val="single" w:sz="4" w:color="E2E8F0"/>
+              <w:right w:val="single" w:sz="4" w:color="E2E8F0"/>
+            </w:tcBorders>
+            <w:shd w:val="clear" w:color="auto" w:fill="0B1F3A"/>
+            <w:tcMar>
+              <w:top w:type="dxa" w:w="120"/>
+              <w:left w:type="dxa" w:w="160"/>
+              <w:bottom w:type="dxa" w:w="120"/>
+              <w:right w:type="dxa" w:w="160"/>
+            </w:tcMar>
+            <w:vAlign w:val="center"/>
           </w:tcPr>
           <w:p>
             <w:pPr>
-              <w:spacing w:before="80" w:after="80"/>
-              <w:ind w:left="72"/>
+              <w:spacing w:before="40" w:after="40"/>
             </w:pPr>
             <w:r>
               <w:rPr>
-                <w:rFonts w:ascii="Arial" w:hAnsi="Arial"/>
+                <w:rFonts w:ascii="Calibri" w:hAnsi="Calibri"/>
                 <w:b/>
                 <w:color w:val="FFFFFF"/>
-                <w:sz w:val="20"/>
+                <w:sz w:val="22"/>
               </w:rPr>
               <w:t>Ph 3</w:t>
               <w:br/>
@@ -702,45 +839,67 @@
         </w:tc>
         <w:tc>
           <w:tcPr>
-            <w:tcW w:type="dxa" w:w="1008"/>
-            <w:shd w:val="clear" w:color="auto" w:fill="1B3A6B"/>
+            <w:tcW w:type="dxa" w:w="1440"/>
+            <w:tcBorders>
+              <w:top w:val="single" w:sz="4" w:color="E2E8F0"/>
+              <w:left w:val="single" w:sz="4" w:color="E2E8F0"/>
+              <w:bottom w:val="single" w:sz="4" w:color="E2E8F0"/>
+              <w:right w:val="single" w:sz="4" w:color="E2E8F0"/>
+            </w:tcBorders>
+            <w:shd w:val="clear" w:color="auto" w:fill="0B1F3A"/>
+            <w:tcMar>
+              <w:top w:type="dxa" w:w="120"/>
+              <w:left w:type="dxa" w:w="160"/>
+              <w:bottom w:type="dxa" w:w="120"/>
+              <w:right w:type="dxa" w:w="160"/>
+            </w:tcMar>
+            <w:vAlign w:val="center"/>
           </w:tcPr>
           <w:p>
             <w:pPr>
-              <w:spacing w:before="80" w:after="80"/>
-              <w:ind w:left="72"/>
+              <w:spacing w:before="40" w:after="40"/>
             </w:pPr>
             <w:r>
               <w:rPr>
-                <w:rFonts w:ascii="Arial" w:hAnsi="Arial"/>
+                <w:rFonts w:ascii="Calibri" w:hAnsi="Calibri"/>
                 <w:b/>
                 <w:color w:val="FFFFFF"/>
-                <w:sz w:val="20"/>
+                <w:sz w:val="22"/>
               </w:rPr>
               <w:t>Ph 4</w:t>
               <w:br/>
-              <w:t>Content</w:t>
-              <w:br/>
-              <w:t>&amp; ATF</w:t>
+              <w:t>Content &amp; ATF</w:t>
             </w:r>
           </w:p>
         </w:tc>
         <w:tc>
           <w:tcPr>
-            <w:tcW w:type="dxa" w:w="1080"/>
-            <w:shd w:val="clear" w:color="auto" w:fill="1B3A6B"/>
+            <w:tcW w:type="dxa" w:w="1152"/>
+            <w:tcBorders>
+              <w:top w:val="single" w:sz="4" w:color="E2E8F0"/>
+              <w:left w:val="single" w:sz="4" w:color="E2E8F0"/>
+              <w:bottom w:val="single" w:sz="4" w:color="E2E8F0"/>
+              <w:right w:val="single" w:sz="4" w:color="E2E8F0"/>
+            </w:tcBorders>
+            <w:shd w:val="clear" w:color="auto" w:fill="0B1F3A"/>
+            <w:tcMar>
+              <w:top w:type="dxa" w:w="120"/>
+              <w:left w:type="dxa" w:w="160"/>
+              <w:bottom w:type="dxa" w:w="120"/>
+              <w:right w:type="dxa" w:w="160"/>
+            </w:tcMar>
+            <w:vAlign w:val="center"/>
           </w:tcPr>
           <w:p>
             <w:pPr>
-              <w:spacing w:before="80" w:after="80"/>
-              <w:ind w:left="72"/>
+              <w:spacing w:before="40" w:after="40"/>
             </w:pPr>
             <w:r>
               <w:rPr>
-                <w:rFonts w:ascii="Arial" w:hAnsi="Arial"/>
+                <w:rFonts w:ascii="Calibri" w:hAnsi="Calibri"/>
                 <w:b/>
                 <w:color w:val="FFFFFF"/>
-                <w:sz w:val="20"/>
+                <w:sz w:val="22"/>
               </w:rPr>
               <w:t>TOTAL</w:t>
               <w:br/>
@@ -750,20 +909,32 @@
         </w:tc>
         <w:tc>
           <w:tcPr>
-            <w:tcW w:type="dxa" w:w="936"/>
-            <w:shd w:val="clear" w:color="auto" w:fill="1B3A6B"/>
+            <w:tcW w:type="dxa" w:w="1008"/>
+            <w:tcBorders>
+              <w:top w:val="single" w:sz="4" w:color="E2E8F0"/>
+              <w:left w:val="single" w:sz="4" w:color="E2E8F0"/>
+              <w:bottom w:val="single" w:sz="4" w:color="E2E8F0"/>
+              <w:right w:val="single" w:sz="4" w:color="E2E8F0"/>
+            </w:tcBorders>
+            <w:shd w:val="clear" w:color="auto" w:fill="0B1F3A"/>
+            <w:tcMar>
+              <w:top w:type="dxa" w:w="120"/>
+              <w:left w:type="dxa" w:w="160"/>
+              <w:bottom w:type="dxa" w:w="120"/>
+              <w:right w:type="dxa" w:w="160"/>
+            </w:tcMar>
+            <w:vAlign w:val="center"/>
           </w:tcPr>
           <w:p>
             <w:pPr>
-              <w:spacing w:before="80" w:after="80"/>
-              <w:ind w:left="72"/>
+              <w:spacing w:before="40" w:after="40"/>
             </w:pPr>
             <w:r>
               <w:rPr>
-                <w:rFonts w:ascii="Arial" w:hAnsi="Arial"/>
+                <w:rFonts w:ascii="Calibri" w:hAnsi="Calibri"/>
                 <w:b/>
                 <w:color w:val="FFFFFF"/>
-                <w:sz w:val="20"/>
+                <w:sz w:val="22"/>
               </w:rPr>
               <w:t>FTE</w:t>
               <w:br/>
@@ -775,19 +946,30 @@
       <w:tr>
         <w:tc>
           <w:tcPr>
-            <w:tcW w:type="dxa" w:w="2880"/>
-            <w:shd w:val="clear" w:color="auto" w:fill="F2F2F2"/>
+            <w:tcW w:type="dxa" w:w="3600"/>
+            <w:tcBorders>
+              <w:top w:val="single" w:sz="4" w:color="E2E8F0"/>
+              <w:left w:val="single" w:sz="4" w:color="E2E8F0"/>
+              <w:bottom w:val="single" w:sz="4" w:color="E2E8F0"/>
+              <w:right w:val="single" w:sz="4" w:color="E2E8F0"/>
+            </w:tcBorders>
+            <w:shd w:val="clear" w:color="auto" w:fill="F8FAFC"/>
+            <w:tcMar>
+              <w:top w:type="dxa" w:w="100"/>
+              <w:left w:type="dxa" w:w="160"/>
+              <w:bottom w:type="dxa" w:w="100"/>
+              <w:right w:type="dxa" w:w="160"/>
+            </w:tcMar>
+            <w:vAlign w:val="top"/>
           </w:tcPr>
           <w:p>
             <w:pPr>
-              <w:spacing w:before="60" w:after="60"/>
-              <w:ind w:left="72"/>
+              <w:spacing w:before="40" w:after="40"/>
             </w:pPr>
             <w:r>
               <w:rPr>
-                <w:rFonts w:ascii="Arial" w:hAnsi="Arial"/>
-                <w:color w:val="1F1F1F"/>
-                <w:sz w:val="19"/>
+                <w:rFonts w:ascii="Calibri" w:hAnsi="Calibri"/>
+                <w:sz w:val="20"/>
               </w:rPr>
               <w:t>Lead Architect / App Developer</w:t>
             </w:r>
@@ -795,19 +977,30 @@
         </w:tc>
         <w:tc>
           <w:tcPr>
-            <w:tcW w:type="dxa" w:w="864"/>
-            <w:shd w:val="clear" w:color="auto" w:fill="F2F2F2"/>
+            <w:tcW w:type="dxa" w:w="1080"/>
+            <w:tcBorders>
+              <w:top w:val="single" w:sz="4" w:color="E2E8F0"/>
+              <w:left w:val="single" w:sz="4" w:color="E2E8F0"/>
+              <w:bottom w:val="single" w:sz="4" w:color="E2E8F0"/>
+              <w:right w:val="single" w:sz="4" w:color="E2E8F0"/>
+            </w:tcBorders>
+            <w:shd w:val="clear" w:color="auto" w:fill="F8FAFC"/>
+            <w:tcMar>
+              <w:top w:type="dxa" w:w="100"/>
+              <w:left w:type="dxa" w:w="160"/>
+              <w:bottom w:type="dxa" w:w="100"/>
+              <w:right w:type="dxa" w:w="160"/>
+            </w:tcMar>
+            <w:vAlign w:val="top"/>
           </w:tcPr>
           <w:p>
             <w:pPr>
-              <w:spacing w:before="60" w:after="60"/>
-              <w:ind w:left="72"/>
+              <w:spacing w:before="40" w:after="40"/>
             </w:pPr>
             <w:r>
               <w:rPr>
-                <w:rFonts w:ascii="Arial" w:hAnsi="Arial"/>
-                <w:color w:val="1F1F1F"/>
-                <w:sz w:val="19"/>
+                <w:rFonts w:ascii="Calibri" w:hAnsi="Calibri"/>
+                <w:sz w:val="20"/>
               </w:rPr>
               <w:t>8</w:t>
             </w:r>
@@ -815,19 +1008,30 @@
         </w:tc>
         <w:tc>
           <w:tcPr>
-            <w:tcW w:type="dxa" w:w="864"/>
-            <w:shd w:val="clear" w:color="auto" w:fill="F2F2F2"/>
+            <w:tcW w:type="dxa" w:w="1080"/>
+            <w:tcBorders>
+              <w:top w:val="single" w:sz="4" w:color="E2E8F0"/>
+              <w:left w:val="single" w:sz="4" w:color="E2E8F0"/>
+              <w:bottom w:val="single" w:sz="4" w:color="E2E8F0"/>
+              <w:right w:val="single" w:sz="4" w:color="E2E8F0"/>
+            </w:tcBorders>
+            <w:shd w:val="clear" w:color="auto" w:fill="F8FAFC"/>
+            <w:tcMar>
+              <w:top w:type="dxa" w:w="100"/>
+              <w:left w:type="dxa" w:w="160"/>
+              <w:bottom w:type="dxa" w:w="100"/>
+              <w:right w:type="dxa" w:w="160"/>
+            </w:tcMar>
+            <w:vAlign w:val="top"/>
           </w:tcPr>
           <w:p>
             <w:pPr>
-              <w:spacing w:before="60" w:after="60"/>
-              <w:ind w:left="72"/>
+              <w:spacing w:before="40" w:after="40"/>
             </w:pPr>
             <w:r>
               <w:rPr>
-                <w:rFonts w:ascii="Arial" w:hAnsi="Arial"/>
-                <w:color w:val="1F1F1F"/>
-                <w:sz w:val="19"/>
+                <w:rFonts w:ascii="Calibri" w:hAnsi="Calibri"/>
+                <w:sz w:val="20"/>
               </w:rPr>
               <w:t>200</w:t>
             </w:r>
@@ -835,19 +1039,30 @@
         </w:tc>
         <w:tc>
           <w:tcPr>
-            <w:tcW w:type="dxa" w:w="1008"/>
-            <w:shd w:val="clear" w:color="auto" w:fill="F2F2F2"/>
+            <w:tcW w:type="dxa" w:w="1584"/>
+            <w:tcBorders>
+              <w:top w:val="single" w:sz="4" w:color="E2E8F0"/>
+              <w:left w:val="single" w:sz="4" w:color="E2E8F0"/>
+              <w:bottom w:val="single" w:sz="4" w:color="E2E8F0"/>
+              <w:right w:val="single" w:sz="4" w:color="E2E8F0"/>
+            </w:tcBorders>
+            <w:shd w:val="clear" w:color="auto" w:fill="F8FAFC"/>
+            <w:tcMar>
+              <w:top w:type="dxa" w:w="100"/>
+              <w:left w:type="dxa" w:w="160"/>
+              <w:bottom w:type="dxa" w:w="100"/>
+              <w:right w:type="dxa" w:w="160"/>
+            </w:tcMar>
+            <w:vAlign w:val="top"/>
           </w:tcPr>
           <w:p>
             <w:pPr>
-              <w:spacing w:before="60" w:after="60"/>
-              <w:ind w:left="72"/>
+              <w:spacing w:before="40" w:after="40"/>
             </w:pPr>
             <w:r>
               <w:rPr>
-                <w:rFonts w:ascii="Arial" w:hAnsi="Arial"/>
-                <w:color w:val="1F1F1F"/>
-                <w:sz w:val="19"/>
+                <w:rFonts w:ascii="Calibri" w:hAnsi="Calibri"/>
+                <w:sz w:val="20"/>
               </w:rPr>
               <w:t>200</w:t>
             </w:r>
@@ -855,19 +1070,30 @@
         </w:tc>
         <w:tc>
           <w:tcPr>
-            <w:tcW w:type="dxa" w:w="1008"/>
-            <w:shd w:val="clear" w:color="auto" w:fill="F2F2F2"/>
+            <w:tcW w:type="dxa" w:w="1296"/>
+            <w:tcBorders>
+              <w:top w:val="single" w:sz="4" w:color="E2E8F0"/>
+              <w:left w:val="single" w:sz="4" w:color="E2E8F0"/>
+              <w:bottom w:val="single" w:sz="4" w:color="E2E8F0"/>
+              <w:right w:val="single" w:sz="4" w:color="E2E8F0"/>
+            </w:tcBorders>
+            <w:shd w:val="clear" w:color="auto" w:fill="F8FAFC"/>
+            <w:tcMar>
+              <w:top w:type="dxa" w:w="100"/>
+              <w:left w:type="dxa" w:w="160"/>
+              <w:bottom w:type="dxa" w:w="100"/>
+              <w:right w:type="dxa" w:w="160"/>
+            </w:tcMar>
+            <w:vAlign w:val="top"/>
           </w:tcPr>
           <w:p>
             <w:pPr>
-              <w:spacing w:before="60" w:after="60"/>
-              <w:ind w:left="72"/>
+              <w:spacing w:before="40" w:after="40"/>
             </w:pPr>
             <w:r>
               <w:rPr>
-                <w:rFonts w:ascii="Arial" w:hAnsi="Arial"/>
-                <w:color w:val="1F1F1F"/>
-                <w:sz w:val="19"/>
+                <w:rFonts w:ascii="Calibri" w:hAnsi="Calibri"/>
+                <w:sz w:val="20"/>
               </w:rPr>
               <w:t>160</w:t>
             </w:r>
@@ -875,19 +1101,30 @@
         </w:tc>
         <w:tc>
           <w:tcPr>
-            <w:tcW w:type="dxa" w:w="1008"/>
-            <w:shd w:val="clear" w:color="auto" w:fill="F2F2F2"/>
+            <w:tcW w:type="dxa" w:w="1440"/>
+            <w:tcBorders>
+              <w:top w:val="single" w:sz="4" w:color="E2E8F0"/>
+              <w:left w:val="single" w:sz="4" w:color="E2E8F0"/>
+              <w:bottom w:val="single" w:sz="4" w:color="E2E8F0"/>
+              <w:right w:val="single" w:sz="4" w:color="E2E8F0"/>
+            </w:tcBorders>
+            <w:shd w:val="clear" w:color="auto" w:fill="F8FAFC"/>
+            <w:tcMar>
+              <w:top w:type="dxa" w:w="100"/>
+              <w:left w:type="dxa" w:w="160"/>
+              <w:bottom w:type="dxa" w:w="100"/>
+              <w:right w:type="dxa" w:w="160"/>
+            </w:tcMar>
+            <w:vAlign w:val="top"/>
           </w:tcPr>
           <w:p>
             <w:pPr>
-              <w:spacing w:before="60" w:after="60"/>
-              <w:ind w:left="72"/>
+              <w:spacing w:before="40" w:after="40"/>
             </w:pPr>
             <w:r>
               <w:rPr>
-                <w:rFonts w:ascii="Arial" w:hAnsi="Arial"/>
-                <w:color w:val="1F1F1F"/>
-                <w:sz w:val="19"/>
+                <w:rFonts w:ascii="Calibri" w:hAnsi="Calibri"/>
+                <w:sz w:val="20"/>
               </w:rPr>
               <w:t>80</w:t>
             </w:r>
@@ -895,19 +1132,30 @@
         </w:tc>
         <w:tc>
           <w:tcPr>
-            <w:tcW w:type="dxa" w:w="1080"/>
-            <w:shd w:val="clear" w:color="auto" w:fill="F2F2F2"/>
+            <w:tcW w:type="dxa" w:w="1152"/>
+            <w:tcBorders>
+              <w:top w:val="single" w:sz="4" w:color="E2E8F0"/>
+              <w:left w:val="single" w:sz="4" w:color="E2E8F0"/>
+              <w:bottom w:val="single" w:sz="4" w:color="E2E8F0"/>
+              <w:right w:val="single" w:sz="4" w:color="E2E8F0"/>
+            </w:tcBorders>
+            <w:shd w:val="clear" w:color="auto" w:fill="F8FAFC"/>
+            <w:tcMar>
+              <w:top w:type="dxa" w:w="100"/>
+              <w:left w:type="dxa" w:w="160"/>
+              <w:bottom w:type="dxa" w:w="100"/>
+              <w:right w:type="dxa" w:w="160"/>
+            </w:tcMar>
+            <w:vAlign w:val="top"/>
           </w:tcPr>
           <w:p>
             <w:pPr>
-              <w:spacing w:before="60" w:after="60"/>
-              <w:ind w:left="72"/>
+              <w:spacing w:before="40" w:after="40"/>
             </w:pPr>
             <w:r>
               <w:rPr>
-                <w:rFonts w:ascii="Arial" w:hAnsi="Arial"/>
-                <w:color w:val="1F1F1F"/>
-                <w:sz w:val="19"/>
+                <w:rFonts w:ascii="Calibri" w:hAnsi="Calibri"/>
+                <w:sz w:val="20"/>
               </w:rPr>
               <w:t>648</w:t>
             </w:r>
@@ -915,19 +1163,30 @@
         </w:tc>
         <w:tc>
           <w:tcPr>
-            <w:tcW w:type="dxa" w:w="936"/>
-            <w:shd w:val="clear" w:color="auto" w:fill="F2F2F2"/>
+            <w:tcW w:type="dxa" w:w="1008"/>
+            <w:tcBorders>
+              <w:top w:val="single" w:sz="4" w:color="E2E8F0"/>
+              <w:left w:val="single" w:sz="4" w:color="E2E8F0"/>
+              <w:bottom w:val="single" w:sz="4" w:color="E2E8F0"/>
+              <w:right w:val="single" w:sz="4" w:color="E2E8F0"/>
+            </w:tcBorders>
+            <w:shd w:val="clear" w:color="auto" w:fill="F8FAFC"/>
+            <w:tcMar>
+              <w:top w:type="dxa" w:w="100"/>
+              <w:left w:type="dxa" w:w="160"/>
+              <w:bottom w:type="dxa" w:w="100"/>
+              <w:right w:type="dxa" w:w="160"/>
+            </w:tcMar>
+            <w:vAlign w:val="top"/>
           </w:tcPr>
           <w:p>
             <w:pPr>
-              <w:spacing w:before="60" w:after="60"/>
-              <w:ind w:left="72"/>
+              <w:spacing w:before="40" w:after="40"/>
             </w:pPr>
             <w:r>
               <w:rPr>
-                <w:rFonts w:ascii="Arial" w:hAnsi="Arial"/>
-                <w:color w:val="1F1F1F"/>
-                <w:sz w:val="19"/>
+                <w:rFonts w:ascii="Calibri" w:hAnsi="Calibri"/>
+                <w:sz w:val="20"/>
               </w:rPr>
               <w:t>16.2</w:t>
             </w:r>
@@ -937,19 +1196,29 @@
       <w:tr>
         <w:tc>
           <w:tcPr>
-            <w:tcW w:type="dxa" w:w="2880"/>
-            <w:shd w:val="clear" w:color="auto" w:fill="FFFFFF"/>
+            <w:tcW w:type="dxa" w:w="3600"/>
+            <w:tcBorders>
+              <w:top w:val="single" w:sz="4" w:color="E2E8F0"/>
+              <w:left w:val="single" w:sz="4" w:color="E2E8F0"/>
+              <w:bottom w:val="single" w:sz="4" w:color="E2E8F0"/>
+              <w:right w:val="single" w:sz="4" w:color="E2E8F0"/>
+            </w:tcBorders>
+            <w:tcMar>
+              <w:top w:type="dxa" w:w="100"/>
+              <w:left w:type="dxa" w:w="160"/>
+              <w:bottom w:type="dxa" w:w="100"/>
+              <w:right w:type="dxa" w:w="160"/>
+            </w:tcMar>
+            <w:vAlign w:val="top"/>
           </w:tcPr>
           <w:p>
             <w:pPr>
-              <w:spacing w:before="60" w:after="60"/>
-              <w:ind w:left="72"/>
+              <w:spacing w:before="40" w:after="40"/>
             </w:pPr>
             <w:r>
               <w:rPr>
-                <w:rFonts w:ascii="Arial" w:hAnsi="Arial"/>
-                <w:color w:val="1F1F1F"/>
-                <w:sz w:val="19"/>
+                <w:rFonts w:ascii="Calibri" w:hAnsi="Calibri"/>
+                <w:sz w:val="20"/>
               </w:rPr>
               <w:t>Delivery Manager</w:t>
             </w:r>
@@ -957,19 +1226,29 @@
         </w:tc>
         <w:tc>
           <w:tcPr>
-            <w:tcW w:type="dxa" w:w="864"/>
-            <w:shd w:val="clear" w:color="auto" w:fill="FFFFFF"/>
+            <w:tcW w:type="dxa" w:w="1080"/>
+            <w:tcBorders>
+              <w:top w:val="single" w:sz="4" w:color="E2E8F0"/>
+              <w:left w:val="single" w:sz="4" w:color="E2E8F0"/>
+              <w:bottom w:val="single" w:sz="4" w:color="E2E8F0"/>
+              <w:right w:val="single" w:sz="4" w:color="E2E8F0"/>
+            </w:tcBorders>
+            <w:tcMar>
+              <w:top w:type="dxa" w:w="100"/>
+              <w:left w:type="dxa" w:w="160"/>
+              <w:bottom w:type="dxa" w:w="100"/>
+              <w:right w:type="dxa" w:w="160"/>
+            </w:tcMar>
+            <w:vAlign w:val="top"/>
           </w:tcPr>
           <w:p>
             <w:pPr>
-              <w:spacing w:before="60" w:after="60"/>
-              <w:ind w:left="72"/>
+              <w:spacing w:before="40" w:after="40"/>
             </w:pPr>
             <w:r>
               <w:rPr>
-                <w:rFonts w:ascii="Arial" w:hAnsi="Arial"/>
-                <w:color w:val="1F1F1F"/>
-                <w:sz w:val="19"/>
+                <w:rFonts w:ascii="Calibri" w:hAnsi="Calibri"/>
+                <w:sz w:val="20"/>
               </w:rPr>
               <w:t>8</w:t>
             </w:r>
@@ -977,19 +1256,29 @@
         </w:tc>
         <w:tc>
           <w:tcPr>
-            <w:tcW w:type="dxa" w:w="864"/>
-            <w:shd w:val="clear" w:color="auto" w:fill="FFFFFF"/>
+            <w:tcW w:type="dxa" w:w="1080"/>
+            <w:tcBorders>
+              <w:top w:val="single" w:sz="4" w:color="E2E8F0"/>
+              <w:left w:val="single" w:sz="4" w:color="E2E8F0"/>
+              <w:bottom w:val="single" w:sz="4" w:color="E2E8F0"/>
+              <w:right w:val="single" w:sz="4" w:color="E2E8F0"/>
+            </w:tcBorders>
+            <w:tcMar>
+              <w:top w:type="dxa" w:w="100"/>
+              <w:left w:type="dxa" w:w="160"/>
+              <w:bottom w:type="dxa" w:w="100"/>
+              <w:right w:type="dxa" w:w="160"/>
+            </w:tcMar>
+            <w:vAlign w:val="top"/>
           </w:tcPr>
           <w:p>
             <w:pPr>
-              <w:spacing w:before="60" w:after="60"/>
-              <w:ind w:left="72"/>
+              <w:spacing w:before="40" w:after="40"/>
             </w:pPr>
             <w:r>
               <w:rPr>
-                <w:rFonts w:ascii="Arial" w:hAnsi="Arial"/>
-                <w:color w:val="1F1F1F"/>
-                <w:sz w:val="19"/>
+                <w:rFonts w:ascii="Calibri" w:hAnsi="Calibri"/>
+                <w:sz w:val="20"/>
               </w:rPr>
               <w:t>40</w:t>
             </w:r>
@@ -997,19 +1286,29 @@
         </w:tc>
         <w:tc>
           <w:tcPr>
-            <w:tcW w:type="dxa" w:w="1008"/>
-            <w:shd w:val="clear" w:color="auto" w:fill="FFFFFF"/>
+            <w:tcW w:type="dxa" w:w="1584"/>
+            <w:tcBorders>
+              <w:top w:val="single" w:sz="4" w:color="E2E8F0"/>
+              <w:left w:val="single" w:sz="4" w:color="E2E8F0"/>
+              <w:bottom w:val="single" w:sz="4" w:color="E2E8F0"/>
+              <w:right w:val="single" w:sz="4" w:color="E2E8F0"/>
+            </w:tcBorders>
+            <w:tcMar>
+              <w:top w:type="dxa" w:w="100"/>
+              <w:left w:type="dxa" w:w="160"/>
+              <w:bottom w:type="dxa" w:w="100"/>
+              <w:right w:type="dxa" w:w="160"/>
+            </w:tcMar>
+            <w:vAlign w:val="top"/>
           </w:tcPr>
           <w:p>
             <w:pPr>
-              <w:spacing w:before="60" w:after="60"/>
-              <w:ind w:left="72"/>
+              <w:spacing w:before="40" w:after="40"/>
             </w:pPr>
             <w:r>
               <w:rPr>
-                <w:rFonts w:ascii="Arial" w:hAnsi="Arial"/>
-                <w:color w:val="1F1F1F"/>
-                <w:sz w:val="19"/>
+                <w:rFonts w:ascii="Calibri" w:hAnsi="Calibri"/>
+                <w:sz w:val="20"/>
               </w:rPr>
               <w:t>40</w:t>
             </w:r>
@@ -1017,19 +1316,29 @@
         </w:tc>
         <w:tc>
           <w:tcPr>
-            <w:tcW w:type="dxa" w:w="1008"/>
-            <w:shd w:val="clear" w:color="auto" w:fill="FFFFFF"/>
+            <w:tcW w:type="dxa" w:w="1296"/>
+            <w:tcBorders>
+              <w:top w:val="single" w:sz="4" w:color="E2E8F0"/>
+              <w:left w:val="single" w:sz="4" w:color="E2E8F0"/>
+              <w:bottom w:val="single" w:sz="4" w:color="E2E8F0"/>
+              <w:right w:val="single" w:sz="4" w:color="E2E8F0"/>
+            </w:tcBorders>
+            <w:tcMar>
+              <w:top w:type="dxa" w:w="100"/>
+              <w:left w:type="dxa" w:w="160"/>
+              <w:bottom w:type="dxa" w:w="100"/>
+              <w:right w:type="dxa" w:w="160"/>
+            </w:tcMar>
+            <w:vAlign w:val="top"/>
           </w:tcPr>
           <w:p>
             <w:pPr>
-              <w:spacing w:before="60" w:after="60"/>
-              <w:ind w:left="72"/>
+              <w:spacing w:before="40" w:after="40"/>
             </w:pPr>
             <w:r>
               <w:rPr>
-                <w:rFonts w:ascii="Arial" w:hAnsi="Arial"/>
-                <w:color w:val="1F1F1F"/>
-                <w:sz w:val="19"/>
+                <w:rFonts w:ascii="Calibri" w:hAnsi="Calibri"/>
+                <w:sz w:val="20"/>
               </w:rPr>
               <w:t>32</w:t>
             </w:r>
@@ -1037,19 +1346,29 @@
         </w:tc>
         <w:tc>
           <w:tcPr>
-            <w:tcW w:type="dxa" w:w="1008"/>
-            <w:shd w:val="clear" w:color="auto" w:fill="FFFFFF"/>
+            <w:tcW w:type="dxa" w:w="1440"/>
+            <w:tcBorders>
+              <w:top w:val="single" w:sz="4" w:color="E2E8F0"/>
+              <w:left w:val="single" w:sz="4" w:color="E2E8F0"/>
+              <w:bottom w:val="single" w:sz="4" w:color="E2E8F0"/>
+              <w:right w:val="single" w:sz="4" w:color="E2E8F0"/>
+            </w:tcBorders>
+            <w:tcMar>
+              <w:top w:type="dxa" w:w="100"/>
+              <w:left w:type="dxa" w:w="160"/>
+              <w:bottom w:type="dxa" w:w="100"/>
+              <w:right w:type="dxa" w:w="160"/>
+            </w:tcMar>
+            <w:vAlign w:val="top"/>
           </w:tcPr>
           <w:p>
             <w:pPr>
-              <w:spacing w:before="60" w:after="60"/>
-              <w:ind w:left="72"/>
+              <w:spacing w:before="40" w:after="40"/>
             </w:pPr>
             <w:r>
               <w:rPr>
-                <w:rFonts w:ascii="Arial" w:hAnsi="Arial"/>
-                <w:color w:val="1F1F1F"/>
-                <w:sz w:val="19"/>
+                <w:rFonts w:ascii="Calibri" w:hAnsi="Calibri"/>
+                <w:sz w:val="20"/>
               </w:rPr>
               <w:t>120</w:t>
             </w:r>
@@ -1057,19 +1376,29 @@
         </w:tc>
         <w:tc>
           <w:tcPr>
-            <w:tcW w:type="dxa" w:w="1080"/>
-            <w:shd w:val="clear" w:color="auto" w:fill="FFFFFF"/>
+            <w:tcW w:type="dxa" w:w="1152"/>
+            <w:tcBorders>
+              <w:top w:val="single" w:sz="4" w:color="E2E8F0"/>
+              <w:left w:val="single" w:sz="4" w:color="E2E8F0"/>
+              <w:bottom w:val="single" w:sz="4" w:color="E2E8F0"/>
+              <w:right w:val="single" w:sz="4" w:color="E2E8F0"/>
+            </w:tcBorders>
+            <w:tcMar>
+              <w:top w:type="dxa" w:w="100"/>
+              <w:left w:type="dxa" w:w="160"/>
+              <w:bottom w:type="dxa" w:w="100"/>
+              <w:right w:type="dxa" w:w="160"/>
+            </w:tcMar>
+            <w:vAlign w:val="top"/>
           </w:tcPr>
           <w:p>
             <w:pPr>
-              <w:spacing w:before="60" w:after="60"/>
-              <w:ind w:left="72"/>
+              <w:spacing w:before="40" w:after="40"/>
             </w:pPr>
             <w:r>
               <w:rPr>
-                <w:rFonts w:ascii="Arial" w:hAnsi="Arial"/>
-                <w:color w:val="1F1F1F"/>
-                <w:sz w:val="19"/>
+                <w:rFonts w:ascii="Calibri" w:hAnsi="Calibri"/>
+                <w:sz w:val="20"/>
               </w:rPr>
               <w:t>240</w:t>
             </w:r>
@@ -1077,19 +1406,29 @@
         </w:tc>
         <w:tc>
           <w:tcPr>
-            <w:tcW w:type="dxa" w:w="936"/>
-            <w:shd w:val="clear" w:color="auto" w:fill="FFFFFF"/>
+            <w:tcW w:type="dxa" w:w="1008"/>
+            <w:tcBorders>
+              <w:top w:val="single" w:sz="4" w:color="E2E8F0"/>
+              <w:left w:val="single" w:sz="4" w:color="E2E8F0"/>
+              <w:bottom w:val="single" w:sz="4" w:color="E2E8F0"/>
+              <w:right w:val="single" w:sz="4" w:color="E2E8F0"/>
+            </w:tcBorders>
+            <w:tcMar>
+              <w:top w:type="dxa" w:w="100"/>
+              <w:left w:type="dxa" w:w="160"/>
+              <w:bottom w:type="dxa" w:w="100"/>
+              <w:right w:type="dxa" w:w="160"/>
+            </w:tcMar>
+            <w:vAlign w:val="top"/>
           </w:tcPr>
           <w:p>
             <w:pPr>
-              <w:spacing w:before="60" w:after="60"/>
-              <w:ind w:left="72"/>
+              <w:spacing w:before="40" w:after="40"/>
             </w:pPr>
             <w:r>
               <w:rPr>
-                <w:rFonts w:ascii="Arial" w:hAnsi="Arial"/>
-                <w:color w:val="1F1F1F"/>
-                <w:sz w:val="19"/>
+                <w:rFonts w:ascii="Calibri" w:hAnsi="Calibri"/>
+                <w:sz w:val="20"/>
               </w:rPr>
               <w:t>6.0</w:t>
             </w:r>
@@ -1099,19 +1438,30 @@
       <w:tr>
         <w:tc>
           <w:tcPr>
-            <w:tcW w:type="dxa" w:w="2880"/>
-            <w:shd w:val="clear" w:color="auto" w:fill="F2F2F2"/>
+            <w:tcW w:type="dxa" w:w="3600"/>
+            <w:tcBorders>
+              <w:top w:val="single" w:sz="4" w:color="E2E8F0"/>
+              <w:left w:val="single" w:sz="4" w:color="E2E8F0"/>
+              <w:bottom w:val="single" w:sz="4" w:color="E2E8F0"/>
+              <w:right w:val="single" w:sz="4" w:color="E2E8F0"/>
+            </w:tcBorders>
+            <w:shd w:val="clear" w:color="auto" w:fill="F8FAFC"/>
+            <w:tcMar>
+              <w:top w:type="dxa" w:w="100"/>
+              <w:left w:type="dxa" w:w="160"/>
+              <w:bottom w:type="dxa" w:w="100"/>
+              <w:right w:type="dxa" w:w="160"/>
+            </w:tcMar>
+            <w:vAlign w:val="top"/>
           </w:tcPr>
           <w:p>
             <w:pPr>
-              <w:spacing w:before="60" w:after="60"/>
-              <w:ind w:left="72"/>
+              <w:spacing w:before="40" w:after="40"/>
             </w:pPr>
             <w:r>
               <w:rPr>
-                <w:rFonts w:ascii="Arial" w:hAnsi="Arial"/>
-                <w:color w:val="1F1F1F"/>
-                <w:sz w:val="19"/>
+                <w:rFonts w:ascii="Calibri" w:hAnsi="Calibri"/>
+                <w:sz w:val="20"/>
               </w:rPr>
               <w:t>Content / Methodology Owner</w:t>
             </w:r>
@@ -1119,19 +1469,30 @@
         </w:tc>
         <w:tc>
           <w:tcPr>
-            <w:tcW w:type="dxa" w:w="864"/>
-            <w:shd w:val="clear" w:color="auto" w:fill="F2F2F2"/>
+            <w:tcW w:type="dxa" w:w="1080"/>
+            <w:tcBorders>
+              <w:top w:val="single" w:sz="4" w:color="E2E8F0"/>
+              <w:left w:val="single" w:sz="4" w:color="E2E8F0"/>
+              <w:bottom w:val="single" w:sz="4" w:color="E2E8F0"/>
+              <w:right w:val="single" w:sz="4" w:color="E2E8F0"/>
+            </w:tcBorders>
+            <w:shd w:val="clear" w:color="auto" w:fill="F8FAFC"/>
+            <w:tcMar>
+              <w:top w:type="dxa" w:w="100"/>
+              <w:left w:type="dxa" w:w="160"/>
+              <w:bottom w:type="dxa" w:w="100"/>
+              <w:right w:type="dxa" w:w="160"/>
+            </w:tcMar>
+            <w:vAlign w:val="top"/>
           </w:tcPr>
           <w:p>
             <w:pPr>
-              <w:spacing w:before="60" w:after="60"/>
-              <w:ind w:left="72"/>
+              <w:spacing w:before="40" w:after="40"/>
             </w:pPr>
             <w:r>
               <w:rPr>
-                <w:rFonts w:ascii="Arial" w:hAnsi="Arial"/>
-                <w:color w:val="1F1F1F"/>
-                <w:sz w:val="19"/>
+                <w:rFonts w:ascii="Calibri" w:hAnsi="Calibri"/>
+                <w:sz w:val="20"/>
               </w:rPr>
               <w:t>4</w:t>
             </w:r>
@@ -1139,19 +1500,30 @@
         </w:tc>
         <w:tc>
           <w:tcPr>
-            <w:tcW w:type="dxa" w:w="864"/>
-            <w:shd w:val="clear" w:color="auto" w:fill="F2F2F2"/>
+            <w:tcW w:type="dxa" w:w="1080"/>
+            <w:tcBorders>
+              <w:top w:val="single" w:sz="4" w:color="E2E8F0"/>
+              <w:left w:val="single" w:sz="4" w:color="E2E8F0"/>
+              <w:bottom w:val="single" w:sz="4" w:color="E2E8F0"/>
+              <w:right w:val="single" w:sz="4" w:color="E2E8F0"/>
+            </w:tcBorders>
+            <w:shd w:val="clear" w:color="auto" w:fill="F8FAFC"/>
+            <w:tcMar>
+              <w:top w:type="dxa" w:w="100"/>
+              <w:left w:type="dxa" w:w="160"/>
+              <w:bottom w:type="dxa" w:w="100"/>
+              <w:right w:type="dxa" w:w="160"/>
+            </w:tcMar>
+            <w:vAlign w:val="top"/>
           </w:tcPr>
           <w:p>
             <w:pPr>
-              <w:spacing w:before="60" w:after="60"/>
-              <w:ind w:left="72"/>
+              <w:spacing w:before="40" w:after="40"/>
             </w:pPr>
             <w:r>
               <w:rPr>
-                <w:rFonts w:ascii="Arial" w:hAnsi="Arial"/>
-                <w:color w:val="1F1F1F"/>
-                <w:sz w:val="19"/>
+                <w:rFonts w:ascii="Calibri" w:hAnsi="Calibri"/>
+                <w:sz w:val="20"/>
               </w:rPr>
               <w:t>20</w:t>
             </w:r>
@@ -1159,19 +1531,30 @@
         </w:tc>
         <w:tc>
           <w:tcPr>
-            <w:tcW w:type="dxa" w:w="1008"/>
-            <w:shd w:val="clear" w:color="auto" w:fill="F2F2F2"/>
+            <w:tcW w:type="dxa" w:w="1584"/>
+            <w:tcBorders>
+              <w:top w:val="single" w:sz="4" w:color="E2E8F0"/>
+              <w:left w:val="single" w:sz="4" w:color="E2E8F0"/>
+              <w:bottom w:val="single" w:sz="4" w:color="E2E8F0"/>
+              <w:right w:val="single" w:sz="4" w:color="E2E8F0"/>
+            </w:tcBorders>
+            <w:shd w:val="clear" w:color="auto" w:fill="F8FAFC"/>
+            <w:tcMar>
+              <w:top w:type="dxa" w:w="100"/>
+              <w:left w:type="dxa" w:w="160"/>
+              <w:bottom w:type="dxa" w:w="100"/>
+              <w:right w:type="dxa" w:w="160"/>
+            </w:tcMar>
+            <w:vAlign w:val="top"/>
           </w:tcPr>
           <w:p>
             <w:pPr>
-              <w:spacing w:before="60" w:after="60"/>
-              <w:ind w:left="72"/>
+              <w:spacing w:before="40" w:after="40"/>
             </w:pPr>
             <w:r>
               <w:rPr>
-                <w:rFonts w:ascii="Arial" w:hAnsi="Arial"/>
-                <w:color w:val="1F1F1F"/>
-                <w:sz w:val="19"/>
+                <w:rFonts w:ascii="Calibri" w:hAnsi="Calibri"/>
+                <w:sz w:val="20"/>
               </w:rPr>
               <w:t>20</w:t>
             </w:r>
@@ -1179,19 +1562,30 @@
         </w:tc>
         <w:tc>
           <w:tcPr>
-            <w:tcW w:type="dxa" w:w="1008"/>
-            <w:shd w:val="clear" w:color="auto" w:fill="F2F2F2"/>
+            <w:tcW w:type="dxa" w:w="1296"/>
+            <w:tcBorders>
+              <w:top w:val="single" w:sz="4" w:color="E2E8F0"/>
+              <w:left w:val="single" w:sz="4" w:color="E2E8F0"/>
+              <w:bottom w:val="single" w:sz="4" w:color="E2E8F0"/>
+              <w:right w:val="single" w:sz="4" w:color="E2E8F0"/>
+            </w:tcBorders>
+            <w:shd w:val="clear" w:color="auto" w:fill="F8FAFC"/>
+            <w:tcMar>
+              <w:top w:type="dxa" w:w="100"/>
+              <w:left w:type="dxa" w:w="160"/>
+              <w:bottom w:type="dxa" w:w="100"/>
+              <w:right w:type="dxa" w:w="160"/>
+            </w:tcMar>
+            <w:vAlign w:val="top"/>
           </w:tcPr>
           <w:p>
             <w:pPr>
-              <w:spacing w:before="60" w:after="60"/>
-              <w:ind w:left="72"/>
+              <w:spacing w:before="40" w:after="40"/>
             </w:pPr>
             <w:r>
               <w:rPr>
-                <w:rFonts w:ascii="Arial" w:hAnsi="Arial"/>
-                <w:color w:val="1F1F1F"/>
-                <w:sz w:val="19"/>
+                <w:rFonts w:ascii="Calibri" w:hAnsi="Calibri"/>
+                <w:sz w:val="20"/>
               </w:rPr>
               <w:t>64</w:t>
             </w:r>
@@ -1199,19 +1593,30 @@
         </w:tc>
         <w:tc>
           <w:tcPr>
-            <w:tcW w:type="dxa" w:w="1008"/>
-            <w:shd w:val="clear" w:color="auto" w:fill="F2F2F2"/>
+            <w:tcW w:type="dxa" w:w="1440"/>
+            <w:tcBorders>
+              <w:top w:val="single" w:sz="4" w:color="E2E8F0"/>
+              <w:left w:val="single" w:sz="4" w:color="E2E8F0"/>
+              <w:bottom w:val="single" w:sz="4" w:color="E2E8F0"/>
+              <w:right w:val="single" w:sz="4" w:color="E2E8F0"/>
+            </w:tcBorders>
+            <w:shd w:val="clear" w:color="auto" w:fill="F8FAFC"/>
+            <w:tcMar>
+              <w:top w:type="dxa" w:w="100"/>
+              <w:left w:type="dxa" w:w="160"/>
+              <w:bottom w:type="dxa" w:w="100"/>
+              <w:right w:type="dxa" w:w="160"/>
+            </w:tcMar>
+            <w:vAlign w:val="top"/>
           </w:tcPr>
           <w:p>
             <w:pPr>
-              <w:spacing w:before="60" w:after="60"/>
-              <w:ind w:left="72"/>
+              <w:spacing w:before="40" w:after="40"/>
             </w:pPr>
             <w:r>
               <w:rPr>
-                <w:rFonts w:ascii="Arial" w:hAnsi="Arial"/>
-                <w:color w:val="1F1F1F"/>
-                <w:sz w:val="19"/>
+                <w:rFonts w:ascii="Calibri" w:hAnsi="Calibri"/>
+                <w:sz w:val="20"/>
               </w:rPr>
               <w:t>120</w:t>
             </w:r>
@@ -1219,19 +1624,30 @@
         </w:tc>
         <w:tc>
           <w:tcPr>
-            <w:tcW w:type="dxa" w:w="1080"/>
-            <w:shd w:val="clear" w:color="auto" w:fill="F2F2F2"/>
+            <w:tcW w:type="dxa" w:w="1152"/>
+            <w:tcBorders>
+              <w:top w:val="single" w:sz="4" w:color="E2E8F0"/>
+              <w:left w:val="single" w:sz="4" w:color="E2E8F0"/>
+              <w:bottom w:val="single" w:sz="4" w:color="E2E8F0"/>
+              <w:right w:val="single" w:sz="4" w:color="E2E8F0"/>
+            </w:tcBorders>
+            <w:shd w:val="clear" w:color="auto" w:fill="F8FAFC"/>
+            <w:tcMar>
+              <w:top w:type="dxa" w:w="100"/>
+              <w:left w:type="dxa" w:w="160"/>
+              <w:bottom w:type="dxa" w:w="100"/>
+              <w:right w:type="dxa" w:w="160"/>
+            </w:tcMar>
+            <w:vAlign w:val="top"/>
           </w:tcPr>
           <w:p>
             <w:pPr>
-              <w:spacing w:before="60" w:after="60"/>
-              <w:ind w:left="72"/>
+              <w:spacing w:before="40" w:after="40"/>
             </w:pPr>
             <w:r>
               <w:rPr>
-                <w:rFonts w:ascii="Arial" w:hAnsi="Arial"/>
-                <w:color w:val="1F1F1F"/>
-                <w:sz w:val="19"/>
+                <w:rFonts w:ascii="Calibri" w:hAnsi="Calibri"/>
+                <w:sz w:val="20"/>
               </w:rPr>
               <w:t>228</w:t>
             </w:r>
@@ -1239,19 +1655,30 @@
         </w:tc>
         <w:tc>
           <w:tcPr>
-            <w:tcW w:type="dxa" w:w="936"/>
-            <w:shd w:val="clear" w:color="auto" w:fill="F2F2F2"/>
+            <w:tcW w:type="dxa" w:w="1008"/>
+            <w:tcBorders>
+              <w:top w:val="single" w:sz="4" w:color="E2E8F0"/>
+              <w:left w:val="single" w:sz="4" w:color="E2E8F0"/>
+              <w:bottom w:val="single" w:sz="4" w:color="E2E8F0"/>
+              <w:right w:val="single" w:sz="4" w:color="E2E8F0"/>
+            </w:tcBorders>
+            <w:shd w:val="clear" w:color="auto" w:fill="F8FAFC"/>
+            <w:tcMar>
+              <w:top w:type="dxa" w:w="100"/>
+              <w:left w:type="dxa" w:w="160"/>
+              <w:bottom w:type="dxa" w:w="100"/>
+              <w:right w:type="dxa" w:w="160"/>
+            </w:tcMar>
+            <w:vAlign w:val="top"/>
           </w:tcPr>
           <w:p>
             <w:pPr>
-              <w:spacing w:before="60" w:after="60"/>
-              <w:ind w:left="72"/>
+              <w:spacing w:before="40" w:after="40"/>
             </w:pPr>
             <w:r>
               <w:rPr>
-                <w:rFonts w:ascii="Arial" w:hAnsi="Arial"/>
-                <w:color w:val="1F1F1F"/>
-                <w:sz w:val="19"/>
+                <w:rFonts w:ascii="Calibri" w:hAnsi="Calibri"/>
+                <w:sz w:val="20"/>
               </w:rPr>
               <w:t>5.7</w:t>
             </w:r>
@@ -1261,19 +1688,29 @@
       <w:tr>
         <w:tc>
           <w:tcPr>
-            <w:tcW w:type="dxa" w:w="2880"/>
-            <w:shd w:val="clear" w:color="auto" w:fill="FFFFFF"/>
+            <w:tcW w:type="dxa" w:w="3600"/>
+            <w:tcBorders>
+              <w:top w:val="single" w:sz="4" w:color="E2E8F0"/>
+              <w:left w:val="single" w:sz="4" w:color="E2E8F0"/>
+              <w:bottom w:val="single" w:sz="4" w:color="E2E8F0"/>
+              <w:right w:val="single" w:sz="4" w:color="E2E8F0"/>
+            </w:tcBorders>
+            <w:tcMar>
+              <w:top w:type="dxa" w:w="100"/>
+              <w:left w:type="dxa" w:w="160"/>
+              <w:bottom w:type="dxa" w:w="100"/>
+              <w:right w:type="dxa" w:w="160"/>
+            </w:tcMar>
+            <w:vAlign w:val="top"/>
           </w:tcPr>
           <w:p>
             <w:pPr>
-              <w:spacing w:before="60" w:after="60"/>
-              <w:ind w:left="72"/>
+              <w:spacing w:before="40" w:after="40"/>
             </w:pPr>
             <w:r>
               <w:rPr>
-                <w:rFonts w:ascii="Arial" w:hAnsi="Arial"/>
-                <w:color w:val="1F1F1F"/>
-                <w:sz w:val="19"/>
+                <w:rFonts w:ascii="Calibri" w:hAnsi="Calibri"/>
+                <w:sz w:val="20"/>
               </w:rPr>
               <w:t>QA / ATF Engineer</w:t>
             </w:r>
@@ -1281,19 +1718,29 @@
         </w:tc>
         <w:tc>
           <w:tcPr>
-            <w:tcW w:type="dxa" w:w="864"/>
-            <w:shd w:val="clear" w:color="auto" w:fill="FFFFFF"/>
+            <w:tcW w:type="dxa" w:w="1080"/>
+            <w:tcBorders>
+              <w:top w:val="single" w:sz="4" w:color="E2E8F0"/>
+              <w:left w:val="single" w:sz="4" w:color="E2E8F0"/>
+              <w:bottom w:val="single" w:sz="4" w:color="E2E8F0"/>
+              <w:right w:val="single" w:sz="4" w:color="E2E8F0"/>
+            </w:tcBorders>
+            <w:tcMar>
+              <w:top w:type="dxa" w:w="100"/>
+              <w:left w:type="dxa" w:w="160"/>
+              <w:bottom w:type="dxa" w:w="100"/>
+              <w:right w:type="dxa" w:w="160"/>
+            </w:tcMar>
+            <w:vAlign w:val="top"/>
           </w:tcPr>
           <w:p>
             <w:pPr>
-              <w:spacing w:before="60" w:after="60"/>
-              <w:ind w:left="72"/>
+              <w:spacing w:before="40" w:after="40"/>
             </w:pPr>
             <w:r>
               <w:rPr>
-                <w:rFonts w:ascii="Arial" w:hAnsi="Arial"/>
-                <w:color w:val="1F1F1F"/>
-                <w:sz w:val="19"/>
+                <w:rFonts w:ascii="Calibri" w:hAnsi="Calibri"/>
+                <w:sz w:val="20"/>
               </w:rPr>
               <w:t>0</w:t>
             </w:r>
@@ -1301,19 +1748,29 @@
         </w:tc>
         <w:tc>
           <w:tcPr>
-            <w:tcW w:type="dxa" w:w="864"/>
-            <w:shd w:val="clear" w:color="auto" w:fill="FFFFFF"/>
+            <w:tcW w:type="dxa" w:w="1080"/>
+            <w:tcBorders>
+              <w:top w:val="single" w:sz="4" w:color="E2E8F0"/>
+              <w:left w:val="single" w:sz="4" w:color="E2E8F0"/>
+              <w:bottom w:val="single" w:sz="4" w:color="E2E8F0"/>
+              <w:right w:val="single" w:sz="4" w:color="E2E8F0"/>
+            </w:tcBorders>
+            <w:tcMar>
+              <w:top w:type="dxa" w:w="100"/>
+              <w:left w:type="dxa" w:w="160"/>
+              <w:bottom w:type="dxa" w:w="100"/>
+              <w:right w:type="dxa" w:w="160"/>
+            </w:tcMar>
+            <w:vAlign w:val="top"/>
           </w:tcPr>
           <w:p>
             <w:pPr>
-              <w:spacing w:before="60" w:after="60"/>
-              <w:ind w:left="72"/>
+              <w:spacing w:before="40" w:after="40"/>
             </w:pPr>
             <w:r>
               <w:rPr>
-                <w:rFonts w:ascii="Arial" w:hAnsi="Arial"/>
-                <w:color w:val="1F1F1F"/>
-                <w:sz w:val="19"/>
+                <w:rFonts w:ascii="Calibri" w:hAnsi="Calibri"/>
+                <w:sz w:val="20"/>
               </w:rPr>
               <w:t>0</w:t>
             </w:r>
@@ -1321,19 +1778,29 @@
         </w:tc>
         <w:tc>
           <w:tcPr>
-            <w:tcW w:type="dxa" w:w="1008"/>
-            <w:shd w:val="clear" w:color="auto" w:fill="FFFFFF"/>
+            <w:tcW w:type="dxa" w:w="1584"/>
+            <w:tcBorders>
+              <w:top w:val="single" w:sz="4" w:color="E2E8F0"/>
+              <w:left w:val="single" w:sz="4" w:color="E2E8F0"/>
+              <w:bottom w:val="single" w:sz="4" w:color="E2E8F0"/>
+              <w:right w:val="single" w:sz="4" w:color="E2E8F0"/>
+            </w:tcBorders>
+            <w:tcMar>
+              <w:top w:type="dxa" w:w="100"/>
+              <w:left w:type="dxa" w:w="160"/>
+              <w:bottom w:type="dxa" w:w="100"/>
+              <w:right w:type="dxa" w:w="160"/>
+            </w:tcMar>
+            <w:vAlign w:val="top"/>
           </w:tcPr>
           <w:p>
             <w:pPr>
-              <w:spacing w:before="60" w:after="60"/>
-              <w:ind w:left="72"/>
+              <w:spacing w:before="40" w:after="40"/>
             </w:pPr>
             <w:r>
               <w:rPr>
-                <w:rFonts w:ascii="Arial" w:hAnsi="Arial"/>
-                <w:color w:val="1F1F1F"/>
-                <w:sz w:val="19"/>
+                <w:rFonts w:ascii="Calibri" w:hAnsi="Calibri"/>
+                <w:sz w:val="20"/>
               </w:rPr>
               <w:t>80</w:t>
             </w:r>
@@ -1341,19 +1808,29 @@
         </w:tc>
         <w:tc>
           <w:tcPr>
-            <w:tcW w:type="dxa" w:w="1008"/>
-            <w:shd w:val="clear" w:color="auto" w:fill="FFFFFF"/>
+            <w:tcW w:type="dxa" w:w="1296"/>
+            <w:tcBorders>
+              <w:top w:val="single" w:sz="4" w:color="E2E8F0"/>
+              <w:left w:val="single" w:sz="4" w:color="E2E8F0"/>
+              <w:bottom w:val="single" w:sz="4" w:color="E2E8F0"/>
+              <w:right w:val="single" w:sz="4" w:color="E2E8F0"/>
+            </w:tcBorders>
+            <w:tcMar>
+              <w:top w:type="dxa" w:w="100"/>
+              <w:left w:type="dxa" w:w="160"/>
+              <w:bottom w:type="dxa" w:w="100"/>
+              <w:right w:type="dxa" w:w="160"/>
+            </w:tcMar>
+            <w:vAlign w:val="top"/>
           </w:tcPr>
           <w:p>
             <w:pPr>
-              <w:spacing w:before="60" w:after="60"/>
-              <w:ind w:left="72"/>
+              <w:spacing w:before="40" w:after="40"/>
             </w:pPr>
             <w:r>
               <w:rPr>
-                <w:rFonts w:ascii="Arial" w:hAnsi="Arial"/>
-                <w:color w:val="1F1F1F"/>
-                <w:sz w:val="19"/>
+                <w:rFonts w:ascii="Calibri" w:hAnsi="Calibri"/>
+                <w:sz w:val="20"/>
               </w:rPr>
               <w:t>64</w:t>
             </w:r>
@@ -1361,19 +1838,29 @@
         </w:tc>
         <w:tc>
           <w:tcPr>
-            <w:tcW w:type="dxa" w:w="1008"/>
-            <w:shd w:val="clear" w:color="auto" w:fill="FFFFFF"/>
+            <w:tcW w:type="dxa" w:w="1440"/>
+            <w:tcBorders>
+              <w:top w:val="single" w:sz="4" w:color="E2E8F0"/>
+              <w:left w:val="single" w:sz="4" w:color="E2E8F0"/>
+              <w:bottom w:val="single" w:sz="4" w:color="E2E8F0"/>
+              <w:right w:val="single" w:sz="4" w:color="E2E8F0"/>
+            </w:tcBorders>
+            <w:tcMar>
+              <w:top w:type="dxa" w:w="100"/>
+              <w:left w:type="dxa" w:w="160"/>
+              <w:bottom w:type="dxa" w:w="100"/>
+              <w:right w:type="dxa" w:w="160"/>
+            </w:tcMar>
+            <w:vAlign w:val="top"/>
           </w:tcPr>
           <w:p>
             <w:pPr>
-              <w:spacing w:before="60" w:after="60"/>
-              <w:ind w:left="72"/>
+              <w:spacing w:before="40" w:after="40"/>
             </w:pPr>
             <w:r>
               <w:rPr>
-                <w:rFonts w:ascii="Arial" w:hAnsi="Arial"/>
-                <w:color w:val="1F1F1F"/>
-                <w:sz w:val="19"/>
+                <w:rFonts w:ascii="Calibri" w:hAnsi="Calibri"/>
+                <w:sz w:val="20"/>
               </w:rPr>
               <w:t>120</w:t>
             </w:r>
@@ -1381,19 +1868,29 @@
         </w:tc>
         <w:tc>
           <w:tcPr>
-            <w:tcW w:type="dxa" w:w="1080"/>
-            <w:shd w:val="clear" w:color="auto" w:fill="FFFFFF"/>
+            <w:tcW w:type="dxa" w:w="1152"/>
+            <w:tcBorders>
+              <w:top w:val="single" w:sz="4" w:color="E2E8F0"/>
+              <w:left w:val="single" w:sz="4" w:color="E2E8F0"/>
+              <w:bottom w:val="single" w:sz="4" w:color="E2E8F0"/>
+              <w:right w:val="single" w:sz="4" w:color="E2E8F0"/>
+            </w:tcBorders>
+            <w:tcMar>
+              <w:top w:type="dxa" w:w="100"/>
+              <w:left w:type="dxa" w:w="160"/>
+              <w:bottom w:type="dxa" w:w="100"/>
+              <w:right w:type="dxa" w:w="160"/>
+            </w:tcMar>
+            <w:vAlign w:val="top"/>
           </w:tcPr>
           <w:p>
             <w:pPr>
-              <w:spacing w:before="60" w:after="60"/>
-              <w:ind w:left="72"/>
+              <w:spacing w:before="40" w:after="40"/>
             </w:pPr>
             <w:r>
               <w:rPr>
-                <w:rFonts w:ascii="Arial" w:hAnsi="Arial"/>
-                <w:color w:val="1F1F1F"/>
-                <w:sz w:val="19"/>
+                <w:rFonts w:ascii="Calibri" w:hAnsi="Calibri"/>
+                <w:sz w:val="20"/>
               </w:rPr>
               <w:t>264</w:t>
             </w:r>
@@ -1401,19 +1898,29 @@
         </w:tc>
         <w:tc>
           <w:tcPr>
-            <w:tcW w:type="dxa" w:w="936"/>
-            <w:shd w:val="clear" w:color="auto" w:fill="FFFFFF"/>
+            <w:tcW w:type="dxa" w:w="1008"/>
+            <w:tcBorders>
+              <w:top w:val="single" w:sz="4" w:color="E2E8F0"/>
+              <w:left w:val="single" w:sz="4" w:color="E2E8F0"/>
+              <w:bottom w:val="single" w:sz="4" w:color="E2E8F0"/>
+              <w:right w:val="single" w:sz="4" w:color="E2E8F0"/>
+            </w:tcBorders>
+            <w:tcMar>
+              <w:top w:type="dxa" w:w="100"/>
+              <w:left w:type="dxa" w:w="160"/>
+              <w:bottom w:type="dxa" w:w="100"/>
+              <w:right w:type="dxa" w:w="160"/>
+            </w:tcMar>
+            <w:vAlign w:val="top"/>
           </w:tcPr>
           <w:p>
             <w:pPr>
-              <w:spacing w:before="60" w:after="60"/>
-              <w:ind w:left="72"/>
+              <w:spacing w:before="40" w:after="40"/>
             </w:pPr>
             <w:r>
               <w:rPr>
-                <w:rFonts w:ascii="Arial" w:hAnsi="Arial"/>
-                <w:color w:val="1F1F1F"/>
-                <w:sz w:val="19"/>
+                <w:rFonts w:ascii="Calibri" w:hAnsi="Calibri"/>
+                <w:sz w:val="20"/>
               </w:rPr>
               <w:t>6.6</w:t>
             </w:r>
@@ -1423,19 +1930,30 @@
       <w:tr>
         <w:tc>
           <w:tcPr>
-            <w:tcW w:type="dxa" w:w="2880"/>
-            <w:shd w:val="clear" w:color="auto" w:fill="F2F2F2"/>
+            <w:tcW w:type="dxa" w:w="3600"/>
+            <w:tcBorders>
+              <w:top w:val="single" w:sz="4" w:color="E2E8F0"/>
+              <w:left w:val="single" w:sz="4" w:color="E2E8F0"/>
+              <w:bottom w:val="single" w:sz="4" w:color="E2E8F0"/>
+              <w:right w:val="single" w:sz="4" w:color="E2E8F0"/>
+            </w:tcBorders>
+            <w:shd w:val="clear" w:color="auto" w:fill="F8FAFC"/>
+            <w:tcMar>
+              <w:top w:type="dxa" w:w="100"/>
+              <w:left w:type="dxa" w:w="160"/>
+              <w:bottom w:type="dxa" w:w="100"/>
+              <w:right w:type="dxa" w:w="160"/>
+            </w:tcMar>
+            <w:vAlign w:val="top"/>
           </w:tcPr>
           <w:p>
             <w:pPr>
-              <w:spacing w:before="60" w:after="60"/>
-              <w:ind w:left="72"/>
+              <w:spacing w:before="40" w:after="40"/>
             </w:pPr>
             <w:r>
               <w:rPr>
-                <w:rFonts w:ascii="Arial" w:hAnsi="Arial"/>
-                <w:color w:val="1F1F1F"/>
-                <w:sz w:val="19"/>
+                <w:rFonts w:ascii="Calibri" w:hAnsi="Calibri"/>
+                <w:sz w:val="20"/>
               </w:rPr>
               <w:t>Practice Leader (reviews only)</w:t>
             </w:r>
@@ -1443,99 +1961,30 @@
         </w:tc>
         <w:tc>
           <w:tcPr>
-            <w:tcW w:type="dxa" w:w="864"/>
-            <w:shd w:val="clear" w:color="auto" w:fill="F2F2F2"/>
+            <w:tcW w:type="dxa" w:w="1080"/>
+            <w:tcBorders>
+              <w:top w:val="single" w:sz="4" w:color="E2E8F0"/>
+              <w:left w:val="single" w:sz="4" w:color="E2E8F0"/>
+              <w:bottom w:val="single" w:sz="4" w:color="E2E8F0"/>
+              <w:right w:val="single" w:sz="4" w:color="E2E8F0"/>
+            </w:tcBorders>
+            <w:shd w:val="clear" w:color="auto" w:fill="F8FAFC"/>
+            <w:tcMar>
+              <w:top w:type="dxa" w:w="100"/>
+              <w:left w:type="dxa" w:w="160"/>
+              <w:bottom w:type="dxa" w:w="100"/>
+              <w:right w:type="dxa" w:w="160"/>
+            </w:tcMar>
+            <w:vAlign w:val="top"/>
           </w:tcPr>
           <w:p>
             <w:pPr>
-              <w:spacing w:before="60" w:after="60"/>
-              <w:ind w:left="72"/>
+              <w:spacing w:before="40" w:after="40"/>
             </w:pPr>
             <w:r>
               <w:rPr>
-                <w:rFonts w:ascii="Arial" w:hAnsi="Arial"/>
-                <w:color w:val="1F1F1F"/>
-                <w:sz w:val="19"/>
-              </w:rPr>
-              <w:t>4</w:t>
-            </w:r>
-          </w:p>
-        </w:tc>
-        <w:tc>
-          <w:tcPr>
-            <w:tcW w:type="dxa" w:w="864"/>
-            <w:shd w:val="clear" w:color="auto" w:fill="F2F2F2"/>
-          </w:tcPr>
-          <w:p>
-            <w:pPr>
-              <w:spacing w:before="60" w:after="60"/>
-              <w:ind w:left="72"/>
-            </w:pPr>
-            <w:r>
-              <w:rPr>
-                <w:rFonts w:ascii="Arial" w:hAnsi="Arial"/>
-                <w:color w:val="1F1F1F"/>
-                <w:sz w:val="19"/>
-              </w:rPr>
-              <w:t>4</w:t>
-            </w:r>
-          </w:p>
-        </w:tc>
-        <w:tc>
-          <w:tcPr>
-            <w:tcW w:type="dxa" w:w="1008"/>
-            <w:shd w:val="clear" w:color="auto" w:fill="F2F2F2"/>
-          </w:tcPr>
-          <w:p>
-            <w:pPr>
-              <w:spacing w:before="60" w:after="60"/>
-              <w:ind w:left="72"/>
-            </w:pPr>
-            <w:r>
-              <w:rPr>
-                <w:rFonts w:ascii="Arial" w:hAnsi="Arial"/>
-                <w:color w:val="1F1F1F"/>
-                <w:sz w:val="19"/>
-              </w:rPr>
-              <w:t>4</w:t>
-            </w:r>
-          </w:p>
-        </w:tc>
-        <w:tc>
-          <w:tcPr>
-            <w:tcW w:type="dxa" w:w="1008"/>
-            <w:shd w:val="clear" w:color="auto" w:fill="F2F2F2"/>
-          </w:tcPr>
-          <w:p>
-            <w:pPr>
-              <w:spacing w:before="60" w:after="60"/>
-              <w:ind w:left="72"/>
-            </w:pPr>
-            <w:r>
-              <w:rPr>
-                <w:rFonts w:ascii="Arial" w:hAnsi="Arial"/>
-                <w:color w:val="1F1F1F"/>
-                <w:sz w:val="19"/>
-              </w:rPr>
-              <w:t>4</w:t>
-            </w:r>
-          </w:p>
-        </w:tc>
-        <w:tc>
-          <w:tcPr>
-            <w:tcW w:type="dxa" w:w="1008"/>
-            <w:shd w:val="clear" w:color="auto" w:fill="F2F2F2"/>
-          </w:tcPr>
-          <w:p>
-            <w:pPr>
-              <w:spacing w:before="60" w:after="60"/>
-              <w:ind w:left="72"/>
-            </w:pPr>
-            <w:r>
-              <w:rPr>
-                <w:rFonts w:ascii="Arial" w:hAnsi="Arial"/>
-                <w:color w:val="1F1F1F"/>
-                <w:sz w:val="19"/>
+                <w:rFonts w:ascii="Calibri" w:hAnsi="Calibri"/>
+                <w:sz w:val="20"/>
               </w:rPr>
               <w:t>4</w:t>
             </w:r>
@@ -1544,18 +1993,153 @@
         <w:tc>
           <w:tcPr>
             <w:tcW w:type="dxa" w:w="1080"/>
-            <w:shd w:val="clear" w:color="auto" w:fill="F2F2F2"/>
+            <w:tcBorders>
+              <w:top w:val="single" w:sz="4" w:color="E2E8F0"/>
+              <w:left w:val="single" w:sz="4" w:color="E2E8F0"/>
+              <w:bottom w:val="single" w:sz="4" w:color="E2E8F0"/>
+              <w:right w:val="single" w:sz="4" w:color="E2E8F0"/>
+            </w:tcBorders>
+            <w:shd w:val="clear" w:color="auto" w:fill="F8FAFC"/>
+            <w:tcMar>
+              <w:top w:type="dxa" w:w="100"/>
+              <w:left w:type="dxa" w:w="160"/>
+              <w:bottom w:type="dxa" w:w="100"/>
+              <w:right w:type="dxa" w:w="160"/>
+            </w:tcMar>
+            <w:vAlign w:val="top"/>
           </w:tcPr>
           <w:p>
             <w:pPr>
-              <w:spacing w:before="60" w:after="60"/>
-              <w:ind w:left="72"/>
+              <w:spacing w:before="40" w:after="40"/>
             </w:pPr>
             <w:r>
               <w:rPr>
-                <w:rFonts w:ascii="Arial" w:hAnsi="Arial"/>
-                <w:color w:val="1F1F1F"/>
-                <w:sz w:val="19"/>
+                <w:rFonts w:ascii="Calibri" w:hAnsi="Calibri"/>
+                <w:sz w:val="20"/>
+              </w:rPr>
+              <w:t>4</w:t>
+            </w:r>
+          </w:p>
+        </w:tc>
+        <w:tc>
+          <w:tcPr>
+            <w:tcW w:type="dxa" w:w="1584"/>
+            <w:tcBorders>
+              <w:top w:val="single" w:sz="4" w:color="E2E8F0"/>
+              <w:left w:val="single" w:sz="4" w:color="E2E8F0"/>
+              <w:bottom w:val="single" w:sz="4" w:color="E2E8F0"/>
+              <w:right w:val="single" w:sz="4" w:color="E2E8F0"/>
+            </w:tcBorders>
+            <w:shd w:val="clear" w:color="auto" w:fill="F8FAFC"/>
+            <w:tcMar>
+              <w:top w:type="dxa" w:w="100"/>
+              <w:left w:type="dxa" w:w="160"/>
+              <w:bottom w:type="dxa" w:w="100"/>
+              <w:right w:type="dxa" w:w="160"/>
+            </w:tcMar>
+            <w:vAlign w:val="top"/>
+          </w:tcPr>
+          <w:p>
+            <w:pPr>
+              <w:spacing w:before="40" w:after="40"/>
+            </w:pPr>
+            <w:r>
+              <w:rPr>
+                <w:rFonts w:ascii="Calibri" w:hAnsi="Calibri"/>
+                <w:sz w:val="20"/>
+              </w:rPr>
+              <w:t>4</w:t>
+            </w:r>
+          </w:p>
+        </w:tc>
+        <w:tc>
+          <w:tcPr>
+            <w:tcW w:type="dxa" w:w="1296"/>
+            <w:tcBorders>
+              <w:top w:val="single" w:sz="4" w:color="E2E8F0"/>
+              <w:left w:val="single" w:sz="4" w:color="E2E8F0"/>
+              <w:bottom w:val="single" w:sz="4" w:color="E2E8F0"/>
+              <w:right w:val="single" w:sz="4" w:color="E2E8F0"/>
+            </w:tcBorders>
+            <w:shd w:val="clear" w:color="auto" w:fill="F8FAFC"/>
+            <w:tcMar>
+              <w:top w:type="dxa" w:w="100"/>
+              <w:left w:type="dxa" w:w="160"/>
+              <w:bottom w:type="dxa" w:w="100"/>
+              <w:right w:type="dxa" w:w="160"/>
+            </w:tcMar>
+            <w:vAlign w:val="top"/>
+          </w:tcPr>
+          <w:p>
+            <w:pPr>
+              <w:spacing w:before="40" w:after="40"/>
+            </w:pPr>
+            <w:r>
+              <w:rPr>
+                <w:rFonts w:ascii="Calibri" w:hAnsi="Calibri"/>
+                <w:sz w:val="20"/>
+              </w:rPr>
+              <w:t>4</w:t>
+            </w:r>
+          </w:p>
+        </w:tc>
+        <w:tc>
+          <w:tcPr>
+            <w:tcW w:type="dxa" w:w="1440"/>
+            <w:tcBorders>
+              <w:top w:val="single" w:sz="4" w:color="E2E8F0"/>
+              <w:left w:val="single" w:sz="4" w:color="E2E8F0"/>
+              <w:bottom w:val="single" w:sz="4" w:color="E2E8F0"/>
+              <w:right w:val="single" w:sz="4" w:color="E2E8F0"/>
+            </w:tcBorders>
+            <w:shd w:val="clear" w:color="auto" w:fill="F8FAFC"/>
+            <w:tcMar>
+              <w:top w:type="dxa" w:w="100"/>
+              <w:left w:type="dxa" w:w="160"/>
+              <w:bottom w:type="dxa" w:w="100"/>
+              <w:right w:type="dxa" w:w="160"/>
+            </w:tcMar>
+            <w:vAlign w:val="top"/>
+          </w:tcPr>
+          <w:p>
+            <w:pPr>
+              <w:spacing w:before="40" w:after="40"/>
+            </w:pPr>
+            <w:r>
+              <w:rPr>
+                <w:rFonts w:ascii="Calibri" w:hAnsi="Calibri"/>
+                <w:sz w:val="20"/>
+              </w:rPr>
+              <w:t>4</w:t>
+            </w:r>
+          </w:p>
+        </w:tc>
+        <w:tc>
+          <w:tcPr>
+            <w:tcW w:type="dxa" w:w="1152"/>
+            <w:tcBorders>
+              <w:top w:val="single" w:sz="4" w:color="E2E8F0"/>
+              <w:left w:val="single" w:sz="4" w:color="E2E8F0"/>
+              <w:bottom w:val="single" w:sz="4" w:color="E2E8F0"/>
+              <w:right w:val="single" w:sz="4" w:color="E2E8F0"/>
+            </w:tcBorders>
+            <w:shd w:val="clear" w:color="auto" w:fill="F8FAFC"/>
+            <w:tcMar>
+              <w:top w:type="dxa" w:w="100"/>
+              <w:left w:type="dxa" w:w="160"/>
+              <w:bottom w:type="dxa" w:w="100"/>
+              <w:right w:type="dxa" w:w="160"/>
+            </w:tcMar>
+            <w:vAlign w:val="top"/>
+          </w:tcPr>
+          <w:p>
+            <w:pPr>
+              <w:spacing w:before="40" w:after="40"/>
+            </w:pPr>
+            <w:r>
+              <w:rPr>
+                <w:rFonts w:ascii="Calibri" w:hAnsi="Calibri"/>
+                <w:sz w:val="20"/>
               </w:rPr>
               <w:t>20</w:t>
             </w:r>
@@ -1563,19 +2147,30 @@
         </w:tc>
         <w:tc>
           <w:tcPr>
-            <w:tcW w:type="dxa" w:w="936"/>
-            <w:shd w:val="clear" w:color="auto" w:fill="F2F2F2"/>
+            <w:tcW w:type="dxa" w:w="1008"/>
+            <w:tcBorders>
+              <w:top w:val="single" w:sz="4" w:color="E2E8F0"/>
+              <w:left w:val="single" w:sz="4" w:color="E2E8F0"/>
+              <w:bottom w:val="single" w:sz="4" w:color="E2E8F0"/>
+              <w:right w:val="single" w:sz="4" w:color="E2E8F0"/>
+            </w:tcBorders>
+            <w:shd w:val="clear" w:color="auto" w:fill="F8FAFC"/>
+            <w:tcMar>
+              <w:top w:type="dxa" w:w="100"/>
+              <w:left w:type="dxa" w:w="160"/>
+              <w:bottom w:type="dxa" w:w="100"/>
+              <w:right w:type="dxa" w:w="160"/>
+            </w:tcMar>
+            <w:vAlign w:val="top"/>
           </w:tcPr>
           <w:p>
             <w:pPr>
-              <w:spacing w:before="60" w:after="60"/>
-              <w:ind w:left="72"/>
+              <w:spacing w:before="40" w:after="40"/>
             </w:pPr>
             <w:r>
               <w:rPr>
-                <w:rFonts w:ascii="Arial" w:hAnsi="Arial"/>
-                <w:color w:val="1F1F1F"/>
-                <w:sz w:val="19"/>
+                <w:rFonts w:ascii="Calibri" w:hAnsi="Calibri"/>
+                <w:sz w:val="20"/>
               </w:rPr>
               <w:t>0.5</w:t>
             </w:r>
@@ -1585,19 +2180,29 @@
       <w:tr>
         <w:tc>
           <w:tcPr>
-            <w:tcW w:type="dxa" w:w="2880"/>
-            <w:shd w:val="clear" w:color="auto" w:fill="FFFFFF"/>
+            <w:tcW w:type="dxa" w:w="3600"/>
+            <w:tcBorders>
+              <w:top w:val="single" w:sz="4" w:color="E2E8F0"/>
+              <w:left w:val="single" w:sz="4" w:color="E2E8F0"/>
+              <w:bottom w:val="single" w:sz="4" w:color="E2E8F0"/>
+              <w:right w:val="single" w:sz="4" w:color="E2E8F0"/>
+            </w:tcBorders>
+            <w:tcMar>
+              <w:top w:type="dxa" w:w="100"/>
+              <w:left w:type="dxa" w:w="160"/>
+              <w:bottom w:type="dxa" w:w="100"/>
+              <w:right w:type="dxa" w:w="160"/>
+            </w:tcMar>
+            <w:vAlign w:val="top"/>
           </w:tcPr>
           <w:p>
             <w:pPr>
-              <w:spacing w:before="60" w:after="60"/>
-              <w:ind w:left="72"/>
+              <w:spacing w:before="40" w:after="40"/>
             </w:pPr>
             <w:r>
               <w:rPr>
-                <w:rFonts w:ascii="Arial" w:hAnsi="Arial"/>
-                <w:color w:val="1F1F1F"/>
-                <w:sz w:val="19"/>
+                <w:rFonts w:ascii="Calibri" w:hAnsi="Calibri"/>
+                <w:sz w:val="20"/>
               </w:rPr>
               <w:t>TOTAL — ALL ROLES</w:t>
             </w:r>
@@ -1605,19 +2210,29 @@
         </w:tc>
         <w:tc>
           <w:tcPr>
-            <w:tcW w:type="dxa" w:w="864"/>
-            <w:shd w:val="clear" w:color="auto" w:fill="FFFFFF"/>
+            <w:tcW w:type="dxa" w:w="1080"/>
+            <w:tcBorders>
+              <w:top w:val="single" w:sz="4" w:color="E2E8F0"/>
+              <w:left w:val="single" w:sz="4" w:color="E2E8F0"/>
+              <w:bottom w:val="single" w:sz="4" w:color="E2E8F0"/>
+              <w:right w:val="single" w:sz="4" w:color="E2E8F0"/>
+            </w:tcBorders>
+            <w:tcMar>
+              <w:top w:type="dxa" w:w="100"/>
+              <w:left w:type="dxa" w:w="160"/>
+              <w:bottom w:type="dxa" w:w="100"/>
+              <w:right w:type="dxa" w:w="160"/>
+            </w:tcMar>
+            <w:vAlign w:val="top"/>
           </w:tcPr>
           <w:p>
             <w:pPr>
-              <w:spacing w:before="60" w:after="60"/>
-              <w:ind w:left="72"/>
+              <w:spacing w:before="40" w:after="40"/>
             </w:pPr>
             <w:r>
               <w:rPr>
-                <w:rFonts w:ascii="Arial" w:hAnsi="Arial"/>
-                <w:color w:val="1F1F1F"/>
-                <w:sz w:val="19"/>
+                <w:rFonts w:ascii="Calibri" w:hAnsi="Calibri"/>
+                <w:sz w:val="20"/>
               </w:rPr>
               <w:t>24</w:t>
             </w:r>
@@ -1625,19 +2240,29 @@
         </w:tc>
         <w:tc>
           <w:tcPr>
-            <w:tcW w:type="dxa" w:w="864"/>
-            <w:shd w:val="clear" w:color="auto" w:fill="FFFFFF"/>
+            <w:tcW w:type="dxa" w:w="1080"/>
+            <w:tcBorders>
+              <w:top w:val="single" w:sz="4" w:color="E2E8F0"/>
+              <w:left w:val="single" w:sz="4" w:color="E2E8F0"/>
+              <w:bottom w:val="single" w:sz="4" w:color="E2E8F0"/>
+              <w:right w:val="single" w:sz="4" w:color="E2E8F0"/>
+            </w:tcBorders>
+            <w:tcMar>
+              <w:top w:type="dxa" w:w="100"/>
+              <w:left w:type="dxa" w:w="160"/>
+              <w:bottom w:type="dxa" w:w="100"/>
+              <w:right w:type="dxa" w:w="160"/>
+            </w:tcMar>
+            <w:vAlign w:val="top"/>
           </w:tcPr>
           <w:p>
             <w:pPr>
-              <w:spacing w:before="60" w:after="60"/>
-              <w:ind w:left="72"/>
+              <w:spacing w:before="40" w:after="40"/>
             </w:pPr>
             <w:r>
               <w:rPr>
-                <w:rFonts w:ascii="Arial" w:hAnsi="Arial"/>
-                <w:color w:val="1F1F1F"/>
-                <w:sz w:val="19"/>
+                <w:rFonts w:ascii="Calibri" w:hAnsi="Calibri"/>
+                <w:sz w:val="20"/>
               </w:rPr>
               <w:t>264</w:t>
             </w:r>
@@ -1645,19 +2270,29 @@
         </w:tc>
         <w:tc>
           <w:tcPr>
-            <w:tcW w:type="dxa" w:w="1008"/>
-            <w:shd w:val="clear" w:color="auto" w:fill="FFFFFF"/>
+            <w:tcW w:type="dxa" w:w="1584"/>
+            <w:tcBorders>
+              <w:top w:val="single" w:sz="4" w:color="E2E8F0"/>
+              <w:left w:val="single" w:sz="4" w:color="E2E8F0"/>
+              <w:bottom w:val="single" w:sz="4" w:color="E2E8F0"/>
+              <w:right w:val="single" w:sz="4" w:color="E2E8F0"/>
+            </w:tcBorders>
+            <w:tcMar>
+              <w:top w:type="dxa" w:w="100"/>
+              <w:left w:type="dxa" w:w="160"/>
+              <w:bottom w:type="dxa" w:w="100"/>
+              <w:right w:type="dxa" w:w="160"/>
+            </w:tcMar>
+            <w:vAlign w:val="top"/>
           </w:tcPr>
           <w:p>
             <w:pPr>
-              <w:spacing w:before="60" w:after="60"/>
-              <w:ind w:left="72"/>
+              <w:spacing w:before="40" w:after="40"/>
             </w:pPr>
             <w:r>
               <w:rPr>
-                <w:rFonts w:ascii="Arial" w:hAnsi="Arial"/>
-                <w:color w:val="1F1F1F"/>
-                <w:sz w:val="19"/>
+                <w:rFonts w:ascii="Calibri" w:hAnsi="Calibri"/>
+                <w:sz w:val="20"/>
               </w:rPr>
               <w:t>344</w:t>
             </w:r>
@@ -1665,19 +2300,29 @@
         </w:tc>
         <w:tc>
           <w:tcPr>
-            <w:tcW w:type="dxa" w:w="1008"/>
-            <w:shd w:val="clear" w:color="auto" w:fill="FFFFFF"/>
+            <w:tcW w:type="dxa" w:w="1296"/>
+            <w:tcBorders>
+              <w:top w:val="single" w:sz="4" w:color="E2E8F0"/>
+              <w:left w:val="single" w:sz="4" w:color="E2E8F0"/>
+              <w:bottom w:val="single" w:sz="4" w:color="E2E8F0"/>
+              <w:right w:val="single" w:sz="4" w:color="E2E8F0"/>
+            </w:tcBorders>
+            <w:tcMar>
+              <w:top w:type="dxa" w:w="100"/>
+              <w:left w:type="dxa" w:w="160"/>
+              <w:bottom w:type="dxa" w:w="100"/>
+              <w:right w:type="dxa" w:w="160"/>
+            </w:tcMar>
+            <w:vAlign w:val="top"/>
           </w:tcPr>
           <w:p>
             <w:pPr>
-              <w:spacing w:before="60" w:after="60"/>
-              <w:ind w:left="72"/>
+              <w:spacing w:before="40" w:after="40"/>
             </w:pPr>
             <w:r>
               <w:rPr>
-                <w:rFonts w:ascii="Arial" w:hAnsi="Arial"/>
-                <w:color w:val="1F1F1F"/>
-                <w:sz w:val="19"/>
+                <w:rFonts w:ascii="Calibri" w:hAnsi="Calibri"/>
+                <w:sz w:val="20"/>
               </w:rPr>
               <w:t>324</w:t>
             </w:r>
@@ -1685,19 +2330,29 @@
         </w:tc>
         <w:tc>
           <w:tcPr>
-            <w:tcW w:type="dxa" w:w="1008"/>
-            <w:shd w:val="clear" w:color="auto" w:fill="FFFFFF"/>
+            <w:tcW w:type="dxa" w:w="1440"/>
+            <w:tcBorders>
+              <w:top w:val="single" w:sz="4" w:color="E2E8F0"/>
+              <w:left w:val="single" w:sz="4" w:color="E2E8F0"/>
+              <w:bottom w:val="single" w:sz="4" w:color="E2E8F0"/>
+              <w:right w:val="single" w:sz="4" w:color="E2E8F0"/>
+            </w:tcBorders>
+            <w:tcMar>
+              <w:top w:type="dxa" w:w="100"/>
+              <w:left w:type="dxa" w:w="160"/>
+              <w:bottom w:type="dxa" w:w="100"/>
+              <w:right w:type="dxa" w:w="160"/>
+            </w:tcMar>
+            <w:vAlign w:val="top"/>
           </w:tcPr>
           <w:p>
             <w:pPr>
-              <w:spacing w:before="60" w:after="60"/>
-              <w:ind w:left="72"/>
+              <w:spacing w:before="40" w:after="40"/>
             </w:pPr>
             <w:r>
               <w:rPr>
-                <w:rFonts w:ascii="Arial" w:hAnsi="Arial"/>
-                <w:color w:val="1F1F1F"/>
-                <w:sz w:val="19"/>
+                <w:rFonts w:ascii="Calibri" w:hAnsi="Calibri"/>
+                <w:sz w:val="20"/>
               </w:rPr>
               <w:t>444</w:t>
             </w:r>
@@ -1705,19 +2360,29 @@
         </w:tc>
         <w:tc>
           <w:tcPr>
-            <w:tcW w:type="dxa" w:w="1080"/>
-            <w:shd w:val="clear" w:color="auto" w:fill="FFFFFF"/>
+            <w:tcW w:type="dxa" w:w="1152"/>
+            <w:tcBorders>
+              <w:top w:val="single" w:sz="4" w:color="E2E8F0"/>
+              <w:left w:val="single" w:sz="4" w:color="E2E8F0"/>
+              <w:bottom w:val="single" w:sz="4" w:color="E2E8F0"/>
+              <w:right w:val="single" w:sz="4" w:color="E2E8F0"/>
+            </w:tcBorders>
+            <w:tcMar>
+              <w:top w:type="dxa" w:w="100"/>
+              <w:left w:type="dxa" w:w="160"/>
+              <w:bottom w:type="dxa" w:w="100"/>
+              <w:right w:type="dxa" w:w="160"/>
+            </w:tcMar>
+            <w:vAlign w:val="top"/>
           </w:tcPr>
           <w:p>
             <w:pPr>
-              <w:spacing w:before="60" w:after="60"/>
-              <w:ind w:left="72"/>
+              <w:spacing w:before="40" w:after="40"/>
             </w:pPr>
             <w:r>
               <w:rPr>
-                <w:rFonts w:ascii="Arial" w:hAnsi="Arial"/>
-                <w:color w:val="1F1F1F"/>
-                <w:sz w:val="19"/>
+                <w:rFonts w:ascii="Calibri" w:hAnsi="Calibri"/>
+                <w:sz w:val="20"/>
               </w:rPr>
               <w:t>1,400</w:t>
             </w:r>
@@ -1725,1187 +2390,31 @@
         </w:tc>
         <w:tc>
           <w:tcPr>
-            <w:tcW w:type="dxa" w:w="936"/>
-            <w:shd w:val="clear" w:color="auto" w:fill="FFFFFF"/>
+            <w:tcW w:type="dxa" w:w="1008"/>
+            <w:tcBorders>
+              <w:top w:val="single" w:sz="4" w:color="E2E8F0"/>
+              <w:left w:val="single" w:sz="4" w:color="E2E8F0"/>
+              <w:bottom w:val="single" w:sz="4" w:color="E2E8F0"/>
+              <w:right w:val="single" w:sz="4" w:color="E2E8F0"/>
+            </w:tcBorders>
+            <w:tcMar>
+              <w:top w:type="dxa" w:w="100"/>
+              <w:left w:type="dxa" w:w="160"/>
+              <w:bottom w:type="dxa" w:w="100"/>
+              <w:right w:type="dxa" w:w="160"/>
+            </w:tcMar>
+            <w:vAlign w:val="top"/>
           </w:tcPr>
           <w:p>
             <w:pPr>
-              <w:spacing w:before="60" w:after="60"/>
-              <w:ind w:left="72"/>
+              <w:spacing w:before="40" w:after="40"/>
             </w:pPr>
             <w:r>
               <w:rPr>
-                <w:rFonts w:ascii="Arial" w:hAnsi="Arial"/>
-                <w:color w:val="1F1F1F"/>
-                <w:sz w:val="19"/>
+                <w:rFonts w:ascii="Calibri" w:hAnsi="Calibri"/>
+                <w:sz w:val="20"/>
               </w:rPr>
               <w:t>35.0</w:t>
-            </w:r>
-          </w:p>
-        </w:tc>
-      </w:tr>
-    </w:tbl>
-    <w:p>
-      <w:pPr>
-        <w:spacing w:after="100"/>
-      </w:pPr>
-    </w:p>
-    <w:tbl>
-      <w:tblPr>
-        <w:tblW w:type="auto" w:w="0"/>
-        <w:tblLook w:firstColumn="1" w:firstRow="1" w:lastColumn="0" w:lastRow="0" w:noHBand="0" w:noVBand="1" w:val="04A0"/>
-        <w:jc w:val="left"/>
-        <w:tblBorders>
-          <w:top w:val="none" w:sz="0" w:space="0" w:color="auto"/>
-          <w:left w:val="none" w:sz="0" w:space="0" w:color="auto"/>
-          <w:bottom w:val="none" w:sz="0" w:space="0" w:color="auto"/>
-          <w:right w:val="none" w:sz="0" w:space="0" w:color="auto"/>
-          <w:insideH w:val="none" w:sz="0" w:space="0" w:color="auto"/>
-          <w:insideV w:val="none" w:sz="0" w:space="0" w:color="auto"/>
-        </w:tblBorders>
-      </w:tblPr>
-      <w:tblGrid>
-        <w:gridCol w:w="9360"/>
-      </w:tblGrid>
-      <w:tr>
-        <w:tc>
-          <w:tcPr>
-            <w:tcW w:type="dxa" w:w="9360"/>
-            <w:shd w:val="clear" w:color="auto" w:fill="EBF3FB"/>
-          </w:tcPr>
-          <w:p>
-            <w:pPr>
-              <w:spacing w:before="100" w:after="100"/>
-              <w:ind w:left="144"/>
-            </w:pPr>
-            <w:r>
-              <w:rPr>
-                <w:rFonts w:ascii="Arial" w:hAnsi="Arial"/>
-                <w:b/>
-                <w:color w:val="1B3A6B"/>
-                <w:sz w:val="20"/>
-              </w:rPr>
-              <w:t xml:space="preserve">FTE equivalent:  </w:t>
-            </w:r>
-            <w:r>
-              <w:rPr>
-                <w:rFonts w:ascii="Arial" w:hAnsi="Arial"/>
-                <w:color w:val="1F1F1F"/>
-                <w:sz w:val="20"/>
-              </w:rPr>
-              <w:t>1,400 hours ÷ 40 hrs/week = 35 FTE weeks total across all roles. The Lead Architect / App Developer is the critical path resource at ~16 FTE weeks and should be dedicated (not shared across engagements) for the duration.</w:t>
-            </w:r>
-          </w:p>
-        </w:tc>
-      </w:tr>
-    </w:tbl>
-    <w:p>
-      <w:pPr>
-        <w:spacing w:after="80"/>
-      </w:pPr>
-    </w:p>
-    <w:p>
-      <w:pPr>
-        <w:spacing w:before="200" w:after="60"/>
-      </w:pPr>
-      <w:r>
-        <w:rPr>
-          <w:rFonts w:ascii="Arial" w:hAnsi="Arial"/>
-          <w:b/>
-          <w:color w:val="2E75B6"/>
-          <w:sz w:val="22"/>
-        </w:rPr>
-        <w:t>Role Profiles Required</w:t>
-      </w:r>
-    </w:p>
-    <w:tbl>
-      <w:tblPr>
-        <w:tblW w:type="auto" w:w="0"/>
-        <w:tblLook w:firstColumn="1" w:firstRow="1" w:lastColumn="0" w:lastRow="0" w:noHBand="0" w:noVBand="1" w:val="04A0"/>
-        <w:jc w:val="left"/>
-        <w:tblBorders>
-          <w:top w:val="none" w:sz="0" w:space="0" w:color="auto"/>
-          <w:left w:val="none" w:sz="0" w:space="0" w:color="auto"/>
-          <w:bottom w:val="none" w:sz="0" w:space="0" w:color="auto"/>
-          <w:right w:val="none" w:sz="0" w:space="0" w:color="auto"/>
-          <w:insideH w:val="none" w:sz="0" w:space="0" w:color="auto"/>
-          <w:insideV w:val="none" w:sz="0" w:space="0" w:color="auto"/>
-        </w:tblBorders>
-      </w:tblPr>
-      <w:tblGrid>
-        <w:gridCol w:w="3120"/>
-        <w:gridCol w:w="3120"/>
-        <w:gridCol w:w="3120"/>
-      </w:tblGrid>
-      <w:tr>
-        <w:tc>
-          <w:tcPr>
-            <w:tcW w:type="dxa" w:w="2592"/>
-            <w:shd w:val="clear" w:color="auto" w:fill="1B3A6B"/>
-          </w:tcPr>
-          <w:p>
-            <w:pPr>
-              <w:spacing w:before="80" w:after="80"/>
-              <w:ind w:left="72"/>
-            </w:pPr>
-            <w:r>
-              <w:rPr>
-                <w:rFonts w:ascii="Arial" w:hAnsi="Arial"/>
-                <w:b/>
-                <w:color w:val="FFFFFF"/>
-                <w:sz w:val="20"/>
-              </w:rPr>
-              <w:t>Role</w:t>
-            </w:r>
-          </w:p>
-        </w:tc>
-        <w:tc>
-          <w:tcPr>
-            <w:tcW w:type="dxa" w:w="3888"/>
-            <w:shd w:val="clear" w:color="auto" w:fill="1B3A6B"/>
-          </w:tcPr>
-          <w:p>
-            <w:pPr>
-              <w:spacing w:before="80" w:after="80"/>
-              <w:ind w:left="72"/>
-            </w:pPr>
-            <w:r>
-              <w:rPr>
-                <w:rFonts w:ascii="Arial" w:hAnsi="Arial"/>
-                <w:b/>
-                <w:color w:val="FFFFFF"/>
-                <w:sz w:val="20"/>
-              </w:rPr>
-              <w:t>Profile Needed</w:t>
-            </w:r>
-          </w:p>
-        </w:tc>
-        <w:tc>
-          <w:tcPr>
-            <w:tcW w:type="dxa" w:w="2880"/>
-            <w:shd w:val="clear" w:color="auto" w:fill="1B3A6B"/>
-          </w:tcPr>
-          <w:p>
-            <w:pPr>
-              <w:spacing w:before="80" w:after="80"/>
-              <w:ind w:left="72"/>
-            </w:pPr>
-            <w:r>
-              <w:rPr>
-                <w:rFonts w:ascii="Arial" w:hAnsi="Arial"/>
-                <w:b/>
-                <w:color w:val="FFFFFF"/>
-                <w:sz w:val="20"/>
-              </w:rPr>
-              <w:t>Can Be</w:t>
-            </w:r>
-          </w:p>
-        </w:tc>
-      </w:tr>
-      <w:tr>
-        <w:tc>
-          <w:tcPr>
-            <w:tcW w:type="dxa" w:w="2592"/>
-            <w:shd w:val="clear" w:color="auto" w:fill="F2F2F2"/>
-          </w:tcPr>
-          <w:p>
-            <w:pPr>
-              <w:spacing w:before="60" w:after="60"/>
-              <w:ind w:left="72"/>
-            </w:pPr>
-            <w:r>
-              <w:rPr>
-                <w:rFonts w:ascii="Arial" w:hAnsi="Arial"/>
-                <w:color w:val="1F1F1F"/>
-                <w:sz w:val="19"/>
-              </w:rPr>
-              <w:t>Lead Architect / App Developer</w:t>
-            </w:r>
-          </w:p>
-        </w:tc>
-        <w:tc>
-          <w:tcPr>
-            <w:tcW w:type="dxa" w:w="3888"/>
-            <w:shd w:val="clear" w:color="auto" w:fill="F2F2F2"/>
-          </w:tcPr>
-          <w:p>
-            <w:pPr>
-              <w:spacing w:before="60" w:after="60"/>
-              <w:ind w:left="72"/>
-            </w:pPr>
-            <w:r>
-              <w:rPr>
-                <w:rFonts w:ascii="Arial" w:hAnsi="Arial"/>
-                <w:color w:val="1F1F1F"/>
-                <w:sz w:val="19"/>
-              </w:rPr>
-              <w:t>ServiceNow Studio app development, scoped apps, custom tables, Service Portal, ATF</w:t>
-            </w:r>
-          </w:p>
-        </w:tc>
-        <w:tc>
-          <w:tcPr>
-            <w:tcW w:type="dxa" w:w="2880"/>
-            <w:shd w:val="clear" w:color="auto" w:fill="F2F2F2"/>
-          </w:tcPr>
-          <w:p>
-            <w:pPr>
-              <w:spacing w:before="60" w:after="60"/>
-              <w:ind w:left="72"/>
-            </w:pPr>
-            <w:r>
-              <w:rPr>
-                <w:rFonts w:ascii="Arial" w:hAnsi="Arial"/>
-                <w:color w:val="1F1F1F"/>
-                <w:sz w:val="19"/>
-              </w:rPr>
-              <w:t>Senior SNow architect; may need to backfill delivery on one engagement</w:t>
-            </w:r>
-          </w:p>
-        </w:tc>
-      </w:tr>
-      <w:tr>
-        <w:tc>
-          <w:tcPr>
-            <w:tcW w:type="dxa" w:w="2592"/>
-            <w:shd w:val="clear" w:color="auto" w:fill="FFFFFF"/>
-          </w:tcPr>
-          <w:p>
-            <w:pPr>
-              <w:spacing w:before="60" w:after="60"/>
-              <w:ind w:left="72"/>
-            </w:pPr>
-            <w:r>
-              <w:rPr>
-                <w:rFonts w:ascii="Arial" w:hAnsi="Arial"/>
-                <w:color w:val="1F1F1F"/>
-                <w:sz w:val="19"/>
-              </w:rPr>
-              <w:t>Delivery Manager</w:t>
-            </w:r>
-          </w:p>
-        </w:tc>
-        <w:tc>
-          <w:tcPr>
-            <w:tcW w:type="dxa" w:w="3888"/>
-            <w:shd w:val="clear" w:color="auto" w:fill="FFFFFF"/>
-          </w:tcPr>
-          <w:p>
-            <w:pPr>
-              <w:spacing w:before="60" w:after="60"/>
-              <w:ind w:left="72"/>
-            </w:pPr>
-            <w:r>
-              <w:rPr>
-                <w:rFonts w:ascii="Arial" w:hAnsi="Arial"/>
-                <w:color w:val="1F1F1F"/>
-                <w:sz w:val="19"/>
-              </w:rPr>
-              <w:t>ECS methodology knowledge; portal UX input; content review</w:t>
-            </w:r>
-          </w:p>
-        </w:tc>
-        <w:tc>
-          <w:tcPr>
-            <w:tcW w:type="dxa" w:w="2880"/>
-            <w:shd w:val="clear" w:color="auto" w:fill="FFFFFF"/>
-          </w:tcPr>
-          <w:p>
-            <w:pPr>
-              <w:spacing w:before="60" w:after="60"/>
-              <w:ind w:left="72"/>
-            </w:pPr>
-            <w:r>
-              <w:rPr>
-                <w:rFonts w:ascii="Arial" w:hAnsi="Arial"/>
-                <w:color w:val="1F1F1F"/>
-                <w:sz w:val="19"/>
-              </w:rPr>
-              <w:t>Existing ECS delivery manager with bandwidth</w:t>
-            </w:r>
-          </w:p>
-        </w:tc>
-      </w:tr>
-      <w:tr>
-        <w:tc>
-          <w:tcPr>
-            <w:tcW w:type="dxa" w:w="2592"/>
-            <w:shd w:val="clear" w:color="auto" w:fill="F2F2F2"/>
-          </w:tcPr>
-          <w:p>
-            <w:pPr>
-              <w:spacing w:before="60" w:after="60"/>
-              <w:ind w:left="72"/>
-            </w:pPr>
-            <w:r>
-              <w:rPr>
-                <w:rFonts w:ascii="Arial" w:hAnsi="Arial"/>
-                <w:color w:val="1F1F1F"/>
-                <w:sz w:val="19"/>
-              </w:rPr>
-              <w:t>Content / Methodology Owner</w:t>
-            </w:r>
-          </w:p>
-        </w:tc>
-        <w:tc>
-          <w:tcPr>
-            <w:tcW w:type="dxa" w:w="3888"/>
-            <w:shd w:val="clear" w:color="auto" w:fill="F2F2F2"/>
-          </w:tcPr>
-          <w:p>
-            <w:pPr>
-              <w:spacing w:before="60" w:after="60"/>
-              <w:ind w:left="72"/>
-            </w:pPr>
-            <w:r>
-              <w:rPr>
-                <w:rFonts w:ascii="Arial" w:hAnsi="Arial"/>
-                <w:color w:val="1F1F1F"/>
-                <w:sz w:val="19"/>
-              </w:rPr>
-              <w:t>Deep knowledge of ECS collateral; tagging and loading existing docs</w:t>
-            </w:r>
-          </w:p>
-        </w:tc>
-        <w:tc>
-          <w:tcPr>
-            <w:tcW w:type="dxa" w:w="2880"/>
-            <w:shd w:val="clear" w:color="auto" w:fill="F2F2F2"/>
-          </w:tcPr>
-          <w:p>
-            <w:pPr>
-              <w:spacing w:before="60" w:after="60"/>
-              <w:ind w:left="72"/>
-            </w:pPr>
-            <w:r>
-              <w:rPr>
-                <w:rFonts w:ascii="Arial" w:hAnsi="Arial"/>
-                <w:color w:val="1F1F1F"/>
-                <w:sz w:val="19"/>
-              </w:rPr>
-              <w:t>Senior consultant or existing DM; can be part-time Phase 1–2</w:t>
-            </w:r>
-          </w:p>
-        </w:tc>
-      </w:tr>
-      <w:tr>
-        <w:tc>
-          <w:tcPr>
-            <w:tcW w:type="dxa" w:w="2592"/>
-            <w:shd w:val="clear" w:color="auto" w:fill="FFFFFF"/>
-          </w:tcPr>
-          <w:p>
-            <w:pPr>
-              <w:spacing w:before="60" w:after="60"/>
-              <w:ind w:left="72"/>
-            </w:pPr>
-            <w:r>
-              <w:rPr>
-                <w:rFonts w:ascii="Arial" w:hAnsi="Arial"/>
-                <w:color w:val="1F1F1F"/>
-                <w:sz w:val="19"/>
-              </w:rPr>
-              <w:t>QA / ATF Engineer</w:t>
-            </w:r>
-          </w:p>
-        </w:tc>
-        <w:tc>
-          <w:tcPr>
-            <w:tcW w:type="dxa" w:w="3888"/>
-            <w:shd w:val="clear" w:color="auto" w:fill="FFFFFF"/>
-          </w:tcPr>
-          <w:p>
-            <w:pPr>
-              <w:spacing w:before="60" w:after="60"/>
-              <w:ind w:left="72"/>
-            </w:pPr>
-            <w:r>
-              <w:rPr>
-                <w:rFonts w:ascii="Arial" w:hAnsi="Arial"/>
-                <w:color w:val="1F1F1F"/>
-                <w:sz w:val="19"/>
-              </w:rPr>
-              <w:t>ServiceNow ATF framework; test case design</w:t>
-            </w:r>
-          </w:p>
-        </w:tc>
-        <w:tc>
-          <w:tcPr>
-            <w:tcW w:type="dxa" w:w="2880"/>
-            <w:shd w:val="clear" w:color="auto" w:fill="FFFFFF"/>
-          </w:tcPr>
-          <w:p>
-            <w:pPr>
-              <w:spacing w:before="60" w:after="60"/>
-              <w:ind w:left="72"/>
-            </w:pPr>
-            <w:r>
-              <w:rPr>
-                <w:rFonts w:ascii="Arial" w:hAnsi="Arial"/>
-                <w:color w:val="1F1F1F"/>
-                <w:sz w:val="19"/>
-              </w:rPr>
-              <w:t>Senior developer performing peer QA role; does not need to be dedicated</w:t>
-            </w:r>
-          </w:p>
-        </w:tc>
-      </w:tr>
-      <w:tr>
-        <w:tc>
-          <w:tcPr>
-            <w:tcW w:type="dxa" w:w="2592"/>
-            <w:shd w:val="clear" w:color="auto" w:fill="F2F2F2"/>
-          </w:tcPr>
-          <w:p>
-            <w:pPr>
-              <w:spacing w:before="60" w:after="60"/>
-              <w:ind w:left="72"/>
-            </w:pPr>
-            <w:r>
-              <w:rPr>
-                <w:rFonts w:ascii="Arial" w:hAnsi="Arial"/>
-                <w:color w:val="1F1F1F"/>
-                <w:sz w:val="19"/>
-              </w:rPr>
-              <w:t>Practice Leader</w:t>
-            </w:r>
-          </w:p>
-        </w:tc>
-        <w:tc>
-          <w:tcPr>
-            <w:tcW w:type="dxa" w:w="3888"/>
-            <w:shd w:val="clear" w:color="auto" w:fill="F2F2F2"/>
-          </w:tcPr>
-          <w:p>
-            <w:pPr>
-              <w:spacing w:before="60" w:after="60"/>
-              <w:ind w:left="72"/>
-            </w:pPr>
-            <w:r>
-              <w:rPr>
-                <w:rFonts w:ascii="Arial" w:hAnsi="Arial"/>
-                <w:color w:val="1F1F1F"/>
-                <w:sz w:val="19"/>
-              </w:rPr>
-              <w:t>Milestone review and strategic sign-off</w:t>
-            </w:r>
-          </w:p>
-        </w:tc>
-        <w:tc>
-          <w:tcPr>
-            <w:tcW w:type="dxa" w:w="2880"/>
-            <w:shd w:val="clear" w:color="auto" w:fill="F2F2F2"/>
-          </w:tcPr>
-          <w:p>
-            <w:pPr>
-              <w:spacing w:before="60" w:after="60"/>
-              <w:ind w:left="72"/>
-            </w:pPr>
-            <w:r>
-              <w:rPr>
-                <w:rFonts w:ascii="Arial" w:hAnsi="Arial"/>
-                <w:color w:val="1F1F1F"/>
-                <w:sz w:val="19"/>
-              </w:rPr>
-              <w:t>Senior Director — 4 hours per phase review only</w:t>
-            </w:r>
-          </w:p>
-        </w:tc>
-      </w:tr>
-    </w:tbl>
-    <w:p>
-      <w:pPr>
-        <w:spacing w:after="100"/>
-      </w:pPr>
-    </w:p>
-    <w:p>
-      <w:r>
-        <w:br w:type="page"/>
-      </w:r>
-    </w:p>
-    <w:p>
-      <w:pPr>
-        <w:spacing w:before="320" w:after="100"/>
-        <w:pBdr>
-          <w:bottom w:val="single" w:sz="6" w:space="1" w:color="1B3A6B"/>
-        </w:pBdr>
-      </w:pPr>
-      <w:r>
-        <w:rPr>
-          <w:rFonts w:ascii="Arial" w:hAnsi="Arial"/>
-          <w:b/>
-          <w:color w:val="1B3A6B"/>
-          <w:sz w:val="26"/>
-        </w:rPr>
-        <w:t>4. TIMELINE SUMMARY</w:t>
-      </w:r>
-    </w:p>
-    <w:p>
-      <w:pPr>
-        <w:spacing w:before="0" w:after="160"/>
-        <w:jc w:val="left"/>
-      </w:pPr>
-      <w:r>
-        <w:rPr>
-          <w:rFonts w:ascii="Arial" w:hAnsi="Arial"/>
-          <w:b w:val="0"/>
-          <w:i w:val="0"/>
-          <w:color w:val="1F1F1F"/>
-          <w:sz w:val="21"/>
-        </w:rPr>
-        <w:t>Blueprint A runs 16–18 weeks from decision to v1.0 release. The four build phases can run with some parallelism where resources allow, but the Lead Architect is the critical path throughout.</w:t>
-      </w:r>
-    </w:p>
-    <w:tbl>
-      <w:tblPr>
-        <w:tblW w:type="auto" w:w="0"/>
-        <w:tblLook w:firstColumn="1" w:firstRow="1" w:lastColumn="0" w:lastRow="0" w:noHBand="0" w:noVBand="1" w:val="04A0"/>
-        <w:jc w:val="left"/>
-        <w:tblBorders>
-          <w:top w:val="none" w:sz="0" w:space="0" w:color="auto"/>
-          <w:left w:val="none" w:sz="0" w:space="0" w:color="auto"/>
-          <w:bottom w:val="none" w:sz="0" w:space="0" w:color="auto"/>
-          <w:right w:val="none" w:sz="0" w:space="0" w:color="auto"/>
-          <w:insideH w:val="none" w:sz="0" w:space="0" w:color="auto"/>
-          <w:insideV w:val="none" w:sz="0" w:space="0" w:color="auto"/>
-        </w:tblBorders>
-      </w:tblPr>
-      <w:tblGrid>
-        <w:gridCol w:w="2340"/>
-        <w:gridCol w:w="2340"/>
-        <w:gridCol w:w="2340"/>
-        <w:gridCol w:w="2340"/>
-      </w:tblGrid>
-      <w:tr>
-        <w:tc>
-          <w:tcPr>
-            <w:tcW w:type="dxa" w:w="2736"/>
-            <w:shd w:val="clear" w:color="auto" w:fill="1B3A6B"/>
-          </w:tcPr>
-          <w:p>
-            <w:pPr>
-              <w:spacing w:before="80" w:after="80"/>
-              <w:ind w:left="72"/>
-            </w:pPr>
-            <w:r>
-              <w:rPr>
-                <w:rFonts w:ascii="Arial" w:hAnsi="Arial"/>
-                <w:b/>
-                <w:color w:val="FFFFFF"/>
-                <w:sz w:val="20"/>
-              </w:rPr>
-              <w:t>Phase</w:t>
-            </w:r>
-          </w:p>
-        </w:tc>
-        <w:tc>
-          <w:tcPr>
-            <w:tcW w:type="dxa" w:w="1728"/>
-            <w:shd w:val="clear" w:color="auto" w:fill="1B3A6B"/>
-          </w:tcPr>
-          <w:p>
-            <w:pPr>
-              <w:spacing w:before="80" w:after="80"/>
-              <w:ind w:left="72"/>
-            </w:pPr>
-            <w:r>
-              <w:rPr>
-                <w:rFonts w:ascii="Arial" w:hAnsi="Arial"/>
-                <w:b/>
-                <w:color w:val="FFFFFF"/>
-                <w:sz w:val="20"/>
-              </w:rPr>
-              <w:t>Calendar Weeks</w:t>
-            </w:r>
-          </w:p>
-        </w:tc>
-        <w:tc>
-          <w:tcPr>
-            <w:tcW w:type="dxa" w:w="1872"/>
-            <w:shd w:val="clear" w:color="auto" w:fill="1B3A6B"/>
-          </w:tcPr>
-          <w:p>
-            <w:pPr>
-              <w:spacing w:before="80" w:after="80"/>
-              <w:ind w:left="72"/>
-            </w:pPr>
-            <w:r>
-              <w:rPr>
-                <w:rFonts w:ascii="Arial" w:hAnsi="Arial"/>
-                <w:b/>
-                <w:color w:val="FFFFFF"/>
-                <w:sz w:val="20"/>
-              </w:rPr>
-              <w:t>Target Dates</w:t>
-            </w:r>
-          </w:p>
-        </w:tc>
-        <w:tc>
-          <w:tcPr>
-            <w:tcW w:type="dxa" w:w="3024"/>
-            <w:shd w:val="clear" w:color="auto" w:fill="1B3A6B"/>
-          </w:tcPr>
-          <w:p>
-            <w:pPr>
-              <w:spacing w:before="80" w:after="80"/>
-              <w:ind w:left="72"/>
-            </w:pPr>
-            <w:r>
-              <w:rPr>
-                <w:rFonts w:ascii="Arial" w:hAnsi="Arial"/>
-                <w:b/>
-                <w:color w:val="FFFFFF"/>
-                <w:sz w:val="20"/>
-              </w:rPr>
-              <w:t>Key Milestone</w:t>
-            </w:r>
-          </w:p>
-        </w:tc>
-      </w:tr>
-      <w:tr>
-        <w:tc>
-          <w:tcPr>
-            <w:tcW w:type="dxa" w:w="2736"/>
-            <w:shd w:val="clear" w:color="auto" w:fill="F2F2F2"/>
-          </w:tcPr>
-          <w:p>
-            <w:pPr>
-              <w:spacing w:before="60" w:after="60"/>
-              <w:ind w:left="72"/>
-            </w:pPr>
-            <w:r>
-              <w:rPr>
-                <w:rFonts w:ascii="Arial" w:hAnsi="Arial"/>
-                <w:color w:val="1F1F1F"/>
-                <w:sz w:val="19"/>
-              </w:rPr>
-              <w:t>Phase 0 — Pre-Build</w:t>
-            </w:r>
-          </w:p>
-        </w:tc>
-        <w:tc>
-          <w:tcPr>
-            <w:tcW w:type="dxa" w:w="1728"/>
-            <w:shd w:val="clear" w:color="auto" w:fill="F2F2F2"/>
-          </w:tcPr>
-          <w:p>
-            <w:pPr>
-              <w:spacing w:before="60" w:after="60"/>
-              <w:ind w:left="72"/>
-            </w:pPr>
-            <w:r>
-              <w:rPr>
-                <w:rFonts w:ascii="Arial" w:hAnsi="Arial"/>
-                <w:color w:val="1F1F1F"/>
-                <w:sz w:val="19"/>
-              </w:rPr>
-              <w:t>Weeks −2 to 0</w:t>
-            </w:r>
-          </w:p>
-        </w:tc>
-        <w:tc>
-          <w:tcPr>
-            <w:tcW w:type="dxa" w:w="1872"/>
-            <w:shd w:val="clear" w:color="auto" w:fill="F2F2F2"/>
-          </w:tcPr>
-          <w:p>
-            <w:pPr>
-              <w:spacing w:before="60" w:after="60"/>
-              <w:ind w:left="72"/>
-            </w:pPr>
-            <w:r>
-              <w:rPr>
-                <w:rFonts w:ascii="Arial" w:hAnsi="Arial"/>
-                <w:color w:val="1F1F1F"/>
-                <w:sz w:val="19"/>
-              </w:rPr>
-              <w:t>May – Jun 2026</w:t>
-            </w:r>
-          </w:p>
-        </w:tc>
-        <w:tc>
-          <w:tcPr>
-            <w:tcW w:type="dxa" w:w="3024"/>
-            <w:shd w:val="clear" w:color="auto" w:fill="F2F2F2"/>
-          </w:tcPr>
-          <w:p>
-            <w:pPr>
-              <w:spacing w:before="60" w:after="60"/>
-              <w:ind w:left="72"/>
-            </w:pPr>
-            <w:r>
-              <w:rPr>
-                <w:rFonts w:ascii="Arial" w:hAnsi="Arial"/>
-                <w:color w:val="1F1F1F"/>
-                <w:sz w:val="19"/>
-              </w:rPr>
-              <w:t>Architecture decision; PDI live; team assigned</w:t>
-            </w:r>
-          </w:p>
-        </w:tc>
-      </w:tr>
-      <w:tr>
-        <w:tc>
-          <w:tcPr>
-            <w:tcW w:type="dxa" w:w="2736"/>
-            <w:shd w:val="clear" w:color="auto" w:fill="FFFFFF"/>
-          </w:tcPr>
-          <w:p>
-            <w:pPr>
-              <w:spacing w:before="60" w:after="60"/>
-              <w:ind w:left="72"/>
-            </w:pPr>
-            <w:r>
-              <w:rPr>
-                <w:rFonts w:ascii="Arial" w:hAnsi="Arial"/>
-                <w:color w:val="1F1F1F"/>
-                <w:sz w:val="19"/>
-              </w:rPr>
-              <w:t>Phase 1 — Application Foundation</w:t>
-            </w:r>
-          </w:p>
-        </w:tc>
-        <w:tc>
-          <w:tcPr>
-            <w:tcW w:type="dxa" w:w="1728"/>
-            <w:shd w:val="clear" w:color="auto" w:fill="FFFFFF"/>
-          </w:tcPr>
-          <w:p>
-            <w:pPr>
-              <w:spacing w:before="60" w:after="60"/>
-              <w:ind w:left="72"/>
-            </w:pPr>
-            <w:r>
-              <w:rPr>
-                <w:rFonts w:ascii="Arial" w:hAnsi="Arial"/>
-                <w:color w:val="1F1F1F"/>
-                <w:sz w:val="19"/>
-              </w:rPr>
-              <w:t>Weeks 1–5</w:t>
-            </w:r>
-          </w:p>
-        </w:tc>
-        <w:tc>
-          <w:tcPr>
-            <w:tcW w:type="dxa" w:w="1872"/>
-            <w:shd w:val="clear" w:color="auto" w:fill="FFFFFF"/>
-          </w:tcPr>
-          <w:p>
-            <w:pPr>
-              <w:spacing w:before="60" w:after="60"/>
-              <w:ind w:left="72"/>
-            </w:pPr>
-            <w:r>
-              <w:rPr>
-                <w:rFonts w:ascii="Arial" w:hAnsi="Arial"/>
-                <w:color w:val="1F1F1F"/>
-                <w:sz w:val="19"/>
-              </w:rPr>
-              <w:t>Jun 2026</w:t>
-            </w:r>
-          </w:p>
-        </w:tc>
-        <w:tc>
-          <w:tcPr>
-            <w:tcW w:type="dxa" w:w="3024"/>
-            <w:shd w:val="clear" w:color="auto" w:fill="FFFFFF"/>
-          </w:tcPr>
-          <w:p>
-            <w:pPr>
-              <w:spacing w:before="60" w:after="60"/>
-              <w:ind w:left="72"/>
-            </w:pPr>
-            <w:r>
-              <w:rPr>
-                <w:rFonts w:ascii="Arial" w:hAnsi="Arial"/>
-                <w:color w:val="1F1F1F"/>
-                <w:sz w:val="19"/>
-              </w:rPr>
-              <w:t>v0.5: scoped app, custom tables, roles, portable update set</w:t>
-            </w:r>
-          </w:p>
-        </w:tc>
-      </w:tr>
-      <w:tr>
-        <w:tc>
-          <w:tcPr>
-            <w:tcW w:type="dxa" w:w="2736"/>
-            <w:shd w:val="clear" w:color="auto" w:fill="F2F2F2"/>
-          </w:tcPr>
-          <w:p>
-            <w:pPr>
-              <w:spacing w:before="60" w:after="60"/>
-              <w:ind w:left="72"/>
-            </w:pPr>
-            <w:r>
-              <w:rPr>
-                <w:rFonts w:ascii="Arial" w:hAnsi="Arial"/>
-                <w:color w:val="1F1F1F"/>
-                <w:sz w:val="19"/>
-              </w:rPr>
-              <w:t>Phase 2 — Portal &amp; Health Engine</w:t>
-            </w:r>
-          </w:p>
-        </w:tc>
-        <w:tc>
-          <w:tcPr>
-            <w:tcW w:type="dxa" w:w="1728"/>
-            <w:shd w:val="clear" w:color="auto" w:fill="F2F2F2"/>
-          </w:tcPr>
-          <w:p>
-            <w:pPr>
-              <w:spacing w:before="60" w:after="60"/>
-              <w:ind w:left="72"/>
-            </w:pPr>
-            <w:r>
-              <w:rPr>
-                <w:rFonts w:ascii="Arial" w:hAnsi="Arial"/>
-                <w:color w:val="1F1F1F"/>
-                <w:sz w:val="19"/>
-              </w:rPr>
-              <w:t>Weeks 6–10</w:t>
-            </w:r>
-          </w:p>
-        </w:tc>
-        <w:tc>
-          <w:tcPr>
-            <w:tcW w:type="dxa" w:w="1872"/>
-            <w:shd w:val="clear" w:color="auto" w:fill="F2F2F2"/>
-          </w:tcPr>
-          <w:p>
-            <w:pPr>
-              <w:spacing w:before="60" w:after="60"/>
-              <w:ind w:left="72"/>
-            </w:pPr>
-            <w:r>
-              <w:rPr>
-                <w:rFonts w:ascii="Arial" w:hAnsi="Arial"/>
-                <w:color w:val="1F1F1F"/>
-                <w:sz w:val="19"/>
-              </w:rPr>
-              <w:t>Jul 2026</w:t>
-            </w:r>
-          </w:p>
-        </w:tc>
-        <w:tc>
-          <w:tcPr>
-            <w:tcW w:type="dxa" w:w="3024"/>
-            <w:shd w:val="clear" w:color="auto" w:fill="F2F2F2"/>
-          </w:tcPr>
-          <w:p>
-            <w:pPr>
-              <w:spacing w:before="60" w:after="60"/>
-              <w:ind w:left="72"/>
-            </w:pPr>
-            <w:r>
-              <w:rPr>
-                <w:rFonts w:ascii="Arial" w:hAnsi="Arial"/>
-                <w:color w:val="1F1F1F"/>
-                <w:sz w:val="19"/>
-              </w:rPr>
-              <w:t>v0.7: all portal pages, health score live, customer access working</w:t>
-            </w:r>
-          </w:p>
-        </w:tc>
-      </w:tr>
-      <w:tr>
-        <w:tc>
-          <w:tcPr>
-            <w:tcW w:type="dxa" w:w="2736"/>
-            <w:shd w:val="clear" w:color="auto" w:fill="FFFFFF"/>
-          </w:tcPr>
-          <w:p>
-            <w:pPr>
-              <w:spacing w:before="60" w:after="60"/>
-              <w:ind w:left="72"/>
-            </w:pPr>
-            <w:r>
-              <w:rPr>
-                <w:rFonts w:ascii="Arial" w:hAnsi="Arial"/>
-                <w:color w:val="1F1F1F"/>
-                <w:sz w:val="19"/>
-              </w:rPr>
-              <w:t>Phase 3 — Native Integrations</w:t>
-            </w:r>
-          </w:p>
-        </w:tc>
-        <w:tc>
-          <w:tcPr>
-            <w:tcW w:type="dxa" w:w="1728"/>
-            <w:shd w:val="clear" w:color="auto" w:fill="FFFFFF"/>
-          </w:tcPr>
-          <w:p>
-            <w:pPr>
-              <w:spacing w:before="60" w:after="60"/>
-              <w:ind w:left="72"/>
-            </w:pPr>
-            <w:r>
-              <w:rPr>
-                <w:rFonts w:ascii="Arial" w:hAnsi="Arial"/>
-                <w:color w:val="1F1F1F"/>
-                <w:sz w:val="19"/>
-              </w:rPr>
-              <w:t>Weeks 11–14</w:t>
-            </w:r>
-          </w:p>
-        </w:tc>
-        <w:tc>
-          <w:tcPr>
-            <w:tcW w:type="dxa" w:w="1872"/>
-            <w:shd w:val="clear" w:color="auto" w:fill="FFFFFF"/>
-          </w:tcPr>
-          <w:p>
-            <w:pPr>
-              <w:spacing w:before="60" w:after="60"/>
-              <w:ind w:left="72"/>
-            </w:pPr>
-            <w:r>
-              <w:rPr>
-                <w:rFonts w:ascii="Arial" w:hAnsi="Arial"/>
-                <w:color w:val="1F1F1F"/>
-                <w:sz w:val="19"/>
-              </w:rPr>
-              <w:t>Aug 2026</w:t>
-            </w:r>
-          </w:p>
-        </w:tc>
-        <w:tc>
-          <w:tcPr>
-            <w:tcW w:type="dxa" w:w="3024"/>
-            <w:shd w:val="clear" w:color="auto" w:fill="FFFFFF"/>
-          </w:tcPr>
-          <w:p>
-            <w:pPr>
-              <w:spacing w:before="60" w:after="60"/>
-              <w:ind w:left="72"/>
-            </w:pPr>
-            <w:r>
-              <w:rPr>
-                <w:rFonts w:ascii="Arial" w:hAnsi="Arial"/>
-                <w:color w:val="1F1F1F"/>
-                <w:sz w:val="19"/>
-              </w:rPr>
-              <w:t>v0.9: Agile velocity, SPM milestones, PA charts, VA topics</w:t>
-            </w:r>
-          </w:p>
-        </w:tc>
-      </w:tr>
-      <w:tr>
-        <w:tc>
-          <w:tcPr>
-            <w:tcW w:type="dxa" w:w="2736"/>
-            <w:shd w:val="clear" w:color="auto" w:fill="F2F2F2"/>
-          </w:tcPr>
-          <w:p>
-            <w:pPr>
-              <w:spacing w:before="60" w:after="60"/>
-              <w:ind w:left="72"/>
-            </w:pPr>
-            <w:r>
-              <w:rPr>
-                <w:rFonts w:ascii="Arial" w:hAnsi="Arial"/>
-                <w:color w:val="1F1F1F"/>
-                <w:sz w:val="19"/>
-              </w:rPr>
-              <w:t>Phase 4 — Content &amp; ATF Release</w:t>
-            </w:r>
-          </w:p>
-        </w:tc>
-        <w:tc>
-          <w:tcPr>
-            <w:tcW w:type="dxa" w:w="1728"/>
-            <w:shd w:val="clear" w:color="auto" w:fill="F2F2F2"/>
-          </w:tcPr>
-          <w:p>
-            <w:pPr>
-              <w:spacing w:before="60" w:after="60"/>
-              <w:ind w:left="72"/>
-            </w:pPr>
-            <w:r>
-              <w:rPr>
-                <w:rFonts w:ascii="Arial" w:hAnsi="Arial"/>
-                <w:color w:val="1F1F1F"/>
-                <w:sz w:val="19"/>
-              </w:rPr>
-              <w:t>Weeks 15–18</w:t>
-            </w:r>
-          </w:p>
-        </w:tc>
-        <w:tc>
-          <w:tcPr>
-            <w:tcW w:type="dxa" w:w="1872"/>
-            <w:shd w:val="clear" w:color="auto" w:fill="F2F2F2"/>
-          </w:tcPr>
-          <w:p>
-            <w:pPr>
-              <w:spacing w:before="60" w:after="60"/>
-              <w:ind w:left="72"/>
-            </w:pPr>
-            <w:r>
-              <w:rPr>
-                <w:rFonts w:ascii="Arial" w:hAnsi="Arial"/>
-                <w:color w:val="1F1F1F"/>
-                <w:sz w:val="19"/>
-              </w:rPr>
-              <w:t>Sep–Oct 2026</w:t>
-            </w:r>
-          </w:p>
-        </w:tc>
-        <w:tc>
-          <w:tcPr>
-            <w:tcW w:type="dxa" w:w="3024"/>
-            <w:shd w:val="clear" w:color="auto" w:fill="F2F2F2"/>
-          </w:tcPr>
-          <w:p>
-            <w:pPr>
-              <w:spacing w:before="60" w:after="60"/>
-              <w:ind w:left="72"/>
-            </w:pPr>
-            <w:r>
-              <w:rPr>
-                <w:rFonts w:ascii="Arial" w:hAnsi="Arial"/>
-                <w:color w:val="1F1F1F"/>
-                <w:sz w:val="19"/>
-              </w:rPr>
-              <w:t>v1.0: content loaded, ATF 80%+, Store prep, pilot on first engagement</w:t>
-            </w:r>
-          </w:p>
-        </w:tc>
-      </w:tr>
-    </w:tbl>
-    <w:p>
-      <w:pPr>
-        <w:spacing w:after="100"/>
-      </w:pPr>
-    </w:p>
-    <w:tbl>
-      <w:tblPr>
-        <w:tblW w:type="auto" w:w="0"/>
-        <w:tblLook w:firstColumn="1" w:firstRow="1" w:lastColumn="0" w:lastRow="0" w:noHBand="0" w:noVBand="1" w:val="04A0"/>
-        <w:jc w:val="left"/>
-        <w:tblBorders>
-          <w:top w:val="none" w:sz="0" w:space="0" w:color="auto"/>
-          <w:left w:val="none" w:sz="0" w:space="0" w:color="auto"/>
-          <w:bottom w:val="none" w:sz="0" w:space="0" w:color="auto"/>
-          <w:right w:val="none" w:sz="0" w:space="0" w:color="auto"/>
-          <w:insideH w:val="none" w:sz="0" w:space="0" w:color="auto"/>
-          <w:insideV w:val="none" w:sz="0" w:space="0" w:color="auto"/>
-        </w:tblBorders>
-      </w:tblPr>
-      <w:tblGrid>
-        <w:gridCol w:w="9360"/>
-      </w:tblGrid>
-      <w:tr>
-        <w:tc>
-          <w:tcPr>
-            <w:tcW w:type="dxa" w:w="9360"/>
-            <w:shd w:val="clear" w:color="auto" w:fill="FEF9EC"/>
-          </w:tcPr>
-          <w:p>
-            <w:pPr>
-              <w:spacing w:before="100" w:after="100"/>
-              <w:ind w:left="144"/>
-            </w:pPr>
-            <w:r>
-              <w:rPr>
-                <w:rFonts w:ascii="Arial" w:hAnsi="Arial"/>
-                <w:b/>
-                <w:color w:val="C9A02B"/>
-                <w:sz w:val="20"/>
-              </w:rPr>
-              <w:t xml:space="preserve">Store certification parallel track:  </w:t>
-            </w:r>
-            <w:r>
-              <w:rPr>
-                <w:rFonts w:ascii="Arial" w:hAnsi="Arial"/>
-                <w:color w:val="1F1F1F"/>
-                <w:sz w:val="20"/>
-              </w:rPr>
-              <w:t>ServiceNow ISV partner enrollment should begin in Phase 0 (Week −2) and run concurrently with development. Certification review takes 4–6 weeks independently of build progress. Target Store listing: Q1 2027.</w:t>
-            </w:r>
-          </w:p>
-        </w:tc>
-      </w:tr>
-    </w:tbl>
-    <w:p>
-      <w:pPr>
-        <w:spacing w:after="80"/>
-      </w:pPr>
-    </w:p>
-    <w:p>
-      <w:pPr>
-        <w:spacing w:before="320" w:after="100"/>
-        <w:pBdr>
-          <w:bottom w:val="single" w:sz="6" w:space="1" w:color="1B3A6B"/>
-        </w:pBdr>
-      </w:pPr>
-      <w:r>
-        <w:rPr>
-          <w:rFonts w:ascii="Arial" w:hAnsi="Arial"/>
-          <w:b/>
-          <w:color w:val="1B3A6B"/>
-          <w:sz w:val="26"/>
-        </w:rPr>
-        <w:t>5. RISK PROFILE</w:t>
-      </w:r>
-    </w:p>
-    <w:tbl>
-      <w:tblPr>
-        <w:tblW w:type="auto" w:w="0"/>
-        <w:tblLook w:firstColumn="1" w:firstRow="1" w:lastColumn="0" w:lastRow="0" w:noHBand="0" w:noVBand="1" w:val="04A0"/>
-        <w:jc w:val="left"/>
-        <w:tblBorders>
-          <w:top w:val="none" w:sz="0" w:space="0" w:color="auto"/>
-          <w:left w:val="none" w:sz="0" w:space="0" w:color="auto"/>
-          <w:bottom w:val="none" w:sz="0" w:space="0" w:color="auto"/>
-          <w:right w:val="none" w:sz="0" w:space="0" w:color="auto"/>
-          <w:insideH w:val="none" w:sz="0" w:space="0" w:color="auto"/>
-          <w:insideV w:val="none" w:sz="0" w:space="0" w:color="auto"/>
-        </w:tblBorders>
-      </w:tblPr>
-      <w:tblGrid>
-        <w:gridCol w:w="4680"/>
-        <w:gridCol w:w="4680"/>
-      </w:tblGrid>
-      <w:tr>
-        <w:tc>
-          <w:tcPr>
-            <w:tcW w:type="dxa" w:w="576"/>
-            <w:shd w:val="clear" w:color="auto" w:fill="378630"/>
-          </w:tcPr>
-          <w:p>
-            <w:pPr>
-              <w:spacing w:before="60" w:after="60"/>
-              <w:jc w:val="center"/>
-            </w:pPr>
-            <w:r>
-              <w:rPr>
-                <w:rFonts w:ascii="Arial" w:hAnsi="Arial"/>
-                <w:b/>
-                <w:color w:val="FFFFFF"/>
-                <w:sz w:val="19"/>
-              </w:rPr>
-              <w:t>LOW</w:t>
-            </w:r>
-          </w:p>
-        </w:tc>
-        <w:tc>
-          <w:tcPr>
-            <w:tcW w:type="dxa" w:w="8784"/>
-            <w:shd w:val="clear" w:color="auto" w:fill="F9F9F9"/>
-          </w:tcPr>
-          <w:p>
-            <w:pPr>
-              <w:spacing w:before="60" w:after="60"/>
-              <w:ind w:left="144"/>
-            </w:pPr>
-            <w:r>
-              <w:rPr>
-                <w:rFonts w:ascii="Arial" w:hAnsi="Arial"/>
-                <w:color w:val="1F1F1F"/>
-                <w:sz w:val="19"/>
-              </w:rPr>
-              <w:t>Upgrade risk: scoped app is isolated from ServiceNow platform upgrades. Extensions do not conflict with native tables.</w:t>
             </w:r>
           </w:p>
         </w:tc>
@@ -2916,63 +2425,615 @@
         <w:spacing w:after="40"/>
       </w:pPr>
     </w:p>
+    <w:p>
+      <w:pPr>
+        <w:pBdr>
+          <w:top w:val="single" w:sz="4" w:space="4" w:color="2E74B5"/>
+          <w:left w:val="single" w:sz="4" w:space="4" w:color="2E74B5"/>
+          <w:bottom w:val="single" w:sz="4" w:space="4" w:color="2E74B5"/>
+          <w:right w:val="single" w:sz="4" w:space="4" w:color="2E74B5"/>
+        </w:pBdr>
+        <w:shd w:val="clear" w:color="auto" w:fill="EAF1F8"/>
+        <w:spacing w:before="120" w:after="160"/>
+      </w:pPr>
+      <w:r>
+        <w:rPr>
+          <w:rFonts w:ascii="Calibri" w:hAnsi="Calibri"/>
+          <w:b/>
+          <w:color w:val="0B1F3A"/>
+          <w:sz w:val="20"/>
+        </w:rPr>
+        <w:t>FTE equivalent: 1,400 hours ÷ 40 hrs/week = 35 FTE weeks total across all roles. The Lead Architect / App Developer is the critical path resource at ~16 FTE weeks and should be dedicated (not shared across engagements) for the duration.</w:t>
+      </w:r>
+    </w:p>
+    <w:p>
+      <w:pPr>
+        <w:pStyle w:val="Heading2"/>
+      </w:pPr>
+      <w:r>
+        <w:t>Role Profiles Required</w:t>
+      </w:r>
+    </w:p>
     <w:tbl>
       <w:tblPr>
         <w:tblW w:type="auto" w:w="0"/>
+        <w:jc w:val="left"/>
         <w:tblLook w:firstColumn="1" w:firstRow="1" w:lastColumn="0" w:lastRow="0" w:noHBand="0" w:noVBand="1" w:val="04A0"/>
-        <w:jc w:val="left"/>
-        <w:tblBorders>
-          <w:top w:val="none" w:sz="0" w:space="0" w:color="auto"/>
-          <w:left w:val="none" w:sz="0" w:space="0" w:color="auto"/>
-          <w:bottom w:val="none" w:sz="0" w:space="0" w:color="auto"/>
-          <w:right w:val="none" w:sz="0" w:space="0" w:color="auto"/>
-          <w:insideH w:val="none" w:sz="0" w:space="0" w:color="auto"/>
-          <w:insideV w:val="none" w:sz="0" w:space="0" w:color="auto"/>
-        </w:tblBorders>
       </w:tblPr>
       <w:tblGrid>
-        <w:gridCol w:w="4680"/>
-        <w:gridCol w:w="4680"/>
+        <w:gridCol w:w="3120"/>
+        <w:gridCol w:w="3120"/>
+        <w:gridCol w:w="3120"/>
       </w:tblGrid>
       <w:tr>
+        <w:trPr>
+          <w:tblHeader/>
+        </w:trPr>
         <w:tc>
           <w:tcPr>
-            <w:tcW w:type="dxa" w:w="576"/>
-            <w:shd w:val="clear" w:color="auto" w:fill="E67E22"/>
+            <w:tcW w:type="dxa" w:w="3168"/>
+            <w:tcBorders>
+              <w:top w:val="single" w:sz="4" w:color="E2E8F0"/>
+              <w:left w:val="single" w:sz="4" w:color="E2E8F0"/>
+              <w:bottom w:val="single" w:sz="4" w:color="E2E8F0"/>
+              <w:right w:val="single" w:sz="4" w:color="E2E8F0"/>
+            </w:tcBorders>
+            <w:shd w:val="clear" w:color="auto" w:fill="0B1F3A"/>
+            <w:tcMar>
+              <w:top w:type="dxa" w:w="120"/>
+              <w:left w:type="dxa" w:w="160"/>
+              <w:bottom w:type="dxa" w:w="120"/>
+              <w:right w:type="dxa" w:w="160"/>
+            </w:tcMar>
+            <w:vAlign w:val="center"/>
           </w:tcPr>
           <w:p>
             <w:pPr>
-              <w:spacing w:before="60" w:after="60"/>
-              <w:jc w:val="center"/>
+              <w:spacing w:before="40" w:after="40"/>
             </w:pPr>
             <w:r>
               <w:rPr>
-                <w:rFonts w:ascii="Arial" w:hAnsi="Arial"/>
+                <w:rFonts w:ascii="Calibri" w:hAnsi="Calibri"/>
                 <w:b/>
                 <w:color w:val="FFFFFF"/>
-                <w:sz w:val="19"/>
+                <w:sz w:val="22"/>
               </w:rPr>
-              <w:t>MED</w:t>
+              <w:t>Role</w:t>
             </w:r>
           </w:p>
         </w:tc>
         <w:tc>
           <w:tcPr>
-            <w:tcW w:type="dxa" w:w="8784"/>
-            <w:shd w:val="clear" w:color="auto" w:fill="F9F9F9"/>
+            <w:tcW w:type="dxa" w:w="5472"/>
+            <w:tcBorders>
+              <w:top w:val="single" w:sz="4" w:color="E2E8F0"/>
+              <w:left w:val="single" w:sz="4" w:color="E2E8F0"/>
+              <w:bottom w:val="single" w:sz="4" w:color="E2E8F0"/>
+              <w:right w:val="single" w:sz="4" w:color="E2E8F0"/>
+            </w:tcBorders>
+            <w:shd w:val="clear" w:color="auto" w:fill="0B1F3A"/>
+            <w:tcMar>
+              <w:top w:type="dxa" w:w="120"/>
+              <w:left w:type="dxa" w:w="160"/>
+              <w:bottom w:type="dxa" w:w="120"/>
+              <w:right w:type="dxa" w:w="160"/>
+            </w:tcMar>
+            <w:vAlign w:val="center"/>
           </w:tcPr>
           <w:p>
             <w:pPr>
-              <w:spacing w:before="60" w:after="60"/>
-              <w:ind w:left="144"/>
+              <w:spacing w:before="40" w:after="40"/>
             </w:pPr>
             <w:r>
               <w:rPr>
-                <w:rFonts w:ascii="Arial" w:hAnsi="Arial"/>
-                <w:color w:val="1F1F1F"/>
-                <w:sz w:val="19"/>
+                <w:rFonts w:ascii="Calibri" w:hAnsi="Calibri"/>
+                <w:b/>
+                <w:color w:val="FFFFFF"/>
+                <w:sz w:val="22"/>
               </w:rPr>
-              <w:t>Resourcing: Lead Architect / App Developer is a dedicated resource. If shared across engagements, calendar duration extends. Mitigate by ring-fencing one senior developer for 16 weeks.</w:t>
+              <w:t>Profile Needed</w:t>
+            </w:r>
+          </w:p>
+        </w:tc>
+        <w:tc>
+          <w:tcPr>
+            <w:tcW w:type="dxa" w:w="4838"/>
+            <w:tcBorders>
+              <w:top w:val="single" w:sz="4" w:color="E2E8F0"/>
+              <w:left w:val="single" w:sz="4" w:color="E2E8F0"/>
+              <w:bottom w:val="single" w:sz="4" w:color="E2E8F0"/>
+              <w:right w:val="single" w:sz="4" w:color="E2E8F0"/>
+            </w:tcBorders>
+            <w:shd w:val="clear" w:color="auto" w:fill="0B1F3A"/>
+            <w:tcMar>
+              <w:top w:type="dxa" w:w="120"/>
+              <w:left w:type="dxa" w:w="160"/>
+              <w:bottom w:type="dxa" w:w="120"/>
+              <w:right w:type="dxa" w:w="160"/>
+            </w:tcMar>
+            <w:vAlign w:val="center"/>
+          </w:tcPr>
+          <w:p>
+            <w:pPr>
+              <w:spacing w:before="40" w:after="40"/>
+            </w:pPr>
+            <w:r>
+              <w:rPr>
+                <w:rFonts w:ascii="Calibri" w:hAnsi="Calibri"/>
+                <w:b/>
+                <w:color w:val="FFFFFF"/>
+                <w:sz w:val="22"/>
+              </w:rPr>
+              <w:t>Can Be</w:t>
+            </w:r>
+          </w:p>
+        </w:tc>
+      </w:tr>
+      <w:tr>
+        <w:tc>
+          <w:tcPr>
+            <w:tcW w:type="dxa" w:w="3168"/>
+            <w:tcBorders>
+              <w:top w:val="single" w:sz="4" w:color="E2E8F0"/>
+              <w:left w:val="single" w:sz="4" w:color="E2E8F0"/>
+              <w:bottom w:val="single" w:sz="4" w:color="E2E8F0"/>
+              <w:right w:val="single" w:sz="4" w:color="E2E8F0"/>
+            </w:tcBorders>
+            <w:shd w:val="clear" w:color="auto" w:fill="F8FAFC"/>
+            <w:tcMar>
+              <w:top w:type="dxa" w:w="100"/>
+              <w:left w:type="dxa" w:w="160"/>
+              <w:bottom w:type="dxa" w:w="100"/>
+              <w:right w:type="dxa" w:w="160"/>
+            </w:tcMar>
+            <w:vAlign w:val="top"/>
+          </w:tcPr>
+          <w:p>
+            <w:pPr>
+              <w:spacing w:before="40" w:after="40"/>
+            </w:pPr>
+            <w:r>
+              <w:rPr>
+                <w:rFonts w:ascii="Calibri" w:hAnsi="Calibri"/>
+                <w:sz w:val="20"/>
+              </w:rPr>
+              <w:t>Lead Architect / App Developer</w:t>
+            </w:r>
+          </w:p>
+        </w:tc>
+        <w:tc>
+          <w:tcPr>
+            <w:tcW w:type="dxa" w:w="5472"/>
+            <w:tcBorders>
+              <w:top w:val="single" w:sz="4" w:color="E2E8F0"/>
+              <w:left w:val="single" w:sz="4" w:color="E2E8F0"/>
+              <w:bottom w:val="single" w:sz="4" w:color="E2E8F0"/>
+              <w:right w:val="single" w:sz="4" w:color="E2E8F0"/>
+            </w:tcBorders>
+            <w:shd w:val="clear" w:color="auto" w:fill="F8FAFC"/>
+            <w:tcMar>
+              <w:top w:type="dxa" w:w="100"/>
+              <w:left w:type="dxa" w:w="160"/>
+              <w:bottom w:type="dxa" w:w="100"/>
+              <w:right w:type="dxa" w:w="160"/>
+            </w:tcMar>
+            <w:vAlign w:val="top"/>
+          </w:tcPr>
+          <w:p>
+            <w:pPr>
+              <w:spacing w:before="40" w:after="40"/>
+            </w:pPr>
+            <w:r>
+              <w:rPr>
+                <w:rFonts w:ascii="Calibri" w:hAnsi="Calibri"/>
+                <w:sz w:val="20"/>
+              </w:rPr>
+              <w:t>ServiceNow Studio app development, scoped apps, custom tables, Service Portal, ATF</w:t>
+            </w:r>
+          </w:p>
+        </w:tc>
+        <w:tc>
+          <w:tcPr>
+            <w:tcW w:type="dxa" w:w="4838"/>
+            <w:tcBorders>
+              <w:top w:val="single" w:sz="4" w:color="E2E8F0"/>
+              <w:left w:val="single" w:sz="4" w:color="E2E8F0"/>
+              <w:bottom w:val="single" w:sz="4" w:color="E2E8F0"/>
+              <w:right w:val="single" w:sz="4" w:color="E2E8F0"/>
+            </w:tcBorders>
+            <w:shd w:val="clear" w:color="auto" w:fill="F8FAFC"/>
+            <w:tcMar>
+              <w:top w:type="dxa" w:w="100"/>
+              <w:left w:type="dxa" w:w="160"/>
+              <w:bottom w:type="dxa" w:w="100"/>
+              <w:right w:type="dxa" w:w="160"/>
+            </w:tcMar>
+            <w:vAlign w:val="top"/>
+          </w:tcPr>
+          <w:p>
+            <w:pPr>
+              <w:spacing w:before="40" w:after="40"/>
+            </w:pPr>
+            <w:r>
+              <w:rPr>
+                <w:rFonts w:ascii="Calibri" w:hAnsi="Calibri"/>
+                <w:sz w:val="20"/>
+              </w:rPr>
+              <w:t>Senior SNow architect; may need to backfill delivery on one engagement</w:t>
+            </w:r>
+          </w:p>
+        </w:tc>
+      </w:tr>
+      <w:tr>
+        <w:tc>
+          <w:tcPr>
+            <w:tcW w:type="dxa" w:w="3168"/>
+            <w:tcBorders>
+              <w:top w:val="single" w:sz="4" w:color="E2E8F0"/>
+              <w:left w:val="single" w:sz="4" w:color="E2E8F0"/>
+              <w:bottom w:val="single" w:sz="4" w:color="E2E8F0"/>
+              <w:right w:val="single" w:sz="4" w:color="E2E8F0"/>
+            </w:tcBorders>
+            <w:tcMar>
+              <w:top w:type="dxa" w:w="100"/>
+              <w:left w:type="dxa" w:w="160"/>
+              <w:bottom w:type="dxa" w:w="100"/>
+              <w:right w:type="dxa" w:w="160"/>
+            </w:tcMar>
+            <w:vAlign w:val="top"/>
+          </w:tcPr>
+          <w:p>
+            <w:pPr>
+              <w:spacing w:before="40" w:after="40"/>
+            </w:pPr>
+            <w:r>
+              <w:rPr>
+                <w:rFonts w:ascii="Calibri" w:hAnsi="Calibri"/>
+                <w:sz w:val="20"/>
+              </w:rPr>
+              <w:t>Delivery Manager</w:t>
+            </w:r>
+          </w:p>
+        </w:tc>
+        <w:tc>
+          <w:tcPr>
+            <w:tcW w:type="dxa" w:w="5472"/>
+            <w:tcBorders>
+              <w:top w:val="single" w:sz="4" w:color="E2E8F0"/>
+              <w:left w:val="single" w:sz="4" w:color="E2E8F0"/>
+              <w:bottom w:val="single" w:sz="4" w:color="E2E8F0"/>
+              <w:right w:val="single" w:sz="4" w:color="E2E8F0"/>
+            </w:tcBorders>
+            <w:tcMar>
+              <w:top w:type="dxa" w:w="100"/>
+              <w:left w:type="dxa" w:w="160"/>
+              <w:bottom w:type="dxa" w:w="100"/>
+              <w:right w:type="dxa" w:w="160"/>
+            </w:tcMar>
+            <w:vAlign w:val="top"/>
+          </w:tcPr>
+          <w:p>
+            <w:pPr>
+              <w:spacing w:before="40" w:after="40"/>
+            </w:pPr>
+            <w:r>
+              <w:rPr>
+                <w:rFonts w:ascii="Calibri" w:hAnsi="Calibri"/>
+                <w:sz w:val="20"/>
+              </w:rPr>
+              <w:t>ECS methodology knowledge; portal UX input; content review</w:t>
+            </w:r>
+          </w:p>
+        </w:tc>
+        <w:tc>
+          <w:tcPr>
+            <w:tcW w:type="dxa" w:w="4838"/>
+            <w:tcBorders>
+              <w:top w:val="single" w:sz="4" w:color="E2E8F0"/>
+              <w:left w:val="single" w:sz="4" w:color="E2E8F0"/>
+              <w:bottom w:val="single" w:sz="4" w:color="E2E8F0"/>
+              <w:right w:val="single" w:sz="4" w:color="E2E8F0"/>
+            </w:tcBorders>
+            <w:tcMar>
+              <w:top w:type="dxa" w:w="100"/>
+              <w:left w:type="dxa" w:w="160"/>
+              <w:bottom w:type="dxa" w:w="100"/>
+              <w:right w:type="dxa" w:w="160"/>
+            </w:tcMar>
+            <w:vAlign w:val="top"/>
+          </w:tcPr>
+          <w:p>
+            <w:pPr>
+              <w:spacing w:before="40" w:after="40"/>
+            </w:pPr>
+            <w:r>
+              <w:rPr>
+                <w:rFonts w:ascii="Calibri" w:hAnsi="Calibri"/>
+                <w:sz w:val="20"/>
+              </w:rPr>
+              <w:t>Existing ECS delivery manager with bandwidth</w:t>
+            </w:r>
+          </w:p>
+        </w:tc>
+      </w:tr>
+      <w:tr>
+        <w:tc>
+          <w:tcPr>
+            <w:tcW w:type="dxa" w:w="3168"/>
+            <w:tcBorders>
+              <w:top w:val="single" w:sz="4" w:color="E2E8F0"/>
+              <w:left w:val="single" w:sz="4" w:color="E2E8F0"/>
+              <w:bottom w:val="single" w:sz="4" w:color="E2E8F0"/>
+              <w:right w:val="single" w:sz="4" w:color="E2E8F0"/>
+            </w:tcBorders>
+            <w:shd w:val="clear" w:color="auto" w:fill="F8FAFC"/>
+            <w:tcMar>
+              <w:top w:type="dxa" w:w="100"/>
+              <w:left w:type="dxa" w:w="160"/>
+              <w:bottom w:type="dxa" w:w="100"/>
+              <w:right w:type="dxa" w:w="160"/>
+            </w:tcMar>
+            <w:vAlign w:val="top"/>
+          </w:tcPr>
+          <w:p>
+            <w:pPr>
+              <w:spacing w:before="40" w:after="40"/>
+            </w:pPr>
+            <w:r>
+              <w:rPr>
+                <w:rFonts w:ascii="Calibri" w:hAnsi="Calibri"/>
+                <w:sz w:val="20"/>
+              </w:rPr>
+              <w:t>Content / Methodology Owner</w:t>
+            </w:r>
+          </w:p>
+        </w:tc>
+        <w:tc>
+          <w:tcPr>
+            <w:tcW w:type="dxa" w:w="5472"/>
+            <w:tcBorders>
+              <w:top w:val="single" w:sz="4" w:color="E2E8F0"/>
+              <w:left w:val="single" w:sz="4" w:color="E2E8F0"/>
+              <w:bottom w:val="single" w:sz="4" w:color="E2E8F0"/>
+              <w:right w:val="single" w:sz="4" w:color="E2E8F0"/>
+            </w:tcBorders>
+            <w:shd w:val="clear" w:color="auto" w:fill="F8FAFC"/>
+            <w:tcMar>
+              <w:top w:type="dxa" w:w="100"/>
+              <w:left w:type="dxa" w:w="160"/>
+              <w:bottom w:type="dxa" w:w="100"/>
+              <w:right w:type="dxa" w:w="160"/>
+            </w:tcMar>
+            <w:vAlign w:val="top"/>
+          </w:tcPr>
+          <w:p>
+            <w:pPr>
+              <w:spacing w:before="40" w:after="40"/>
+            </w:pPr>
+            <w:r>
+              <w:rPr>
+                <w:rFonts w:ascii="Calibri" w:hAnsi="Calibri"/>
+                <w:sz w:val="20"/>
+              </w:rPr>
+              <w:t>Deep knowledge of ECS collateral; tagging and loading existing docs</w:t>
+            </w:r>
+          </w:p>
+        </w:tc>
+        <w:tc>
+          <w:tcPr>
+            <w:tcW w:type="dxa" w:w="4838"/>
+            <w:tcBorders>
+              <w:top w:val="single" w:sz="4" w:color="E2E8F0"/>
+              <w:left w:val="single" w:sz="4" w:color="E2E8F0"/>
+              <w:bottom w:val="single" w:sz="4" w:color="E2E8F0"/>
+              <w:right w:val="single" w:sz="4" w:color="E2E8F0"/>
+            </w:tcBorders>
+            <w:shd w:val="clear" w:color="auto" w:fill="F8FAFC"/>
+            <w:tcMar>
+              <w:top w:type="dxa" w:w="100"/>
+              <w:left w:type="dxa" w:w="160"/>
+              <w:bottom w:type="dxa" w:w="100"/>
+              <w:right w:type="dxa" w:w="160"/>
+            </w:tcMar>
+            <w:vAlign w:val="top"/>
+          </w:tcPr>
+          <w:p>
+            <w:pPr>
+              <w:spacing w:before="40" w:after="40"/>
+            </w:pPr>
+            <w:r>
+              <w:rPr>
+                <w:rFonts w:ascii="Calibri" w:hAnsi="Calibri"/>
+                <w:sz w:val="20"/>
+              </w:rPr>
+              <w:t>Senior consultant or existing DM; can be part-time Phase 1–2</w:t>
+            </w:r>
+          </w:p>
+        </w:tc>
+      </w:tr>
+      <w:tr>
+        <w:tc>
+          <w:tcPr>
+            <w:tcW w:type="dxa" w:w="3168"/>
+            <w:tcBorders>
+              <w:top w:val="single" w:sz="4" w:color="E2E8F0"/>
+              <w:left w:val="single" w:sz="4" w:color="E2E8F0"/>
+              <w:bottom w:val="single" w:sz="4" w:color="E2E8F0"/>
+              <w:right w:val="single" w:sz="4" w:color="E2E8F0"/>
+            </w:tcBorders>
+            <w:tcMar>
+              <w:top w:type="dxa" w:w="100"/>
+              <w:left w:type="dxa" w:w="160"/>
+              <w:bottom w:type="dxa" w:w="100"/>
+              <w:right w:type="dxa" w:w="160"/>
+            </w:tcMar>
+            <w:vAlign w:val="top"/>
+          </w:tcPr>
+          <w:p>
+            <w:pPr>
+              <w:spacing w:before="40" w:after="40"/>
+            </w:pPr>
+            <w:r>
+              <w:rPr>
+                <w:rFonts w:ascii="Calibri" w:hAnsi="Calibri"/>
+                <w:sz w:val="20"/>
+              </w:rPr>
+              <w:t>QA / ATF Engineer</w:t>
+            </w:r>
+          </w:p>
+        </w:tc>
+        <w:tc>
+          <w:tcPr>
+            <w:tcW w:type="dxa" w:w="5472"/>
+            <w:tcBorders>
+              <w:top w:val="single" w:sz="4" w:color="E2E8F0"/>
+              <w:left w:val="single" w:sz="4" w:color="E2E8F0"/>
+              <w:bottom w:val="single" w:sz="4" w:color="E2E8F0"/>
+              <w:right w:val="single" w:sz="4" w:color="E2E8F0"/>
+            </w:tcBorders>
+            <w:tcMar>
+              <w:top w:type="dxa" w:w="100"/>
+              <w:left w:type="dxa" w:w="160"/>
+              <w:bottom w:type="dxa" w:w="100"/>
+              <w:right w:type="dxa" w:w="160"/>
+            </w:tcMar>
+            <w:vAlign w:val="top"/>
+          </w:tcPr>
+          <w:p>
+            <w:pPr>
+              <w:spacing w:before="40" w:after="40"/>
+            </w:pPr>
+            <w:r>
+              <w:rPr>
+                <w:rFonts w:ascii="Calibri" w:hAnsi="Calibri"/>
+                <w:sz w:val="20"/>
+              </w:rPr>
+              <w:t>ServiceNow ATF framework; test case design</w:t>
+            </w:r>
+          </w:p>
+        </w:tc>
+        <w:tc>
+          <w:tcPr>
+            <w:tcW w:type="dxa" w:w="4838"/>
+            <w:tcBorders>
+              <w:top w:val="single" w:sz="4" w:color="E2E8F0"/>
+              <w:left w:val="single" w:sz="4" w:color="E2E8F0"/>
+              <w:bottom w:val="single" w:sz="4" w:color="E2E8F0"/>
+              <w:right w:val="single" w:sz="4" w:color="E2E8F0"/>
+            </w:tcBorders>
+            <w:tcMar>
+              <w:top w:type="dxa" w:w="100"/>
+              <w:left w:type="dxa" w:w="160"/>
+              <w:bottom w:type="dxa" w:w="100"/>
+              <w:right w:type="dxa" w:w="160"/>
+            </w:tcMar>
+            <w:vAlign w:val="top"/>
+          </w:tcPr>
+          <w:p>
+            <w:pPr>
+              <w:spacing w:before="40" w:after="40"/>
+            </w:pPr>
+            <w:r>
+              <w:rPr>
+                <w:rFonts w:ascii="Calibri" w:hAnsi="Calibri"/>
+                <w:sz w:val="20"/>
+              </w:rPr>
+              <w:t>Senior developer performing peer QA role; does not need to be dedicated</w:t>
+            </w:r>
+          </w:p>
+        </w:tc>
+      </w:tr>
+      <w:tr>
+        <w:tc>
+          <w:tcPr>
+            <w:tcW w:type="dxa" w:w="3168"/>
+            <w:tcBorders>
+              <w:top w:val="single" w:sz="4" w:color="E2E8F0"/>
+              <w:left w:val="single" w:sz="4" w:color="E2E8F0"/>
+              <w:bottom w:val="single" w:sz="4" w:color="E2E8F0"/>
+              <w:right w:val="single" w:sz="4" w:color="E2E8F0"/>
+            </w:tcBorders>
+            <w:shd w:val="clear" w:color="auto" w:fill="F8FAFC"/>
+            <w:tcMar>
+              <w:top w:type="dxa" w:w="100"/>
+              <w:left w:type="dxa" w:w="160"/>
+              <w:bottom w:type="dxa" w:w="100"/>
+              <w:right w:type="dxa" w:w="160"/>
+            </w:tcMar>
+            <w:vAlign w:val="top"/>
+          </w:tcPr>
+          <w:p>
+            <w:pPr>
+              <w:spacing w:before="40" w:after="40"/>
+            </w:pPr>
+            <w:r>
+              <w:rPr>
+                <w:rFonts w:ascii="Calibri" w:hAnsi="Calibri"/>
+                <w:sz w:val="20"/>
+              </w:rPr>
+              <w:t>Practice Leader</w:t>
+            </w:r>
+          </w:p>
+        </w:tc>
+        <w:tc>
+          <w:tcPr>
+            <w:tcW w:type="dxa" w:w="5472"/>
+            <w:tcBorders>
+              <w:top w:val="single" w:sz="4" w:color="E2E8F0"/>
+              <w:left w:val="single" w:sz="4" w:color="E2E8F0"/>
+              <w:bottom w:val="single" w:sz="4" w:color="E2E8F0"/>
+              <w:right w:val="single" w:sz="4" w:color="E2E8F0"/>
+            </w:tcBorders>
+            <w:shd w:val="clear" w:color="auto" w:fill="F8FAFC"/>
+            <w:tcMar>
+              <w:top w:type="dxa" w:w="100"/>
+              <w:left w:type="dxa" w:w="160"/>
+              <w:bottom w:type="dxa" w:w="100"/>
+              <w:right w:type="dxa" w:w="160"/>
+            </w:tcMar>
+            <w:vAlign w:val="top"/>
+          </w:tcPr>
+          <w:p>
+            <w:pPr>
+              <w:spacing w:before="40" w:after="40"/>
+            </w:pPr>
+            <w:r>
+              <w:rPr>
+                <w:rFonts w:ascii="Calibri" w:hAnsi="Calibri"/>
+                <w:sz w:val="20"/>
+              </w:rPr>
+              <w:t>Milestone review and strategic sign-off</w:t>
+            </w:r>
+          </w:p>
+        </w:tc>
+        <w:tc>
+          <w:tcPr>
+            <w:tcW w:type="dxa" w:w="4838"/>
+            <w:tcBorders>
+              <w:top w:val="single" w:sz="4" w:color="E2E8F0"/>
+              <w:left w:val="single" w:sz="4" w:color="E2E8F0"/>
+              <w:bottom w:val="single" w:sz="4" w:color="E2E8F0"/>
+              <w:right w:val="single" w:sz="4" w:color="E2E8F0"/>
+            </w:tcBorders>
+            <w:shd w:val="clear" w:color="auto" w:fill="F8FAFC"/>
+            <w:tcMar>
+              <w:top w:type="dxa" w:w="100"/>
+              <w:left w:type="dxa" w:w="160"/>
+              <w:bottom w:type="dxa" w:w="100"/>
+              <w:right w:type="dxa" w:w="160"/>
+            </w:tcMar>
+            <w:vAlign w:val="top"/>
+          </w:tcPr>
+          <w:p>
+            <w:pPr>
+              <w:spacing w:before="40" w:after="40"/>
+            </w:pPr>
+            <w:r>
+              <w:rPr>
+                <w:rFonts w:ascii="Calibri" w:hAnsi="Calibri"/>
+                <w:sz w:val="20"/>
+              </w:rPr>
+              <w:t>Senior Director — 4 hours per phase review only</w:t>
             </w:r>
           </w:p>
         </w:tc>
@@ -2983,63 +3044,794 @@
         <w:spacing w:after="40"/>
       </w:pPr>
     </w:p>
+    <w:p>
+      <w:pPr>
+        <w:pStyle w:val="Heading1"/>
+      </w:pPr>
+      <w:r>
+        <w:t>4.  Timeline Summary</w:t>
+      </w:r>
+    </w:p>
+    <w:p>
+      <w:pPr>
+        <w:spacing w:after="160" w:before="0"/>
+      </w:pPr>
+      <w:r>
+        <w:rPr>
+          <w:rFonts w:ascii="Calibri" w:hAnsi="Calibri"/>
+          <w:color w:val="1A1A1A"/>
+          <w:sz w:val="22"/>
+        </w:rPr>
+        <w:t>Blueprint A runs 16–18 weeks from decision to v1.0 release. The four build phases can run with some parallelism where resources allow, but the Lead Architect is the critical path throughout.</w:t>
+      </w:r>
+    </w:p>
     <w:tbl>
       <w:tblPr>
         <w:tblW w:type="auto" w:w="0"/>
+        <w:jc w:val="left"/>
         <w:tblLook w:firstColumn="1" w:firstRow="1" w:lastColumn="0" w:lastRow="0" w:noHBand="0" w:noVBand="1" w:val="04A0"/>
-        <w:jc w:val="left"/>
-        <w:tblBorders>
-          <w:top w:val="none" w:sz="0" w:space="0" w:color="auto"/>
-          <w:left w:val="none" w:sz="0" w:space="0" w:color="auto"/>
-          <w:bottom w:val="none" w:sz="0" w:space="0" w:color="auto"/>
-          <w:right w:val="none" w:sz="0" w:space="0" w:color="auto"/>
-          <w:insideH w:val="none" w:sz="0" w:space="0" w:color="auto"/>
-          <w:insideV w:val="none" w:sz="0" w:space="0" w:color="auto"/>
-        </w:tblBorders>
       </w:tblPr>
       <w:tblGrid>
-        <w:gridCol w:w="4680"/>
-        <w:gridCol w:w="4680"/>
+        <w:gridCol w:w="2340"/>
+        <w:gridCol w:w="2340"/>
+        <w:gridCol w:w="2340"/>
+        <w:gridCol w:w="2340"/>
       </w:tblGrid>
       <w:tr>
+        <w:trPr>
+          <w:tblHeader/>
+        </w:trPr>
         <w:tc>
           <w:tcPr>
-            <w:tcW w:type="dxa" w:w="576"/>
-            <w:shd w:val="clear" w:color="auto" w:fill="E67E22"/>
+            <w:tcW w:type="dxa" w:w="3600"/>
+            <w:tcBorders>
+              <w:top w:val="single" w:sz="4" w:color="E2E8F0"/>
+              <w:left w:val="single" w:sz="4" w:color="E2E8F0"/>
+              <w:bottom w:val="single" w:sz="4" w:color="E2E8F0"/>
+              <w:right w:val="single" w:sz="4" w:color="E2E8F0"/>
+            </w:tcBorders>
+            <w:shd w:val="clear" w:color="auto" w:fill="0B1F3A"/>
+            <w:tcMar>
+              <w:top w:type="dxa" w:w="120"/>
+              <w:left w:type="dxa" w:w="160"/>
+              <w:bottom w:type="dxa" w:w="120"/>
+              <w:right w:type="dxa" w:w="160"/>
+            </w:tcMar>
+            <w:vAlign w:val="center"/>
           </w:tcPr>
           <w:p>
             <w:pPr>
-              <w:spacing w:before="60" w:after="60"/>
-              <w:jc w:val="center"/>
+              <w:spacing w:before="40" w:after="40"/>
             </w:pPr>
             <w:r>
               <w:rPr>
-                <w:rFonts w:ascii="Arial" w:hAnsi="Arial"/>
+                <w:rFonts w:ascii="Calibri" w:hAnsi="Calibri"/>
                 <w:b/>
                 <w:color w:val="FFFFFF"/>
-                <w:sz w:val="19"/>
+                <w:sz w:val="22"/>
               </w:rPr>
-              <w:t>MED</w:t>
+              <w:t>Phase</w:t>
             </w:r>
           </w:p>
         </w:tc>
         <w:tc>
           <w:tcPr>
-            <w:tcW w:type="dxa" w:w="8784"/>
-            <w:shd w:val="clear" w:color="auto" w:fill="F9F9F9"/>
+            <w:tcW w:type="dxa" w:w="2016"/>
+            <w:tcBorders>
+              <w:top w:val="single" w:sz="4" w:color="E2E8F0"/>
+              <w:left w:val="single" w:sz="4" w:color="E2E8F0"/>
+              <w:bottom w:val="single" w:sz="4" w:color="E2E8F0"/>
+              <w:right w:val="single" w:sz="4" w:color="E2E8F0"/>
+            </w:tcBorders>
+            <w:shd w:val="clear" w:color="auto" w:fill="0B1F3A"/>
+            <w:tcMar>
+              <w:top w:type="dxa" w:w="120"/>
+              <w:left w:type="dxa" w:w="160"/>
+              <w:bottom w:type="dxa" w:w="120"/>
+              <w:right w:type="dxa" w:w="160"/>
+            </w:tcMar>
+            <w:vAlign w:val="center"/>
           </w:tcPr>
           <w:p>
             <w:pPr>
-              <w:spacing w:before="60" w:after="60"/>
-              <w:ind w:left="144"/>
+              <w:spacing w:before="40" w:after="40"/>
             </w:pPr>
             <w:r>
               <w:rPr>
-                <w:rFonts w:ascii="Arial" w:hAnsi="Arial"/>
-                <w:color w:val="1F1F1F"/>
-                <w:sz w:val="19"/>
+                <w:rFonts w:ascii="Calibri" w:hAnsi="Calibri"/>
+                <w:b/>
+                <w:color w:val="FFFFFF"/>
+                <w:sz w:val="22"/>
               </w:rPr>
-              <w:t>App Engine SKU dependency: customer must have App Engine Standard or equivalent. Confirm during Sprint 0 discovery. Design does not assume PA availability — graceful fallback to native reporting.</w:t>
+              <w:t>Calendar Weeks</w:t>
+            </w:r>
+          </w:p>
+        </w:tc>
+        <w:tc>
+          <w:tcPr>
+            <w:tcW w:type="dxa" w:w="2160"/>
+            <w:tcBorders>
+              <w:top w:val="single" w:sz="4" w:color="E2E8F0"/>
+              <w:left w:val="single" w:sz="4" w:color="E2E8F0"/>
+              <w:bottom w:val="single" w:sz="4" w:color="E2E8F0"/>
+              <w:right w:val="single" w:sz="4" w:color="E2E8F0"/>
+            </w:tcBorders>
+            <w:shd w:val="clear" w:color="auto" w:fill="0B1F3A"/>
+            <w:tcMar>
+              <w:top w:type="dxa" w:w="120"/>
+              <w:left w:type="dxa" w:w="160"/>
+              <w:bottom w:type="dxa" w:w="120"/>
+              <w:right w:type="dxa" w:w="160"/>
+            </w:tcMar>
+            <w:vAlign w:val="center"/>
+          </w:tcPr>
+          <w:p>
+            <w:pPr>
+              <w:spacing w:before="40" w:after="40"/>
+            </w:pPr>
+            <w:r>
+              <w:rPr>
+                <w:rFonts w:ascii="Calibri" w:hAnsi="Calibri"/>
+                <w:b/>
+                <w:color w:val="FFFFFF"/>
+                <w:sz w:val="22"/>
+              </w:rPr>
+              <w:t>Target Dates</w:t>
+            </w:r>
+          </w:p>
+        </w:tc>
+        <w:tc>
+          <w:tcPr>
+            <w:tcW w:type="dxa" w:w="5760"/>
+            <w:tcBorders>
+              <w:top w:val="single" w:sz="4" w:color="E2E8F0"/>
+              <w:left w:val="single" w:sz="4" w:color="E2E8F0"/>
+              <w:bottom w:val="single" w:sz="4" w:color="E2E8F0"/>
+              <w:right w:val="single" w:sz="4" w:color="E2E8F0"/>
+            </w:tcBorders>
+            <w:shd w:val="clear" w:color="auto" w:fill="0B1F3A"/>
+            <w:tcMar>
+              <w:top w:type="dxa" w:w="120"/>
+              <w:left w:type="dxa" w:w="160"/>
+              <w:bottom w:type="dxa" w:w="120"/>
+              <w:right w:type="dxa" w:w="160"/>
+            </w:tcMar>
+            <w:vAlign w:val="center"/>
+          </w:tcPr>
+          <w:p>
+            <w:pPr>
+              <w:spacing w:before="40" w:after="40"/>
+            </w:pPr>
+            <w:r>
+              <w:rPr>
+                <w:rFonts w:ascii="Calibri" w:hAnsi="Calibri"/>
+                <w:b/>
+                <w:color w:val="FFFFFF"/>
+                <w:sz w:val="22"/>
+              </w:rPr>
+              <w:t>Key Milestone</w:t>
+            </w:r>
+          </w:p>
+        </w:tc>
+      </w:tr>
+      <w:tr>
+        <w:tc>
+          <w:tcPr>
+            <w:tcW w:type="dxa" w:w="3600"/>
+            <w:tcBorders>
+              <w:top w:val="single" w:sz="4" w:color="E2E8F0"/>
+              <w:left w:val="single" w:sz="4" w:color="E2E8F0"/>
+              <w:bottom w:val="single" w:sz="4" w:color="E2E8F0"/>
+              <w:right w:val="single" w:sz="4" w:color="E2E8F0"/>
+            </w:tcBorders>
+            <w:shd w:val="clear" w:color="auto" w:fill="F8FAFC"/>
+            <w:tcMar>
+              <w:top w:type="dxa" w:w="100"/>
+              <w:left w:type="dxa" w:w="160"/>
+              <w:bottom w:type="dxa" w:w="100"/>
+              <w:right w:type="dxa" w:w="160"/>
+            </w:tcMar>
+            <w:vAlign w:val="top"/>
+          </w:tcPr>
+          <w:p>
+            <w:pPr>
+              <w:spacing w:before="40" w:after="40"/>
+            </w:pPr>
+            <w:r>
+              <w:rPr>
+                <w:rFonts w:ascii="Calibri" w:hAnsi="Calibri"/>
+                <w:sz w:val="20"/>
+              </w:rPr>
+              <w:t>Phase 0 — Pre-Build</w:t>
+            </w:r>
+          </w:p>
+        </w:tc>
+        <w:tc>
+          <w:tcPr>
+            <w:tcW w:type="dxa" w:w="2016"/>
+            <w:tcBorders>
+              <w:top w:val="single" w:sz="4" w:color="E2E8F0"/>
+              <w:left w:val="single" w:sz="4" w:color="E2E8F0"/>
+              <w:bottom w:val="single" w:sz="4" w:color="E2E8F0"/>
+              <w:right w:val="single" w:sz="4" w:color="E2E8F0"/>
+            </w:tcBorders>
+            <w:shd w:val="clear" w:color="auto" w:fill="F8FAFC"/>
+            <w:tcMar>
+              <w:top w:type="dxa" w:w="100"/>
+              <w:left w:type="dxa" w:w="160"/>
+              <w:bottom w:type="dxa" w:w="100"/>
+              <w:right w:type="dxa" w:w="160"/>
+            </w:tcMar>
+            <w:vAlign w:val="top"/>
+          </w:tcPr>
+          <w:p>
+            <w:pPr>
+              <w:spacing w:before="40" w:after="40"/>
+            </w:pPr>
+            <w:r>
+              <w:rPr>
+                <w:rFonts w:ascii="Calibri" w:hAnsi="Calibri"/>
+                <w:sz w:val="20"/>
+              </w:rPr>
+              <w:t>Weeks −2 to 0</w:t>
+            </w:r>
+          </w:p>
+        </w:tc>
+        <w:tc>
+          <w:tcPr>
+            <w:tcW w:type="dxa" w:w="2160"/>
+            <w:tcBorders>
+              <w:top w:val="single" w:sz="4" w:color="E2E8F0"/>
+              <w:left w:val="single" w:sz="4" w:color="E2E8F0"/>
+              <w:bottom w:val="single" w:sz="4" w:color="E2E8F0"/>
+              <w:right w:val="single" w:sz="4" w:color="E2E8F0"/>
+            </w:tcBorders>
+            <w:shd w:val="clear" w:color="auto" w:fill="F8FAFC"/>
+            <w:tcMar>
+              <w:top w:type="dxa" w:w="100"/>
+              <w:left w:type="dxa" w:w="160"/>
+              <w:bottom w:type="dxa" w:w="100"/>
+              <w:right w:type="dxa" w:w="160"/>
+            </w:tcMar>
+            <w:vAlign w:val="top"/>
+          </w:tcPr>
+          <w:p>
+            <w:pPr>
+              <w:spacing w:before="40" w:after="40"/>
+            </w:pPr>
+            <w:r>
+              <w:rPr>
+                <w:rFonts w:ascii="Calibri" w:hAnsi="Calibri"/>
+                <w:sz w:val="20"/>
+              </w:rPr>
+              <w:t>May – Jun 2026</w:t>
+            </w:r>
+          </w:p>
+        </w:tc>
+        <w:tc>
+          <w:tcPr>
+            <w:tcW w:type="dxa" w:w="5760"/>
+            <w:tcBorders>
+              <w:top w:val="single" w:sz="4" w:color="E2E8F0"/>
+              <w:left w:val="single" w:sz="4" w:color="E2E8F0"/>
+              <w:bottom w:val="single" w:sz="4" w:color="E2E8F0"/>
+              <w:right w:val="single" w:sz="4" w:color="E2E8F0"/>
+            </w:tcBorders>
+            <w:shd w:val="clear" w:color="auto" w:fill="F8FAFC"/>
+            <w:tcMar>
+              <w:top w:type="dxa" w:w="100"/>
+              <w:left w:type="dxa" w:w="160"/>
+              <w:bottom w:type="dxa" w:w="100"/>
+              <w:right w:type="dxa" w:w="160"/>
+            </w:tcMar>
+            <w:vAlign w:val="top"/>
+          </w:tcPr>
+          <w:p>
+            <w:pPr>
+              <w:spacing w:before="40" w:after="40"/>
+            </w:pPr>
+            <w:r>
+              <w:rPr>
+                <w:rFonts w:ascii="Calibri" w:hAnsi="Calibri"/>
+                <w:sz w:val="20"/>
+              </w:rPr>
+              <w:t>Architecture decision; PDI live; team assigned</w:t>
+            </w:r>
+          </w:p>
+        </w:tc>
+      </w:tr>
+      <w:tr>
+        <w:tc>
+          <w:tcPr>
+            <w:tcW w:type="dxa" w:w="3600"/>
+            <w:tcBorders>
+              <w:top w:val="single" w:sz="4" w:color="E2E8F0"/>
+              <w:left w:val="single" w:sz="4" w:color="E2E8F0"/>
+              <w:bottom w:val="single" w:sz="4" w:color="E2E8F0"/>
+              <w:right w:val="single" w:sz="4" w:color="E2E8F0"/>
+            </w:tcBorders>
+            <w:tcMar>
+              <w:top w:type="dxa" w:w="100"/>
+              <w:left w:type="dxa" w:w="160"/>
+              <w:bottom w:type="dxa" w:w="100"/>
+              <w:right w:type="dxa" w:w="160"/>
+            </w:tcMar>
+            <w:vAlign w:val="top"/>
+          </w:tcPr>
+          <w:p>
+            <w:pPr>
+              <w:spacing w:before="40" w:after="40"/>
+            </w:pPr>
+            <w:r>
+              <w:rPr>
+                <w:rFonts w:ascii="Calibri" w:hAnsi="Calibri"/>
+                <w:sz w:val="20"/>
+              </w:rPr>
+              <w:t>Phase 1 — Application Foundation</w:t>
+            </w:r>
+          </w:p>
+        </w:tc>
+        <w:tc>
+          <w:tcPr>
+            <w:tcW w:type="dxa" w:w="2016"/>
+            <w:tcBorders>
+              <w:top w:val="single" w:sz="4" w:color="E2E8F0"/>
+              <w:left w:val="single" w:sz="4" w:color="E2E8F0"/>
+              <w:bottom w:val="single" w:sz="4" w:color="E2E8F0"/>
+              <w:right w:val="single" w:sz="4" w:color="E2E8F0"/>
+            </w:tcBorders>
+            <w:tcMar>
+              <w:top w:type="dxa" w:w="100"/>
+              <w:left w:type="dxa" w:w="160"/>
+              <w:bottom w:type="dxa" w:w="100"/>
+              <w:right w:type="dxa" w:w="160"/>
+            </w:tcMar>
+            <w:vAlign w:val="top"/>
+          </w:tcPr>
+          <w:p>
+            <w:pPr>
+              <w:spacing w:before="40" w:after="40"/>
+            </w:pPr>
+            <w:r>
+              <w:rPr>
+                <w:rFonts w:ascii="Calibri" w:hAnsi="Calibri"/>
+                <w:sz w:val="20"/>
+              </w:rPr>
+              <w:t>Weeks 1–5</w:t>
+            </w:r>
+          </w:p>
+        </w:tc>
+        <w:tc>
+          <w:tcPr>
+            <w:tcW w:type="dxa" w:w="2160"/>
+            <w:tcBorders>
+              <w:top w:val="single" w:sz="4" w:color="E2E8F0"/>
+              <w:left w:val="single" w:sz="4" w:color="E2E8F0"/>
+              <w:bottom w:val="single" w:sz="4" w:color="E2E8F0"/>
+              <w:right w:val="single" w:sz="4" w:color="E2E8F0"/>
+            </w:tcBorders>
+            <w:tcMar>
+              <w:top w:type="dxa" w:w="100"/>
+              <w:left w:type="dxa" w:w="160"/>
+              <w:bottom w:type="dxa" w:w="100"/>
+              <w:right w:type="dxa" w:w="160"/>
+            </w:tcMar>
+            <w:vAlign w:val="top"/>
+          </w:tcPr>
+          <w:p>
+            <w:pPr>
+              <w:spacing w:before="40" w:after="40"/>
+            </w:pPr>
+            <w:r>
+              <w:rPr>
+                <w:rFonts w:ascii="Calibri" w:hAnsi="Calibri"/>
+                <w:sz w:val="20"/>
+              </w:rPr>
+              <w:t>Jun 2026</w:t>
+            </w:r>
+          </w:p>
+        </w:tc>
+        <w:tc>
+          <w:tcPr>
+            <w:tcW w:type="dxa" w:w="5760"/>
+            <w:tcBorders>
+              <w:top w:val="single" w:sz="4" w:color="E2E8F0"/>
+              <w:left w:val="single" w:sz="4" w:color="E2E8F0"/>
+              <w:bottom w:val="single" w:sz="4" w:color="E2E8F0"/>
+              <w:right w:val="single" w:sz="4" w:color="E2E8F0"/>
+            </w:tcBorders>
+            <w:tcMar>
+              <w:top w:type="dxa" w:w="100"/>
+              <w:left w:type="dxa" w:w="160"/>
+              <w:bottom w:type="dxa" w:w="100"/>
+              <w:right w:type="dxa" w:w="160"/>
+            </w:tcMar>
+            <w:vAlign w:val="top"/>
+          </w:tcPr>
+          <w:p>
+            <w:pPr>
+              <w:spacing w:before="40" w:after="40"/>
+            </w:pPr>
+            <w:r>
+              <w:rPr>
+                <w:rFonts w:ascii="Calibri" w:hAnsi="Calibri"/>
+                <w:sz w:val="20"/>
+              </w:rPr>
+              <w:t>v0.5: scoped app, custom tables, roles, portable update set</w:t>
+            </w:r>
+          </w:p>
+        </w:tc>
+      </w:tr>
+      <w:tr>
+        <w:tc>
+          <w:tcPr>
+            <w:tcW w:type="dxa" w:w="3600"/>
+            <w:tcBorders>
+              <w:top w:val="single" w:sz="4" w:color="E2E8F0"/>
+              <w:left w:val="single" w:sz="4" w:color="E2E8F0"/>
+              <w:bottom w:val="single" w:sz="4" w:color="E2E8F0"/>
+              <w:right w:val="single" w:sz="4" w:color="E2E8F0"/>
+            </w:tcBorders>
+            <w:shd w:val="clear" w:color="auto" w:fill="F8FAFC"/>
+            <w:tcMar>
+              <w:top w:type="dxa" w:w="100"/>
+              <w:left w:type="dxa" w:w="160"/>
+              <w:bottom w:type="dxa" w:w="100"/>
+              <w:right w:type="dxa" w:w="160"/>
+            </w:tcMar>
+            <w:vAlign w:val="top"/>
+          </w:tcPr>
+          <w:p>
+            <w:pPr>
+              <w:spacing w:before="40" w:after="40"/>
+            </w:pPr>
+            <w:r>
+              <w:rPr>
+                <w:rFonts w:ascii="Calibri" w:hAnsi="Calibri"/>
+                <w:sz w:val="20"/>
+              </w:rPr>
+              <w:t>Phase 2 — Portal &amp; Health Engine</w:t>
+            </w:r>
+          </w:p>
+        </w:tc>
+        <w:tc>
+          <w:tcPr>
+            <w:tcW w:type="dxa" w:w="2016"/>
+            <w:tcBorders>
+              <w:top w:val="single" w:sz="4" w:color="E2E8F0"/>
+              <w:left w:val="single" w:sz="4" w:color="E2E8F0"/>
+              <w:bottom w:val="single" w:sz="4" w:color="E2E8F0"/>
+              <w:right w:val="single" w:sz="4" w:color="E2E8F0"/>
+            </w:tcBorders>
+            <w:shd w:val="clear" w:color="auto" w:fill="F8FAFC"/>
+            <w:tcMar>
+              <w:top w:type="dxa" w:w="100"/>
+              <w:left w:type="dxa" w:w="160"/>
+              <w:bottom w:type="dxa" w:w="100"/>
+              <w:right w:type="dxa" w:w="160"/>
+            </w:tcMar>
+            <w:vAlign w:val="top"/>
+          </w:tcPr>
+          <w:p>
+            <w:pPr>
+              <w:spacing w:before="40" w:after="40"/>
+            </w:pPr>
+            <w:r>
+              <w:rPr>
+                <w:rFonts w:ascii="Calibri" w:hAnsi="Calibri"/>
+                <w:sz w:val="20"/>
+              </w:rPr>
+              <w:t>Weeks 6–10</w:t>
+            </w:r>
+          </w:p>
+        </w:tc>
+        <w:tc>
+          <w:tcPr>
+            <w:tcW w:type="dxa" w:w="2160"/>
+            <w:tcBorders>
+              <w:top w:val="single" w:sz="4" w:color="E2E8F0"/>
+              <w:left w:val="single" w:sz="4" w:color="E2E8F0"/>
+              <w:bottom w:val="single" w:sz="4" w:color="E2E8F0"/>
+              <w:right w:val="single" w:sz="4" w:color="E2E8F0"/>
+            </w:tcBorders>
+            <w:shd w:val="clear" w:color="auto" w:fill="F8FAFC"/>
+            <w:tcMar>
+              <w:top w:type="dxa" w:w="100"/>
+              <w:left w:type="dxa" w:w="160"/>
+              <w:bottom w:type="dxa" w:w="100"/>
+              <w:right w:type="dxa" w:w="160"/>
+            </w:tcMar>
+            <w:vAlign w:val="top"/>
+          </w:tcPr>
+          <w:p>
+            <w:pPr>
+              <w:spacing w:before="40" w:after="40"/>
+            </w:pPr>
+            <w:r>
+              <w:rPr>
+                <w:rFonts w:ascii="Calibri" w:hAnsi="Calibri"/>
+                <w:sz w:val="20"/>
+              </w:rPr>
+              <w:t>Jul 2026</w:t>
+            </w:r>
+          </w:p>
+        </w:tc>
+        <w:tc>
+          <w:tcPr>
+            <w:tcW w:type="dxa" w:w="5760"/>
+            <w:tcBorders>
+              <w:top w:val="single" w:sz="4" w:color="E2E8F0"/>
+              <w:left w:val="single" w:sz="4" w:color="E2E8F0"/>
+              <w:bottom w:val="single" w:sz="4" w:color="E2E8F0"/>
+              <w:right w:val="single" w:sz="4" w:color="E2E8F0"/>
+            </w:tcBorders>
+            <w:shd w:val="clear" w:color="auto" w:fill="F8FAFC"/>
+            <w:tcMar>
+              <w:top w:type="dxa" w:w="100"/>
+              <w:left w:type="dxa" w:w="160"/>
+              <w:bottom w:type="dxa" w:w="100"/>
+              <w:right w:type="dxa" w:w="160"/>
+            </w:tcMar>
+            <w:vAlign w:val="top"/>
+          </w:tcPr>
+          <w:p>
+            <w:pPr>
+              <w:spacing w:before="40" w:after="40"/>
+            </w:pPr>
+            <w:r>
+              <w:rPr>
+                <w:rFonts w:ascii="Calibri" w:hAnsi="Calibri"/>
+                <w:sz w:val="20"/>
+              </w:rPr>
+              <w:t>v0.7: all portal pages, health score live, customer access working</w:t>
+            </w:r>
+          </w:p>
+        </w:tc>
+      </w:tr>
+      <w:tr>
+        <w:tc>
+          <w:tcPr>
+            <w:tcW w:type="dxa" w:w="3600"/>
+            <w:tcBorders>
+              <w:top w:val="single" w:sz="4" w:color="E2E8F0"/>
+              <w:left w:val="single" w:sz="4" w:color="E2E8F0"/>
+              <w:bottom w:val="single" w:sz="4" w:color="E2E8F0"/>
+              <w:right w:val="single" w:sz="4" w:color="E2E8F0"/>
+            </w:tcBorders>
+            <w:tcMar>
+              <w:top w:type="dxa" w:w="100"/>
+              <w:left w:type="dxa" w:w="160"/>
+              <w:bottom w:type="dxa" w:w="100"/>
+              <w:right w:type="dxa" w:w="160"/>
+            </w:tcMar>
+            <w:vAlign w:val="top"/>
+          </w:tcPr>
+          <w:p>
+            <w:pPr>
+              <w:spacing w:before="40" w:after="40"/>
+            </w:pPr>
+            <w:r>
+              <w:rPr>
+                <w:rFonts w:ascii="Calibri" w:hAnsi="Calibri"/>
+                <w:sz w:val="20"/>
+              </w:rPr>
+              <w:t>Phase 3 — Native Integrations</w:t>
+            </w:r>
+          </w:p>
+        </w:tc>
+        <w:tc>
+          <w:tcPr>
+            <w:tcW w:type="dxa" w:w="2016"/>
+            <w:tcBorders>
+              <w:top w:val="single" w:sz="4" w:color="E2E8F0"/>
+              <w:left w:val="single" w:sz="4" w:color="E2E8F0"/>
+              <w:bottom w:val="single" w:sz="4" w:color="E2E8F0"/>
+              <w:right w:val="single" w:sz="4" w:color="E2E8F0"/>
+            </w:tcBorders>
+            <w:tcMar>
+              <w:top w:type="dxa" w:w="100"/>
+              <w:left w:type="dxa" w:w="160"/>
+              <w:bottom w:type="dxa" w:w="100"/>
+              <w:right w:type="dxa" w:w="160"/>
+            </w:tcMar>
+            <w:vAlign w:val="top"/>
+          </w:tcPr>
+          <w:p>
+            <w:pPr>
+              <w:spacing w:before="40" w:after="40"/>
+            </w:pPr>
+            <w:r>
+              <w:rPr>
+                <w:rFonts w:ascii="Calibri" w:hAnsi="Calibri"/>
+                <w:sz w:val="20"/>
+              </w:rPr>
+              <w:t>Weeks 11–14</w:t>
+            </w:r>
+          </w:p>
+        </w:tc>
+        <w:tc>
+          <w:tcPr>
+            <w:tcW w:type="dxa" w:w="2160"/>
+            <w:tcBorders>
+              <w:top w:val="single" w:sz="4" w:color="E2E8F0"/>
+              <w:left w:val="single" w:sz="4" w:color="E2E8F0"/>
+              <w:bottom w:val="single" w:sz="4" w:color="E2E8F0"/>
+              <w:right w:val="single" w:sz="4" w:color="E2E8F0"/>
+            </w:tcBorders>
+            <w:tcMar>
+              <w:top w:type="dxa" w:w="100"/>
+              <w:left w:type="dxa" w:w="160"/>
+              <w:bottom w:type="dxa" w:w="100"/>
+              <w:right w:type="dxa" w:w="160"/>
+            </w:tcMar>
+            <w:vAlign w:val="top"/>
+          </w:tcPr>
+          <w:p>
+            <w:pPr>
+              <w:spacing w:before="40" w:after="40"/>
+            </w:pPr>
+            <w:r>
+              <w:rPr>
+                <w:rFonts w:ascii="Calibri" w:hAnsi="Calibri"/>
+                <w:sz w:val="20"/>
+              </w:rPr>
+              <w:t>Aug 2026</w:t>
+            </w:r>
+          </w:p>
+        </w:tc>
+        <w:tc>
+          <w:tcPr>
+            <w:tcW w:type="dxa" w:w="5760"/>
+            <w:tcBorders>
+              <w:top w:val="single" w:sz="4" w:color="E2E8F0"/>
+              <w:left w:val="single" w:sz="4" w:color="E2E8F0"/>
+              <w:bottom w:val="single" w:sz="4" w:color="E2E8F0"/>
+              <w:right w:val="single" w:sz="4" w:color="E2E8F0"/>
+            </w:tcBorders>
+            <w:tcMar>
+              <w:top w:type="dxa" w:w="100"/>
+              <w:left w:type="dxa" w:w="160"/>
+              <w:bottom w:type="dxa" w:w="100"/>
+              <w:right w:type="dxa" w:w="160"/>
+            </w:tcMar>
+            <w:vAlign w:val="top"/>
+          </w:tcPr>
+          <w:p>
+            <w:pPr>
+              <w:spacing w:before="40" w:after="40"/>
+            </w:pPr>
+            <w:r>
+              <w:rPr>
+                <w:rFonts w:ascii="Calibri" w:hAnsi="Calibri"/>
+                <w:sz w:val="20"/>
+              </w:rPr>
+              <w:t>v0.9: Agile velocity, SPM milestones, PA charts, VA topics</w:t>
+            </w:r>
+          </w:p>
+        </w:tc>
+      </w:tr>
+      <w:tr>
+        <w:tc>
+          <w:tcPr>
+            <w:tcW w:type="dxa" w:w="3600"/>
+            <w:tcBorders>
+              <w:top w:val="single" w:sz="4" w:color="E2E8F0"/>
+              <w:left w:val="single" w:sz="4" w:color="E2E8F0"/>
+              <w:bottom w:val="single" w:sz="4" w:color="E2E8F0"/>
+              <w:right w:val="single" w:sz="4" w:color="E2E8F0"/>
+            </w:tcBorders>
+            <w:shd w:val="clear" w:color="auto" w:fill="F8FAFC"/>
+            <w:tcMar>
+              <w:top w:type="dxa" w:w="100"/>
+              <w:left w:type="dxa" w:w="160"/>
+              <w:bottom w:type="dxa" w:w="100"/>
+              <w:right w:type="dxa" w:w="160"/>
+            </w:tcMar>
+            <w:vAlign w:val="top"/>
+          </w:tcPr>
+          <w:p>
+            <w:pPr>
+              <w:spacing w:before="40" w:after="40"/>
+            </w:pPr>
+            <w:r>
+              <w:rPr>
+                <w:rFonts w:ascii="Calibri" w:hAnsi="Calibri"/>
+                <w:sz w:val="20"/>
+              </w:rPr>
+              <w:t>Phase 4 — Content &amp; ATF Release</w:t>
+            </w:r>
+          </w:p>
+        </w:tc>
+        <w:tc>
+          <w:tcPr>
+            <w:tcW w:type="dxa" w:w="2016"/>
+            <w:tcBorders>
+              <w:top w:val="single" w:sz="4" w:color="E2E8F0"/>
+              <w:left w:val="single" w:sz="4" w:color="E2E8F0"/>
+              <w:bottom w:val="single" w:sz="4" w:color="E2E8F0"/>
+              <w:right w:val="single" w:sz="4" w:color="E2E8F0"/>
+            </w:tcBorders>
+            <w:shd w:val="clear" w:color="auto" w:fill="F8FAFC"/>
+            <w:tcMar>
+              <w:top w:type="dxa" w:w="100"/>
+              <w:left w:type="dxa" w:w="160"/>
+              <w:bottom w:type="dxa" w:w="100"/>
+              <w:right w:type="dxa" w:w="160"/>
+            </w:tcMar>
+            <w:vAlign w:val="top"/>
+          </w:tcPr>
+          <w:p>
+            <w:pPr>
+              <w:spacing w:before="40" w:after="40"/>
+            </w:pPr>
+            <w:r>
+              <w:rPr>
+                <w:rFonts w:ascii="Calibri" w:hAnsi="Calibri"/>
+                <w:sz w:val="20"/>
+              </w:rPr>
+              <w:t>Weeks 15–18</w:t>
+            </w:r>
+          </w:p>
+        </w:tc>
+        <w:tc>
+          <w:tcPr>
+            <w:tcW w:type="dxa" w:w="2160"/>
+            <w:tcBorders>
+              <w:top w:val="single" w:sz="4" w:color="E2E8F0"/>
+              <w:left w:val="single" w:sz="4" w:color="E2E8F0"/>
+              <w:bottom w:val="single" w:sz="4" w:color="E2E8F0"/>
+              <w:right w:val="single" w:sz="4" w:color="E2E8F0"/>
+            </w:tcBorders>
+            <w:shd w:val="clear" w:color="auto" w:fill="F8FAFC"/>
+            <w:tcMar>
+              <w:top w:type="dxa" w:w="100"/>
+              <w:left w:type="dxa" w:w="160"/>
+              <w:bottom w:type="dxa" w:w="100"/>
+              <w:right w:type="dxa" w:w="160"/>
+            </w:tcMar>
+            <w:vAlign w:val="top"/>
+          </w:tcPr>
+          <w:p>
+            <w:pPr>
+              <w:spacing w:before="40" w:after="40"/>
+            </w:pPr>
+            <w:r>
+              <w:rPr>
+                <w:rFonts w:ascii="Calibri" w:hAnsi="Calibri"/>
+                <w:sz w:val="20"/>
+              </w:rPr>
+              <w:t>Sep–Oct 2026</w:t>
+            </w:r>
+          </w:p>
+        </w:tc>
+        <w:tc>
+          <w:tcPr>
+            <w:tcW w:type="dxa" w:w="5760"/>
+            <w:tcBorders>
+              <w:top w:val="single" w:sz="4" w:color="E2E8F0"/>
+              <w:left w:val="single" w:sz="4" w:color="E2E8F0"/>
+              <w:bottom w:val="single" w:sz="4" w:color="E2E8F0"/>
+              <w:right w:val="single" w:sz="4" w:color="E2E8F0"/>
+            </w:tcBorders>
+            <w:shd w:val="clear" w:color="auto" w:fill="F8FAFC"/>
+            <w:tcMar>
+              <w:top w:type="dxa" w:w="100"/>
+              <w:left w:type="dxa" w:w="160"/>
+              <w:bottom w:type="dxa" w:w="100"/>
+              <w:right w:type="dxa" w:w="160"/>
+            </w:tcMar>
+            <w:vAlign w:val="top"/>
+          </w:tcPr>
+          <w:p>
+            <w:pPr>
+              <w:spacing w:before="40" w:after="40"/>
+            </w:pPr>
+            <w:r>
+              <w:rPr>
+                <w:rFonts w:ascii="Calibri" w:hAnsi="Calibri"/>
+                <w:sz w:val="20"/>
+              </w:rPr>
+              <w:t>v1.0: content loaded, ATF 80%+, Store prep, pilot on first engagement</w:t>
             </w:r>
           </w:p>
         </w:tc>
@@ -3050,41 +3842,143 @@
         <w:spacing w:after="40"/>
       </w:pPr>
     </w:p>
+    <w:p>
+      <w:pPr>
+        <w:pBdr>
+          <w:top w:val="single" w:sz="4" w:space="4" w:color="2E74B5"/>
+          <w:left w:val="single" w:sz="4" w:space="4" w:color="2E74B5"/>
+          <w:bottom w:val="single" w:sz="4" w:space="4" w:color="2E74B5"/>
+          <w:right w:val="single" w:sz="4" w:space="4" w:color="2E74B5"/>
+        </w:pBdr>
+        <w:shd w:val="clear" w:color="auto" w:fill="EAF1F8"/>
+        <w:spacing w:before="120" w:after="160"/>
+      </w:pPr>
+      <w:r>
+        <w:rPr>
+          <w:rFonts w:ascii="Calibri" w:hAnsi="Calibri"/>
+          <w:b/>
+          <w:color w:val="0B1F3A"/>
+          <w:sz w:val="20"/>
+        </w:rPr>
+        <w:t>Store certification parallel track: ServiceNow ISV partner enrollment should begin in Phase 0 (Week −2) and run concurrently with development. Certification review takes 4–6 weeks independently of build progress. Target Store listing: Q1 2027.</w:t>
+      </w:r>
+    </w:p>
+    <w:p>
+      <w:pPr>
+        <w:pStyle w:val="Heading1"/>
+      </w:pPr>
+      <w:r>
+        <w:t>5.  Risk Profile</w:t>
+      </w:r>
+    </w:p>
     <w:tbl>
       <w:tblPr>
         <w:tblW w:type="auto" w:w="0"/>
+        <w:jc w:val="left"/>
         <w:tblLook w:firstColumn="1" w:firstRow="1" w:lastColumn="0" w:lastRow="0" w:noHBand="0" w:noVBand="1" w:val="04A0"/>
-        <w:jc w:val="left"/>
-        <w:tblBorders>
-          <w:top w:val="none" w:sz="0" w:space="0" w:color="auto"/>
-          <w:left w:val="none" w:sz="0" w:space="0" w:color="auto"/>
-          <w:bottom w:val="none" w:sz="0" w:space="0" w:color="auto"/>
-          <w:right w:val="none" w:sz="0" w:space="0" w:color="auto"/>
-          <w:insideH w:val="none" w:sz="0" w:space="0" w:color="auto"/>
-          <w:insideV w:val="none" w:sz="0" w:space="0" w:color="auto"/>
-        </w:tblBorders>
       </w:tblPr>
       <w:tblGrid>
         <w:gridCol w:w="4680"/>
         <w:gridCol w:w="4680"/>
       </w:tblGrid>
       <w:tr>
+        <w:trPr>
+          <w:tblHeader/>
+        </w:trPr>
         <w:tc>
           <w:tcPr>
-            <w:tcW w:type="dxa" w:w="576"/>
-            <w:shd w:val="clear" w:color="auto" w:fill="378630"/>
+            <w:tcW w:type="dxa" w:w="1728"/>
+            <w:tcBorders>
+              <w:top w:val="single" w:sz="4" w:color="E2E8F0"/>
+              <w:left w:val="single" w:sz="4" w:color="E2E8F0"/>
+              <w:bottom w:val="single" w:sz="4" w:color="E2E8F0"/>
+              <w:right w:val="single" w:sz="4" w:color="E2E8F0"/>
+            </w:tcBorders>
+            <w:shd w:val="clear" w:color="auto" w:fill="0B1F3A"/>
+            <w:tcMar>
+              <w:top w:type="dxa" w:w="120"/>
+              <w:left w:type="dxa" w:w="160"/>
+              <w:bottom w:type="dxa" w:w="120"/>
+              <w:right w:type="dxa" w:w="160"/>
+            </w:tcMar>
+            <w:vAlign w:val="center"/>
           </w:tcPr>
           <w:p>
             <w:pPr>
-              <w:spacing w:before="60" w:after="60"/>
-              <w:jc w:val="center"/>
+              <w:spacing w:before="40" w:after="40"/>
             </w:pPr>
             <w:r>
               <w:rPr>
-                <w:rFonts w:ascii="Arial" w:hAnsi="Arial"/>
+                <w:rFonts w:ascii="Calibri" w:hAnsi="Calibri"/>
                 <w:b/>
                 <w:color w:val="FFFFFF"/>
-                <w:sz w:val="19"/>
+                <w:sz w:val="22"/>
+              </w:rPr>
+              <w:t>Risk Level</w:t>
+            </w:r>
+          </w:p>
+        </w:tc>
+        <w:tc>
+          <w:tcPr>
+            <w:tcW w:type="dxa" w:w="11750"/>
+            <w:tcBorders>
+              <w:top w:val="single" w:sz="4" w:color="E2E8F0"/>
+              <w:left w:val="single" w:sz="4" w:color="E2E8F0"/>
+              <w:bottom w:val="single" w:sz="4" w:color="E2E8F0"/>
+              <w:right w:val="single" w:sz="4" w:color="E2E8F0"/>
+            </w:tcBorders>
+            <w:shd w:val="clear" w:color="auto" w:fill="0B1F3A"/>
+            <w:tcMar>
+              <w:top w:type="dxa" w:w="120"/>
+              <w:left w:type="dxa" w:w="160"/>
+              <w:bottom w:type="dxa" w:w="120"/>
+              <w:right w:type="dxa" w:w="160"/>
+            </w:tcMar>
+            <w:vAlign w:val="center"/>
+          </w:tcPr>
+          <w:p>
+            <w:pPr>
+              <w:spacing w:before="40" w:after="40"/>
+            </w:pPr>
+            <w:r>
+              <w:rPr>
+                <w:rFonts w:ascii="Calibri" w:hAnsi="Calibri"/>
+                <w:b/>
+                <w:color w:val="FFFFFF"/>
+                <w:sz w:val="22"/>
+              </w:rPr>
+              <w:t>Description</w:t>
+            </w:r>
+          </w:p>
+        </w:tc>
+      </w:tr>
+      <w:tr>
+        <w:tc>
+          <w:tcPr>
+            <w:tcW w:type="dxa" w:w="1728"/>
+            <w:tcBorders>
+              <w:top w:val="single" w:sz="4" w:color="E2E8F0"/>
+              <w:left w:val="single" w:sz="4" w:color="E2E8F0"/>
+              <w:bottom w:val="single" w:sz="4" w:color="E2E8F0"/>
+              <w:right w:val="single" w:sz="4" w:color="E2E8F0"/>
+            </w:tcBorders>
+            <w:shd w:val="clear" w:color="auto" w:fill="F8FAFC"/>
+            <w:tcMar>
+              <w:top w:type="dxa" w:w="100"/>
+              <w:left w:type="dxa" w:w="160"/>
+              <w:bottom w:type="dxa" w:w="100"/>
+              <w:right w:type="dxa" w:w="160"/>
+            </w:tcMar>
+            <w:vAlign w:val="top"/>
+          </w:tcPr>
+          <w:p>
+            <w:pPr>
+              <w:spacing w:before="40" w:after="40"/>
+            </w:pPr>
+            <w:r>
+              <w:rPr>
+                <w:rFonts w:ascii="Calibri" w:hAnsi="Calibri"/>
+                <w:sz w:val="20"/>
               </w:rPr>
               <w:t>LOW</w:t>
             </w:r>
@@ -3092,66 +3986,188 @@
         </w:tc>
         <w:tc>
           <w:tcPr>
-            <w:tcW w:type="dxa" w:w="8784"/>
-            <w:shd w:val="clear" w:color="auto" w:fill="F9F9F9"/>
+            <w:tcW w:type="dxa" w:w="11750"/>
+            <w:tcBorders>
+              <w:top w:val="single" w:sz="4" w:color="E2E8F0"/>
+              <w:left w:val="single" w:sz="4" w:color="E2E8F0"/>
+              <w:bottom w:val="single" w:sz="4" w:color="E2E8F0"/>
+              <w:right w:val="single" w:sz="4" w:color="E2E8F0"/>
+            </w:tcBorders>
+            <w:shd w:val="clear" w:color="auto" w:fill="F8FAFC"/>
+            <w:tcMar>
+              <w:top w:type="dxa" w:w="100"/>
+              <w:left w:type="dxa" w:w="160"/>
+              <w:bottom w:type="dxa" w:w="100"/>
+              <w:right w:type="dxa" w:w="160"/>
+            </w:tcMar>
+            <w:vAlign w:val="top"/>
           </w:tcPr>
           <w:p>
             <w:pPr>
-              <w:spacing w:before="60" w:after="60"/>
-              <w:ind w:left="144"/>
+              <w:spacing w:before="40" w:after="40"/>
             </w:pPr>
             <w:r>
               <w:rPr>
-                <w:rFonts w:ascii="Arial" w:hAnsi="Arial"/>
-                <w:color w:val="1F1F1F"/>
-                <w:sz w:val="19"/>
+                <w:rFonts w:ascii="Calibri" w:hAnsi="Calibri"/>
+                <w:sz w:val="20"/>
               </w:rPr>
-              <w:t>Commercial packaging: clean scoped app is the ServiceNow Store standard. No structural obstacles to certification beyond time and ISV program enrollment.</w:t>
+              <w:t>Upgrade risk: scoped app is isolated from ServiceNow platform upgrades. Extensions do not conflict with native tables.</w:t>
             </w:r>
           </w:p>
         </w:tc>
       </w:tr>
-    </w:tbl>
-    <w:p>
-      <w:pPr>
-        <w:spacing w:after="40"/>
-      </w:pPr>
-    </w:p>
-    <w:tbl>
-      <w:tblPr>
-        <w:tblW w:type="auto" w:w="0"/>
-        <w:tblLook w:firstColumn="1" w:firstRow="1" w:lastColumn="0" w:lastRow="0" w:noHBand="0" w:noVBand="1" w:val="04A0"/>
-        <w:jc w:val="left"/>
-        <w:tblBorders>
-          <w:top w:val="none" w:sz="0" w:space="0" w:color="auto"/>
-          <w:left w:val="none" w:sz="0" w:space="0" w:color="auto"/>
-          <w:bottom w:val="none" w:sz="0" w:space="0" w:color="auto"/>
-          <w:right w:val="none" w:sz="0" w:space="0" w:color="auto"/>
-          <w:insideH w:val="none" w:sz="0" w:space="0" w:color="auto"/>
-          <w:insideV w:val="none" w:sz="0" w:space="0" w:color="auto"/>
-        </w:tblBorders>
-      </w:tblPr>
-      <w:tblGrid>
-        <w:gridCol w:w="4680"/>
-        <w:gridCol w:w="4680"/>
-      </w:tblGrid>
       <w:tr>
         <w:tc>
           <w:tcPr>
-            <w:tcW w:type="dxa" w:w="576"/>
-            <w:shd w:val="clear" w:color="auto" w:fill="378630"/>
+            <w:tcW w:type="dxa" w:w="1728"/>
+            <w:tcBorders>
+              <w:top w:val="single" w:sz="4" w:color="E2E8F0"/>
+              <w:left w:val="single" w:sz="4" w:color="E2E8F0"/>
+              <w:bottom w:val="single" w:sz="4" w:color="E2E8F0"/>
+              <w:right w:val="single" w:sz="4" w:color="E2E8F0"/>
+            </w:tcBorders>
+            <w:tcMar>
+              <w:top w:type="dxa" w:w="100"/>
+              <w:left w:type="dxa" w:w="160"/>
+              <w:bottom w:type="dxa" w:w="100"/>
+              <w:right w:type="dxa" w:w="160"/>
+            </w:tcMar>
+            <w:vAlign w:val="top"/>
           </w:tcPr>
           <w:p>
             <w:pPr>
-              <w:spacing w:before="60" w:after="60"/>
-              <w:jc w:val="center"/>
+              <w:spacing w:before="40" w:after="40"/>
             </w:pPr>
             <w:r>
               <w:rPr>
-                <w:rFonts w:ascii="Arial" w:hAnsi="Arial"/>
-                <w:b/>
-                <w:color w:val="FFFFFF"/>
-                <w:sz w:val="19"/>
+                <w:rFonts w:ascii="Calibri" w:hAnsi="Calibri"/>
+                <w:sz w:val="20"/>
+              </w:rPr>
+              <w:t>MED</w:t>
+            </w:r>
+          </w:p>
+        </w:tc>
+        <w:tc>
+          <w:tcPr>
+            <w:tcW w:type="dxa" w:w="11750"/>
+            <w:tcBorders>
+              <w:top w:val="single" w:sz="4" w:color="E2E8F0"/>
+              <w:left w:val="single" w:sz="4" w:color="E2E8F0"/>
+              <w:bottom w:val="single" w:sz="4" w:color="E2E8F0"/>
+              <w:right w:val="single" w:sz="4" w:color="E2E8F0"/>
+            </w:tcBorders>
+            <w:tcMar>
+              <w:top w:type="dxa" w:w="100"/>
+              <w:left w:type="dxa" w:w="160"/>
+              <w:bottom w:type="dxa" w:w="100"/>
+              <w:right w:type="dxa" w:w="160"/>
+            </w:tcMar>
+            <w:vAlign w:val="top"/>
+          </w:tcPr>
+          <w:p>
+            <w:pPr>
+              <w:spacing w:before="40" w:after="40"/>
+            </w:pPr>
+            <w:r>
+              <w:rPr>
+                <w:rFonts w:ascii="Calibri" w:hAnsi="Calibri"/>
+                <w:sz w:val="20"/>
+              </w:rPr>
+              <w:t>Resourcing: Lead Architect / App Developer is a dedicated resource. If shared across engagements, calendar duration extends. Mitigate by ring-fencing one senior developer for 16 weeks.</w:t>
+            </w:r>
+          </w:p>
+        </w:tc>
+      </w:tr>
+      <w:tr>
+        <w:tc>
+          <w:tcPr>
+            <w:tcW w:type="dxa" w:w="1728"/>
+            <w:tcBorders>
+              <w:top w:val="single" w:sz="4" w:color="E2E8F0"/>
+              <w:left w:val="single" w:sz="4" w:color="E2E8F0"/>
+              <w:bottom w:val="single" w:sz="4" w:color="E2E8F0"/>
+              <w:right w:val="single" w:sz="4" w:color="E2E8F0"/>
+            </w:tcBorders>
+            <w:shd w:val="clear" w:color="auto" w:fill="F8FAFC"/>
+            <w:tcMar>
+              <w:top w:type="dxa" w:w="100"/>
+              <w:left w:type="dxa" w:w="160"/>
+              <w:bottom w:type="dxa" w:w="100"/>
+              <w:right w:type="dxa" w:w="160"/>
+            </w:tcMar>
+            <w:vAlign w:val="top"/>
+          </w:tcPr>
+          <w:p>
+            <w:pPr>
+              <w:spacing w:before="40" w:after="40"/>
+            </w:pPr>
+            <w:r>
+              <w:rPr>
+                <w:rFonts w:ascii="Calibri" w:hAnsi="Calibri"/>
+                <w:sz w:val="20"/>
+              </w:rPr>
+              <w:t>MED</w:t>
+            </w:r>
+          </w:p>
+        </w:tc>
+        <w:tc>
+          <w:tcPr>
+            <w:tcW w:type="dxa" w:w="11750"/>
+            <w:tcBorders>
+              <w:top w:val="single" w:sz="4" w:color="E2E8F0"/>
+              <w:left w:val="single" w:sz="4" w:color="E2E8F0"/>
+              <w:bottom w:val="single" w:sz="4" w:color="E2E8F0"/>
+              <w:right w:val="single" w:sz="4" w:color="E2E8F0"/>
+            </w:tcBorders>
+            <w:shd w:val="clear" w:color="auto" w:fill="F8FAFC"/>
+            <w:tcMar>
+              <w:top w:type="dxa" w:w="100"/>
+              <w:left w:type="dxa" w:w="160"/>
+              <w:bottom w:type="dxa" w:w="100"/>
+              <w:right w:type="dxa" w:w="160"/>
+            </w:tcMar>
+            <w:vAlign w:val="top"/>
+          </w:tcPr>
+          <w:p>
+            <w:pPr>
+              <w:spacing w:before="40" w:after="40"/>
+            </w:pPr>
+            <w:r>
+              <w:rPr>
+                <w:rFonts w:ascii="Calibri" w:hAnsi="Calibri"/>
+                <w:sz w:val="20"/>
+              </w:rPr>
+              <w:t>App Engine SKU dependency: customer must have App Engine Standard or equivalent. Confirm during Sprint 0 discovery. Design does not assume PA availability — graceful fallback to native reporting.</w:t>
+            </w:r>
+          </w:p>
+        </w:tc>
+      </w:tr>
+      <w:tr>
+        <w:tc>
+          <w:tcPr>
+            <w:tcW w:type="dxa" w:w="1728"/>
+            <w:tcBorders>
+              <w:top w:val="single" w:sz="4" w:color="E2E8F0"/>
+              <w:left w:val="single" w:sz="4" w:color="E2E8F0"/>
+              <w:bottom w:val="single" w:sz="4" w:color="E2E8F0"/>
+              <w:right w:val="single" w:sz="4" w:color="E2E8F0"/>
+            </w:tcBorders>
+            <w:tcMar>
+              <w:top w:type="dxa" w:w="100"/>
+              <w:left w:type="dxa" w:w="160"/>
+              <w:bottom w:type="dxa" w:w="100"/>
+              <w:right w:type="dxa" w:w="160"/>
+            </w:tcMar>
+            <w:vAlign w:val="top"/>
+          </w:tcPr>
+          <w:p>
+            <w:pPr>
+              <w:spacing w:before="40" w:after="40"/>
+            </w:pPr>
+            <w:r>
+              <w:rPr>
+                <w:rFonts w:ascii="Calibri" w:hAnsi="Calibri"/>
+                <w:sz w:val="20"/>
               </w:rPr>
               <w:t>LOW</w:t>
             </w:r>
@@ -3159,19 +4175,93 @@
         </w:tc>
         <w:tc>
           <w:tcPr>
-            <w:tcW w:type="dxa" w:w="8784"/>
-            <w:shd w:val="clear" w:color="auto" w:fill="F9F9F9"/>
+            <w:tcW w:type="dxa" w:w="11750"/>
+            <w:tcBorders>
+              <w:top w:val="single" w:sz="4" w:color="E2E8F0"/>
+              <w:left w:val="single" w:sz="4" w:color="E2E8F0"/>
+              <w:bottom w:val="single" w:sz="4" w:color="E2E8F0"/>
+              <w:right w:val="single" w:sz="4" w:color="E2E8F0"/>
+            </w:tcBorders>
+            <w:tcMar>
+              <w:top w:type="dxa" w:w="100"/>
+              <w:left w:type="dxa" w:w="160"/>
+              <w:bottom w:type="dxa" w:w="100"/>
+              <w:right w:type="dxa" w:w="160"/>
+            </w:tcMar>
+            <w:vAlign w:val="top"/>
           </w:tcPr>
           <w:p>
             <w:pPr>
-              <w:spacing w:before="60" w:after="60"/>
-              <w:ind w:left="144"/>
+              <w:spacing w:before="40" w:after="40"/>
             </w:pPr>
             <w:r>
               <w:rPr>
-                <w:rFonts w:ascii="Arial" w:hAnsi="Arial"/>
-                <w:color w:val="1F1F1F"/>
-                <w:sz w:val="19"/>
+                <w:rFonts w:ascii="Calibri" w:hAnsi="Calibri"/>
+                <w:sz w:val="20"/>
+              </w:rPr>
+              <w:t>Commercial packaging: clean scoped app is the ServiceNow Store standard. No structural obstacles to certification beyond time and ISV program enrollment.</w:t>
+            </w:r>
+          </w:p>
+        </w:tc>
+      </w:tr>
+      <w:tr>
+        <w:tc>
+          <w:tcPr>
+            <w:tcW w:type="dxa" w:w="1728"/>
+            <w:tcBorders>
+              <w:top w:val="single" w:sz="4" w:color="E2E8F0"/>
+              <w:left w:val="single" w:sz="4" w:color="E2E8F0"/>
+              <w:bottom w:val="single" w:sz="4" w:color="E2E8F0"/>
+              <w:right w:val="single" w:sz="4" w:color="E2E8F0"/>
+            </w:tcBorders>
+            <w:shd w:val="clear" w:color="auto" w:fill="F8FAFC"/>
+            <w:tcMar>
+              <w:top w:type="dxa" w:w="100"/>
+              <w:left w:type="dxa" w:w="160"/>
+              <w:bottom w:type="dxa" w:w="100"/>
+              <w:right w:type="dxa" w:w="160"/>
+            </w:tcMar>
+            <w:vAlign w:val="top"/>
+          </w:tcPr>
+          <w:p>
+            <w:pPr>
+              <w:spacing w:before="40" w:after="40"/>
+            </w:pPr>
+            <w:r>
+              <w:rPr>
+                <w:rFonts w:ascii="Calibri" w:hAnsi="Calibri"/>
+                <w:sz w:val="20"/>
+              </w:rPr>
+              <w:t>LOW</w:t>
+            </w:r>
+          </w:p>
+        </w:tc>
+        <w:tc>
+          <w:tcPr>
+            <w:tcW w:type="dxa" w:w="11750"/>
+            <w:tcBorders>
+              <w:top w:val="single" w:sz="4" w:color="E2E8F0"/>
+              <w:left w:val="single" w:sz="4" w:color="E2E8F0"/>
+              <w:bottom w:val="single" w:sz="4" w:color="E2E8F0"/>
+              <w:right w:val="single" w:sz="4" w:color="E2E8F0"/>
+            </w:tcBorders>
+            <w:shd w:val="clear" w:color="auto" w:fill="F8FAFC"/>
+            <w:tcMar>
+              <w:top w:type="dxa" w:w="100"/>
+              <w:left w:type="dxa" w:w="160"/>
+              <w:bottom w:type="dxa" w:w="100"/>
+              <w:right w:type="dxa" w:w="160"/>
+            </w:tcMar>
+            <w:vAlign w:val="top"/>
+          </w:tcPr>
+          <w:p>
+            <w:pPr>
+              <w:spacing w:before="40" w:after="40"/>
+            </w:pPr>
+            <w:r>
+              <w:rPr>
+                <w:rFonts w:ascii="Calibri" w:hAnsi="Calibri"/>
+                <w:sz w:val="20"/>
               </w:rPr>
               <w:t>Content loading: all ECS collateral already exists. Phase 4 content work is tagging and importing existing docs — no new authoring required.</w:t>
             </w:r>
@@ -3185,163 +4275,102 @@
       </w:pPr>
     </w:p>
     <w:p>
+      <w:pPr>
+        <w:pStyle w:val="Heading1"/>
+      </w:pPr>
       <w:r>
-        <w:br w:type="page"/>
+        <w:t>6.  Return on Investment</w:t>
       </w:r>
     </w:p>
     <w:p>
       <w:pPr>
-        <w:spacing w:before="320" w:after="100"/>
-        <w:pBdr>
-          <w:bottom w:val="single" w:sz="6" w:space="1" w:color="1B3A6B"/>
-        </w:pBdr>
+        <w:spacing w:after="160" w:before="0"/>
       </w:pPr>
       <w:r>
         <w:rPr>
-          <w:rFonts w:ascii="Arial" w:hAnsi="Arial"/>
-          <w:b/>
-          <w:color w:val="1B3A6B"/>
-          <w:sz w:val="26"/>
-        </w:rPr>
-        <w:t>6. RETURN ON INVESTMENT</w:t>
-      </w:r>
-    </w:p>
-    <w:p>
-      <w:pPr>
-        <w:spacing w:before="0" w:after="120"/>
-        <w:jc w:val="left"/>
-      </w:pPr>
-      <w:r>
-        <w:rPr>
-          <w:rFonts w:ascii="Arial" w:hAnsi="Arial"/>
-          <w:b w:val="0"/>
-          <w:i w:val="0"/>
-          <w:color w:val="1F1F1F"/>
-          <w:sz w:val="21"/>
+          <w:rFonts w:ascii="Calibri" w:hAnsi="Calibri"/>
+          <w:color w:val="1A1A1A"/>
+          <w:sz w:val="22"/>
         </w:rPr>
         <w:t>The investment pays back through three channels, each compounding over time.</w:t>
       </w:r>
     </w:p>
     <w:p>
       <w:pPr>
-        <w:spacing w:before="200" w:after="60"/>
+        <w:pStyle w:val="Heading2"/>
       </w:pPr>
       <w:r>
-        <w:rPr>
-          <w:rFonts w:ascii="Arial" w:hAnsi="Arial"/>
-          <w:b/>
-          <w:color w:val="2E75B6"/>
-          <w:sz w:val="22"/>
-        </w:rPr>
         <w:t>Channel 1 — Delivery Efficiency (Immediate)</w:t>
       </w:r>
     </w:p>
     <w:p>
       <w:pPr>
-        <w:spacing w:before="0" w:after="120"/>
-        <w:jc w:val="left"/>
+        <w:spacing w:after="160" w:before="0"/>
       </w:pPr>
       <w:r>
         <w:rPr>
-          <w:rFonts w:ascii="Arial" w:hAnsi="Arial"/>
-          <w:b w:val="0"/>
-          <w:i w:val="0"/>
-          <w:color w:val="1F1F1F"/>
-          <w:sz w:val="21"/>
+          <w:rFonts w:ascii="Calibri" w:hAnsi="Calibri"/>
+          <w:color w:val="1A1A1A"/>
+          <w:sz w:val="22"/>
         </w:rPr>
         <w:t>Eliminating manual status reporting saves an estimated 2–4 hours per week per engagement. Across 10 active engagements annually, that is 1,040–2,080 hours per year of recovered billable consultant time — exceeding the build investment in year one alone.</w:t>
       </w:r>
     </w:p>
     <w:p>
       <w:pPr>
-        <w:spacing w:before="200" w:after="60"/>
+        <w:pStyle w:val="Heading2"/>
       </w:pPr>
       <w:r>
-        <w:rPr>
-          <w:rFonts w:ascii="Arial" w:hAnsi="Arial"/>
-          <w:b/>
-          <w:color w:val="2E75B6"/>
-          <w:sz w:val="22"/>
-        </w:rPr>
         <w:t>Channel 2 — Sales Differentiation (Engagements 1+)</w:t>
       </w:r>
     </w:p>
     <w:p>
       <w:pPr>
-        <w:spacing w:before="0" w:after="120"/>
-        <w:jc w:val="left"/>
+        <w:spacing w:after="160" w:before="0"/>
       </w:pPr>
       <w:r>
         <w:rPr>
-          <w:rFonts w:ascii="Arial" w:hAnsi="Arial"/>
-          <w:b w:val="0"/>
-          <w:i w:val="0"/>
-          <w:color w:val="1F1F1F"/>
-          <w:sz w:val="21"/>
+          <w:rFonts w:ascii="Calibri" w:hAnsi="Calibri"/>
+          <w:color w:val="1A1A1A"/>
+          <w:sz w:val="22"/>
         </w:rPr>
         <w:t>A customer-facing delivery portal is a differentiator in proposals that competitors cannot replicate without a similar investment. It directly supports the OOTB proof narrative: we deliver the way we say we deliver, and we can show you in real time.</w:t>
       </w:r>
     </w:p>
     <w:p>
       <w:pPr>
-        <w:spacing w:before="200" w:after="60"/>
+        <w:pStyle w:val="Heading2"/>
       </w:pPr>
       <w:r>
-        <w:rPr>
-          <w:rFonts w:ascii="Arial" w:hAnsi="Arial"/>
-          <w:b/>
-          <w:color w:val="2E75B6"/>
-          <w:sz w:val="22"/>
-        </w:rPr>
         <w:t>Channel 3 — Commercial Product (Year 2+)</w:t>
       </w:r>
     </w:p>
     <w:p>
       <w:pPr>
-        <w:spacing w:before="0" w:after="160"/>
-        <w:jc w:val="left"/>
+        <w:spacing w:after="160" w:before="0"/>
       </w:pPr>
       <w:r>
         <w:rPr>
-          <w:rFonts w:ascii="Arial" w:hAnsi="Arial"/>
-          <w:b w:val="0"/>
-          <w:i w:val="0"/>
-          <w:color w:val="1F1F1F"/>
-          <w:sz w:val="21"/>
+          <w:rFonts w:ascii="Calibri" w:hAnsi="Calibri"/>
+          <w:color w:val="1A1A1A"/>
+          <w:sz w:val="22"/>
         </w:rPr>
         <w:t>A ServiceNow Store listing creates a product revenue stream. Even at modest adoption (10–20 customers paying a subscription or per-engagement fee), the asset generates recurring income independent of services revenue. The Store listing also drives inbound awareness of the ECS practice from customers shopping for delivery methodology tools.</w:t>
       </w:r>
     </w:p>
     <w:p>
       <w:pPr>
-        <w:spacing w:before="320" w:after="100"/>
-        <w:pBdr>
-          <w:bottom w:val="single" w:sz="6" w:space="1" w:color="1B3A6B"/>
-        </w:pBdr>
+        <w:pStyle w:val="Heading1"/>
       </w:pPr>
       <w:r>
-        <w:rPr>
-          <w:rFonts w:ascii="Arial" w:hAnsi="Arial"/>
-          <w:b/>
-          <w:color w:val="1B3A6B"/>
-          <w:sz w:val="26"/>
-        </w:rPr>
-        <w:t>7. BLUEPRINT A VS. BLUEPRINT B AT A GLANCE</w:t>
+        <w:t>7.  Blueprint A vs. Blueprint B at a Glance</w:t>
       </w:r>
     </w:p>
     <w:tbl>
       <w:tblPr>
         <w:tblW w:type="auto" w:w="0"/>
+        <w:jc w:val="left"/>
         <w:tblLook w:firstColumn="1" w:firstRow="1" w:lastColumn="0" w:lastRow="0" w:noHBand="0" w:noVBand="1" w:val="04A0"/>
-        <w:jc w:val="left"/>
-        <w:tblBorders>
-          <w:top w:val="none" w:sz="0" w:space="0" w:color="auto"/>
-          <w:left w:val="none" w:sz="0" w:space="0" w:color="auto"/>
-          <w:bottom w:val="none" w:sz="0" w:space="0" w:color="auto"/>
-          <w:right w:val="none" w:sz="0" w:space="0" w:color="auto"/>
-          <w:insideH w:val="none" w:sz="0" w:space="0" w:color="auto"/>
-          <w:insideV w:val="none" w:sz="0" w:space="0" w:color="auto"/>
-        </w:tblBorders>
       </w:tblPr>
       <w:tblGrid>
         <w:gridCol w:w="3120"/>
@@ -3349,22 +4378,37 @@
         <w:gridCol w:w="3120"/>
       </w:tblGrid>
       <w:tr>
+        <w:trPr>
+          <w:tblHeader/>
+        </w:trPr>
         <w:tc>
           <w:tcPr>
-            <w:tcW w:type="dxa" w:w="2448"/>
-            <w:shd w:val="clear" w:color="auto" w:fill="1B3A6B"/>
+            <w:tcW w:type="dxa" w:w="3744"/>
+            <w:tcBorders>
+              <w:top w:val="single" w:sz="4" w:color="E2E8F0"/>
+              <w:left w:val="single" w:sz="4" w:color="E2E8F0"/>
+              <w:bottom w:val="single" w:sz="4" w:color="E2E8F0"/>
+              <w:right w:val="single" w:sz="4" w:color="E2E8F0"/>
+            </w:tcBorders>
+            <w:shd w:val="clear" w:color="auto" w:fill="0B1F3A"/>
+            <w:tcMar>
+              <w:top w:type="dxa" w:w="120"/>
+              <w:left w:type="dxa" w:w="160"/>
+              <w:bottom w:type="dxa" w:w="120"/>
+              <w:right w:type="dxa" w:w="160"/>
+            </w:tcMar>
+            <w:vAlign w:val="center"/>
           </w:tcPr>
           <w:p>
             <w:pPr>
-              <w:spacing w:before="80" w:after="80"/>
-              <w:ind w:left="72"/>
+              <w:spacing w:before="40" w:after="40"/>
             </w:pPr>
             <w:r>
               <w:rPr>
-                <w:rFonts w:ascii="Arial" w:hAnsi="Arial"/>
+                <w:rFonts w:ascii="Calibri" w:hAnsi="Calibri"/>
                 <w:b/>
                 <w:color w:val="FFFFFF"/>
-                <w:sz w:val="20"/>
+                <w:sz w:val="22"/>
               </w:rPr>
               <w:t>Factor</w:t>
             </w:r>
@@ -3372,20 +4416,32 @@
         </w:tc>
         <w:tc>
           <w:tcPr>
-            <w:tcW w:type="dxa" w:w="3456"/>
-            <w:shd w:val="clear" w:color="auto" w:fill="1B3A6B"/>
+            <w:tcW w:type="dxa" w:w="4867"/>
+            <w:tcBorders>
+              <w:top w:val="single" w:sz="4" w:color="E2E8F0"/>
+              <w:left w:val="single" w:sz="4" w:color="E2E8F0"/>
+              <w:bottom w:val="single" w:sz="4" w:color="E2E8F0"/>
+              <w:right w:val="single" w:sz="4" w:color="E2E8F0"/>
+            </w:tcBorders>
+            <w:shd w:val="clear" w:color="auto" w:fill="0B1F3A"/>
+            <w:tcMar>
+              <w:top w:type="dxa" w:w="120"/>
+              <w:left w:type="dxa" w:w="160"/>
+              <w:bottom w:type="dxa" w:w="120"/>
+              <w:right w:type="dxa" w:w="160"/>
+            </w:tcMar>
+            <w:vAlign w:val="center"/>
           </w:tcPr>
           <w:p>
             <w:pPr>
-              <w:spacing w:before="80" w:after="80"/>
-              <w:ind w:left="72"/>
+              <w:spacing w:before="40" w:after="40"/>
             </w:pPr>
             <w:r>
               <w:rPr>
-                <w:rFonts w:ascii="Arial" w:hAnsi="Arial"/>
+                <w:rFonts w:ascii="Calibri" w:hAnsi="Calibri"/>
                 <w:b/>
                 <w:color w:val="FFFFFF"/>
-                <w:sz w:val="20"/>
+                <w:sz w:val="22"/>
               </w:rPr>
               <w:t>Blueprint A (This Brief)</w:t>
             </w:r>
@@ -3393,20 +4449,32 @@
         </w:tc>
         <w:tc>
           <w:tcPr>
-            <w:tcW w:type="dxa" w:w="3456"/>
-            <w:shd w:val="clear" w:color="auto" w:fill="1B3A6B"/>
+            <w:tcW w:type="dxa" w:w="4867"/>
+            <w:tcBorders>
+              <w:top w:val="single" w:sz="4" w:color="E2E8F0"/>
+              <w:left w:val="single" w:sz="4" w:color="E2E8F0"/>
+              <w:bottom w:val="single" w:sz="4" w:color="E2E8F0"/>
+              <w:right w:val="single" w:sz="4" w:color="E2E8F0"/>
+            </w:tcBorders>
+            <w:shd w:val="clear" w:color="auto" w:fill="0B1F3A"/>
+            <w:tcMar>
+              <w:top w:type="dxa" w:w="120"/>
+              <w:left w:type="dxa" w:w="160"/>
+              <w:bottom w:type="dxa" w:w="120"/>
+              <w:right w:type="dxa" w:w="160"/>
+            </w:tcMar>
+            <w:vAlign w:val="center"/>
           </w:tcPr>
           <w:p>
             <w:pPr>
-              <w:spacing w:before="80" w:after="80"/>
-              <w:ind w:left="72"/>
+              <w:spacing w:before="40" w:after="40"/>
             </w:pPr>
             <w:r>
               <w:rPr>
-                <w:rFonts w:ascii="Arial" w:hAnsi="Arial"/>
+                <w:rFonts w:ascii="Calibri" w:hAnsi="Calibri"/>
                 <w:b/>
                 <w:color w:val="FFFFFF"/>
-                <w:sz w:val="20"/>
+                <w:sz w:val="22"/>
               </w:rPr>
               <w:t>Blueprint B (Table Extends)</w:t>
             </w:r>
@@ -3416,19 +4484,30 @@
       <w:tr>
         <w:tc>
           <w:tcPr>
-            <w:tcW w:type="dxa" w:w="2448"/>
-            <w:shd w:val="clear" w:color="auto" w:fill="F2F2F2"/>
+            <w:tcW w:type="dxa" w:w="3744"/>
+            <w:tcBorders>
+              <w:top w:val="single" w:sz="4" w:color="E2E8F0"/>
+              <w:left w:val="single" w:sz="4" w:color="E2E8F0"/>
+              <w:bottom w:val="single" w:sz="4" w:color="E2E8F0"/>
+              <w:right w:val="single" w:sz="4" w:color="E2E8F0"/>
+            </w:tcBorders>
+            <w:shd w:val="clear" w:color="auto" w:fill="F8FAFC"/>
+            <w:tcMar>
+              <w:top w:type="dxa" w:w="100"/>
+              <w:left w:type="dxa" w:w="160"/>
+              <w:bottom w:type="dxa" w:w="100"/>
+              <w:right w:type="dxa" w:w="160"/>
+            </w:tcMar>
+            <w:vAlign w:val="top"/>
           </w:tcPr>
           <w:p>
             <w:pPr>
-              <w:spacing w:before="60" w:after="60"/>
-              <w:ind w:left="72"/>
+              <w:spacing w:before="40" w:after="40"/>
             </w:pPr>
             <w:r>
               <w:rPr>
-                <w:rFonts w:ascii="Arial" w:hAnsi="Arial"/>
-                <w:color w:val="1F1F1F"/>
-                <w:sz w:val="19"/>
+                <w:rFonts w:ascii="Calibri" w:hAnsi="Calibri"/>
+                <w:sz w:val="20"/>
               </w:rPr>
               <w:t>Build Duration</w:t>
             </w:r>
@@ -3436,19 +4515,30 @@
         </w:tc>
         <w:tc>
           <w:tcPr>
-            <w:tcW w:type="dxa" w:w="3456"/>
-            <w:shd w:val="clear" w:color="auto" w:fill="F2F2F2"/>
+            <w:tcW w:type="dxa" w:w="4867"/>
+            <w:tcBorders>
+              <w:top w:val="single" w:sz="4" w:color="E2E8F0"/>
+              <w:left w:val="single" w:sz="4" w:color="E2E8F0"/>
+              <w:bottom w:val="single" w:sz="4" w:color="E2E8F0"/>
+              <w:right w:val="single" w:sz="4" w:color="E2E8F0"/>
+            </w:tcBorders>
+            <w:shd w:val="clear" w:color="auto" w:fill="F8FAFC"/>
+            <w:tcMar>
+              <w:top w:type="dxa" w:w="100"/>
+              <w:left w:type="dxa" w:w="160"/>
+              <w:bottom w:type="dxa" w:w="100"/>
+              <w:right w:type="dxa" w:w="160"/>
+            </w:tcMar>
+            <w:vAlign w:val="top"/>
           </w:tcPr>
           <w:p>
             <w:pPr>
-              <w:spacing w:before="60" w:after="60"/>
-              <w:ind w:left="72"/>
+              <w:spacing w:before="40" w:after="40"/>
             </w:pPr>
             <w:r>
               <w:rPr>
-                <w:rFonts w:ascii="Arial" w:hAnsi="Arial"/>
-                <w:color w:val="1F1F1F"/>
-                <w:sz w:val="19"/>
+                <w:rFonts w:ascii="Calibri" w:hAnsi="Calibri"/>
+                <w:sz w:val="20"/>
               </w:rPr>
               <w:t>16–18 weeks</w:t>
             </w:r>
@@ -3456,19 +4546,30 @@
         </w:tc>
         <w:tc>
           <w:tcPr>
-            <w:tcW w:type="dxa" w:w="3456"/>
-            <w:shd w:val="clear" w:color="auto" w:fill="F2F2F2"/>
+            <w:tcW w:type="dxa" w:w="4867"/>
+            <w:tcBorders>
+              <w:top w:val="single" w:sz="4" w:color="E2E8F0"/>
+              <w:left w:val="single" w:sz="4" w:color="E2E8F0"/>
+              <w:bottom w:val="single" w:sz="4" w:color="E2E8F0"/>
+              <w:right w:val="single" w:sz="4" w:color="E2E8F0"/>
+            </w:tcBorders>
+            <w:shd w:val="clear" w:color="auto" w:fill="F8FAFC"/>
+            <w:tcMar>
+              <w:top w:type="dxa" w:w="100"/>
+              <w:left w:type="dxa" w:w="160"/>
+              <w:bottom w:type="dxa" w:w="100"/>
+              <w:right w:type="dxa" w:w="160"/>
+            </w:tcMar>
+            <w:vAlign w:val="top"/>
           </w:tcPr>
           <w:p>
             <w:pPr>
-              <w:spacing w:before="60" w:after="60"/>
-              <w:ind w:left="72"/>
+              <w:spacing w:before="40" w:after="40"/>
             </w:pPr>
             <w:r>
               <w:rPr>
-                <w:rFonts w:ascii="Arial" w:hAnsi="Arial"/>
-                <w:color w:val="1F1F1F"/>
-                <w:sz w:val="19"/>
+                <w:rFonts w:ascii="Calibri" w:hAnsi="Calibri"/>
+                <w:sz w:val="20"/>
               </w:rPr>
               <w:t>10–12 weeks</w:t>
             </w:r>
@@ -3478,19 +4579,29 @@
       <w:tr>
         <w:tc>
           <w:tcPr>
-            <w:tcW w:type="dxa" w:w="2448"/>
-            <w:shd w:val="clear" w:color="auto" w:fill="FFFFFF"/>
+            <w:tcW w:type="dxa" w:w="3744"/>
+            <w:tcBorders>
+              <w:top w:val="single" w:sz="4" w:color="E2E8F0"/>
+              <w:left w:val="single" w:sz="4" w:color="E2E8F0"/>
+              <w:bottom w:val="single" w:sz="4" w:color="E2E8F0"/>
+              <w:right w:val="single" w:sz="4" w:color="E2E8F0"/>
+            </w:tcBorders>
+            <w:tcMar>
+              <w:top w:type="dxa" w:w="100"/>
+              <w:left w:type="dxa" w:w="160"/>
+              <w:bottom w:type="dxa" w:w="100"/>
+              <w:right w:type="dxa" w:w="160"/>
+            </w:tcMar>
+            <w:vAlign w:val="top"/>
           </w:tcPr>
           <w:p>
             <w:pPr>
-              <w:spacing w:before="60" w:after="60"/>
-              <w:ind w:left="72"/>
+              <w:spacing w:before="40" w:after="40"/>
             </w:pPr>
             <w:r>
               <w:rPr>
-                <w:rFonts w:ascii="Arial" w:hAnsi="Arial"/>
-                <w:color w:val="1F1F1F"/>
-                <w:sz w:val="19"/>
+                <w:rFonts w:ascii="Calibri" w:hAnsi="Calibri"/>
+                <w:sz w:val="20"/>
               </w:rPr>
               <w:t>Total Investment</w:t>
             </w:r>
@@ -3498,19 +4609,29 @@
         </w:tc>
         <w:tc>
           <w:tcPr>
-            <w:tcW w:type="dxa" w:w="3456"/>
-            <w:shd w:val="clear" w:color="auto" w:fill="FFFFFF"/>
+            <w:tcW w:type="dxa" w:w="4867"/>
+            <w:tcBorders>
+              <w:top w:val="single" w:sz="4" w:color="E2E8F0"/>
+              <w:left w:val="single" w:sz="4" w:color="E2E8F0"/>
+              <w:bottom w:val="single" w:sz="4" w:color="E2E8F0"/>
+              <w:right w:val="single" w:sz="4" w:color="E2E8F0"/>
+            </w:tcBorders>
+            <w:tcMar>
+              <w:top w:type="dxa" w:w="100"/>
+              <w:left w:type="dxa" w:w="160"/>
+              <w:bottom w:type="dxa" w:w="100"/>
+              <w:right w:type="dxa" w:w="160"/>
+            </w:tcMar>
+            <w:vAlign w:val="top"/>
           </w:tcPr>
           <w:p>
             <w:pPr>
-              <w:spacing w:before="60" w:after="60"/>
-              <w:ind w:left="72"/>
+              <w:spacing w:before="40" w:after="40"/>
             </w:pPr>
             <w:r>
               <w:rPr>
-                <w:rFonts w:ascii="Arial" w:hAnsi="Arial"/>
-                <w:color w:val="1F1F1F"/>
-                <w:sz w:val="19"/>
+                <w:rFonts w:ascii="Calibri" w:hAnsi="Calibri"/>
+                <w:sz w:val="20"/>
               </w:rPr>
               <w:t>~1,400 hours</w:t>
             </w:r>
@@ -3518,19 +4639,29 @@
         </w:tc>
         <w:tc>
           <w:tcPr>
-            <w:tcW w:type="dxa" w:w="3456"/>
-            <w:shd w:val="clear" w:color="auto" w:fill="FFFFFF"/>
+            <w:tcW w:type="dxa" w:w="4867"/>
+            <w:tcBorders>
+              <w:top w:val="single" w:sz="4" w:color="E2E8F0"/>
+              <w:left w:val="single" w:sz="4" w:color="E2E8F0"/>
+              <w:bottom w:val="single" w:sz="4" w:color="E2E8F0"/>
+              <w:right w:val="single" w:sz="4" w:color="E2E8F0"/>
+            </w:tcBorders>
+            <w:tcMar>
+              <w:top w:type="dxa" w:w="100"/>
+              <w:left w:type="dxa" w:w="160"/>
+              <w:bottom w:type="dxa" w:w="100"/>
+              <w:right w:type="dxa" w:w="160"/>
+            </w:tcMar>
+            <w:vAlign w:val="top"/>
           </w:tcPr>
           <w:p>
             <w:pPr>
-              <w:spacing w:before="60" w:after="60"/>
-              <w:ind w:left="72"/>
+              <w:spacing w:before="40" w:after="40"/>
             </w:pPr>
             <w:r>
               <w:rPr>
-                <w:rFonts w:ascii="Arial" w:hAnsi="Arial"/>
-                <w:color w:val="1F1F1F"/>
-                <w:sz w:val="19"/>
+                <w:rFonts w:ascii="Calibri" w:hAnsi="Calibri"/>
+                <w:sz w:val="20"/>
               </w:rPr>
               <w:t>~960 hours</w:t>
             </w:r>
@@ -3540,19 +4671,30 @@
       <w:tr>
         <w:tc>
           <w:tcPr>
-            <w:tcW w:type="dxa" w:w="2448"/>
-            <w:shd w:val="clear" w:color="auto" w:fill="F2F2F2"/>
+            <w:tcW w:type="dxa" w:w="3744"/>
+            <w:tcBorders>
+              <w:top w:val="single" w:sz="4" w:color="E2E8F0"/>
+              <w:left w:val="single" w:sz="4" w:color="E2E8F0"/>
+              <w:bottom w:val="single" w:sz="4" w:color="E2E8F0"/>
+              <w:right w:val="single" w:sz="4" w:color="E2E8F0"/>
+            </w:tcBorders>
+            <w:shd w:val="clear" w:color="auto" w:fill="F8FAFC"/>
+            <w:tcMar>
+              <w:top w:type="dxa" w:w="100"/>
+              <w:left w:type="dxa" w:w="160"/>
+              <w:bottom w:type="dxa" w:w="100"/>
+              <w:right w:type="dxa" w:w="160"/>
+            </w:tcMar>
+            <w:vAlign w:val="top"/>
           </w:tcPr>
           <w:p>
             <w:pPr>
-              <w:spacing w:before="60" w:after="60"/>
-              <w:ind w:left="72"/>
+              <w:spacing w:before="40" w:after="40"/>
             </w:pPr>
             <w:r>
               <w:rPr>
-                <w:rFonts w:ascii="Arial" w:hAnsi="Arial"/>
-                <w:color w:val="1F1F1F"/>
-                <w:sz w:val="19"/>
+                <w:rFonts w:ascii="Calibri" w:hAnsi="Calibri"/>
+                <w:sz w:val="20"/>
               </w:rPr>
               <w:t>Lead Developer Profile</w:t>
             </w:r>
@@ -3560,19 +4702,30 @@
         </w:tc>
         <w:tc>
           <w:tcPr>
-            <w:tcW w:type="dxa" w:w="3456"/>
-            <w:shd w:val="clear" w:color="auto" w:fill="F2F2F2"/>
+            <w:tcW w:type="dxa" w:w="4867"/>
+            <w:tcBorders>
+              <w:top w:val="single" w:sz="4" w:color="E2E8F0"/>
+              <w:left w:val="single" w:sz="4" w:color="E2E8F0"/>
+              <w:bottom w:val="single" w:sz="4" w:color="E2E8F0"/>
+              <w:right w:val="single" w:sz="4" w:color="E2E8F0"/>
+            </w:tcBorders>
+            <w:shd w:val="clear" w:color="auto" w:fill="F8FAFC"/>
+            <w:tcMar>
+              <w:top w:type="dxa" w:w="100"/>
+              <w:left w:type="dxa" w:w="160"/>
+              <w:bottom w:type="dxa" w:w="100"/>
+              <w:right w:type="dxa" w:w="160"/>
+            </w:tcMar>
+            <w:vAlign w:val="top"/>
           </w:tcPr>
           <w:p>
             <w:pPr>
-              <w:spacing w:before="60" w:after="60"/>
-              <w:ind w:left="72"/>
+              <w:spacing w:before="40" w:after="40"/>
             </w:pPr>
             <w:r>
               <w:rPr>
-                <w:rFonts w:ascii="Arial" w:hAnsi="Arial"/>
-                <w:color w:val="1F1F1F"/>
-                <w:sz w:val="19"/>
+                <w:rFonts w:ascii="Calibri" w:hAnsi="Calibri"/>
+                <w:sz w:val="20"/>
               </w:rPr>
               <w:t>App developer (Studio)</w:t>
             </w:r>
@@ -3580,19 +4733,30 @@
         </w:tc>
         <w:tc>
           <w:tcPr>
-            <w:tcW w:type="dxa" w:w="3456"/>
-            <w:shd w:val="clear" w:color="auto" w:fill="F2F2F2"/>
+            <w:tcW w:type="dxa" w:w="4867"/>
+            <w:tcBorders>
+              <w:top w:val="single" w:sz="4" w:color="E2E8F0"/>
+              <w:left w:val="single" w:sz="4" w:color="E2E8F0"/>
+              <w:bottom w:val="single" w:sz="4" w:color="E2E8F0"/>
+              <w:right w:val="single" w:sz="4" w:color="E2E8F0"/>
+            </w:tcBorders>
+            <w:shd w:val="clear" w:color="auto" w:fill="F8FAFC"/>
+            <w:tcMar>
+              <w:top w:type="dxa" w:w="100"/>
+              <w:left w:type="dxa" w:w="160"/>
+              <w:bottom w:type="dxa" w:w="100"/>
+              <w:right w:type="dxa" w:w="160"/>
+            </w:tcMar>
+            <w:vAlign w:val="top"/>
           </w:tcPr>
           <w:p>
             <w:pPr>
-              <w:spacing w:before="60" w:after="60"/>
-              <w:ind w:left="72"/>
+              <w:spacing w:before="40" w:after="40"/>
             </w:pPr>
             <w:r>
               <w:rPr>
-                <w:rFonts w:ascii="Arial" w:hAnsi="Arial"/>
-                <w:color w:val="1F1F1F"/>
-                <w:sz w:val="19"/>
+                <w:rFonts w:ascii="Calibri" w:hAnsi="Calibri"/>
+                <w:sz w:val="20"/>
               </w:rPr>
               <w:t>Configurator</w:t>
             </w:r>
@@ -3602,19 +4766,29 @@
       <w:tr>
         <w:tc>
           <w:tcPr>
-            <w:tcW w:type="dxa" w:w="2448"/>
-            <w:shd w:val="clear" w:color="auto" w:fill="FFFFFF"/>
+            <w:tcW w:type="dxa" w:w="3744"/>
+            <w:tcBorders>
+              <w:top w:val="single" w:sz="4" w:color="E2E8F0"/>
+              <w:left w:val="single" w:sz="4" w:color="E2E8F0"/>
+              <w:bottom w:val="single" w:sz="4" w:color="E2E8F0"/>
+              <w:right w:val="single" w:sz="4" w:color="E2E8F0"/>
+            </w:tcBorders>
+            <w:tcMar>
+              <w:top w:type="dxa" w:w="100"/>
+              <w:left w:type="dxa" w:w="160"/>
+              <w:bottom w:type="dxa" w:w="100"/>
+              <w:right w:type="dxa" w:w="160"/>
+            </w:tcMar>
+            <w:vAlign w:val="top"/>
           </w:tcPr>
           <w:p>
             <w:pPr>
-              <w:spacing w:before="60" w:after="60"/>
-              <w:ind w:left="72"/>
+              <w:spacing w:before="40" w:after="40"/>
             </w:pPr>
             <w:r>
               <w:rPr>
-                <w:rFonts w:ascii="Arial" w:hAnsi="Arial"/>
-                <w:color w:val="1F1F1F"/>
-                <w:sz w:val="19"/>
+                <w:rFonts w:ascii="Calibri" w:hAnsi="Calibri"/>
+                <w:sz w:val="20"/>
               </w:rPr>
               <w:t>App Engine SKU Required</w:t>
             </w:r>
@@ -3622,19 +4796,29 @@
         </w:tc>
         <w:tc>
           <w:tcPr>
-            <w:tcW w:type="dxa" w:w="3456"/>
-            <w:shd w:val="clear" w:color="auto" w:fill="FFFFFF"/>
+            <w:tcW w:type="dxa" w:w="4867"/>
+            <w:tcBorders>
+              <w:top w:val="single" w:sz="4" w:color="E2E8F0"/>
+              <w:left w:val="single" w:sz="4" w:color="E2E8F0"/>
+              <w:bottom w:val="single" w:sz="4" w:color="E2E8F0"/>
+              <w:right w:val="single" w:sz="4" w:color="E2E8F0"/>
+            </w:tcBorders>
+            <w:tcMar>
+              <w:top w:type="dxa" w:w="100"/>
+              <w:left w:type="dxa" w:w="160"/>
+              <w:bottom w:type="dxa" w:w="100"/>
+              <w:right w:type="dxa" w:w="160"/>
+            </w:tcMar>
+            <w:vAlign w:val="top"/>
           </w:tcPr>
           <w:p>
             <w:pPr>
-              <w:spacing w:before="60" w:after="60"/>
-              <w:ind w:left="72"/>
+              <w:spacing w:before="40" w:after="40"/>
             </w:pPr>
             <w:r>
               <w:rPr>
-                <w:rFonts w:ascii="Arial" w:hAnsi="Arial"/>
-                <w:color w:val="1F1F1F"/>
-                <w:sz w:val="19"/>
+                <w:rFonts w:ascii="Calibri" w:hAnsi="Calibri"/>
+                <w:sz w:val="20"/>
               </w:rPr>
               <w:t>Yes</w:t>
             </w:r>
@@ -3642,19 +4826,29 @@
         </w:tc>
         <w:tc>
           <w:tcPr>
-            <w:tcW w:type="dxa" w:w="3456"/>
-            <w:shd w:val="clear" w:color="auto" w:fill="FFFFFF"/>
+            <w:tcW w:type="dxa" w:w="4867"/>
+            <w:tcBorders>
+              <w:top w:val="single" w:sz="4" w:color="E2E8F0"/>
+              <w:left w:val="single" w:sz="4" w:color="E2E8F0"/>
+              <w:bottom w:val="single" w:sz="4" w:color="E2E8F0"/>
+              <w:right w:val="single" w:sz="4" w:color="E2E8F0"/>
+            </w:tcBorders>
+            <w:tcMar>
+              <w:top w:type="dxa" w:w="100"/>
+              <w:left w:type="dxa" w:w="160"/>
+              <w:bottom w:type="dxa" w:w="100"/>
+              <w:right w:type="dxa" w:w="160"/>
+            </w:tcMar>
+            <w:vAlign w:val="top"/>
           </w:tcPr>
           <w:p>
             <w:pPr>
-              <w:spacing w:before="60" w:after="60"/>
-              <w:ind w:left="72"/>
+              <w:spacing w:before="40" w:after="40"/>
             </w:pPr>
             <w:r>
               <w:rPr>
-                <w:rFonts w:ascii="Arial" w:hAnsi="Arial"/>
-                <w:color w:val="1F1F1F"/>
-                <w:sz w:val="19"/>
+                <w:rFonts w:ascii="Calibri" w:hAnsi="Calibri"/>
+                <w:sz w:val="20"/>
               </w:rPr>
               <w:t>No</w:t>
             </w:r>
@@ -3664,19 +4858,30 @@
       <w:tr>
         <w:tc>
           <w:tcPr>
-            <w:tcW w:type="dxa" w:w="2448"/>
-            <w:shd w:val="clear" w:color="auto" w:fill="F2F2F2"/>
+            <w:tcW w:type="dxa" w:w="3744"/>
+            <w:tcBorders>
+              <w:top w:val="single" w:sz="4" w:color="E2E8F0"/>
+              <w:left w:val="single" w:sz="4" w:color="E2E8F0"/>
+              <w:bottom w:val="single" w:sz="4" w:color="E2E8F0"/>
+              <w:right w:val="single" w:sz="4" w:color="E2E8F0"/>
+            </w:tcBorders>
+            <w:shd w:val="clear" w:color="auto" w:fill="F8FAFC"/>
+            <w:tcMar>
+              <w:top w:type="dxa" w:w="100"/>
+              <w:left w:type="dxa" w:w="160"/>
+              <w:bottom w:type="dxa" w:w="100"/>
+              <w:right w:type="dxa" w:w="160"/>
+            </w:tcMar>
+            <w:vAlign w:val="top"/>
           </w:tcPr>
           <w:p>
             <w:pPr>
-              <w:spacing w:before="60" w:after="60"/>
-              <w:ind w:left="72"/>
+              <w:spacing w:before="40" w:after="40"/>
             </w:pPr>
             <w:r>
               <w:rPr>
-                <w:rFonts w:ascii="Arial" w:hAnsi="Arial"/>
-                <w:color w:val="1F1F1F"/>
-                <w:sz w:val="19"/>
+                <w:rFonts w:ascii="Calibri" w:hAnsi="Calibri"/>
+                <w:sz w:val="20"/>
               </w:rPr>
               <w:t>Commercial / Store Path</w:t>
             </w:r>
@@ -3684,19 +4889,30 @@
         </w:tc>
         <w:tc>
           <w:tcPr>
-            <w:tcW w:type="dxa" w:w="3456"/>
-            <w:shd w:val="clear" w:color="auto" w:fill="F2F2F2"/>
+            <w:tcW w:type="dxa" w:w="4867"/>
+            <w:tcBorders>
+              <w:top w:val="single" w:sz="4" w:color="E2E8F0"/>
+              <w:left w:val="single" w:sz="4" w:color="E2E8F0"/>
+              <w:bottom w:val="single" w:sz="4" w:color="E2E8F0"/>
+              <w:right w:val="single" w:sz="4" w:color="E2E8F0"/>
+            </w:tcBorders>
+            <w:shd w:val="clear" w:color="auto" w:fill="F8FAFC"/>
+            <w:tcMar>
+              <w:top w:type="dxa" w:w="100"/>
+              <w:left w:type="dxa" w:w="160"/>
+              <w:bottom w:type="dxa" w:w="100"/>
+              <w:right w:type="dxa" w:w="160"/>
+            </w:tcMar>
+            <w:vAlign w:val="top"/>
           </w:tcPr>
           <w:p>
             <w:pPr>
-              <w:spacing w:before="60" w:after="60"/>
-              <w:ind w:left="72"/>
+              <w:spacing w:before="40" w:after="40"/>
             </w:pPr>
             <w:r>
               <w:rPr>
-                <w:rFonts w:ascii="Arial" w:hAnsi="Arial"/>
-                <w:color w:val="1F1F1F"/>
-                <w:sz w:val="19"/>
+                <w:rFonts w:ascii="Calibri" w:hAnsi="Calibri"/>
+                <w:sz w:val="20"/>
               </w:rPr>
               <w:t>Clean — Store-ready</w:t>
             </w:r>
@@ -3704,19 +4920,30 @@
         </w:tc>
         <w:tc>
           <w:tcPr>
-            <w:tcW w:type="dxa" w:w="3456"/>
-            <w:shd w:val="clear" w:color="auto" w:fill="F2F2F2"/>
+            <w:tcW w:type="dxa" w:w="4867"/>
+            <w:tcBorders>
+              <w:top w:val="single" w:sz="4" w:color="E2E8F0"/>
+              <w:left w:val="single" w:sz="4" w:color="E2E8F0"/>
+              <w:bottom w:val="single" w:sz="4" w:color="E2E8F0"/>
+              <w:right w:val="single" w:sz="4" w:color="E2E8F0"/>
+            </w:tcBorders>
+            <w:shd w:val="clear" w:color="auto" w:fill="F8FAFC"/>
+            <w:tcMar>
+              <w:top w:type="dxa" w:w="100"/>
+              <w:left w:type="dxa" w:w="160"/>
+              <w:bottom w:type="dxa" w:w="100"/>
+              <w:right w:type="dxa" w:w="160"/>
+            </w:tcMar>
+            <w:vAlign w:val="top"/>
           </w:tcPr>
           <w:p>
             <w:pPr>
-              <w:spacing w:before="60" w:after="60"/>
-              <w:ind w:left="72"/>
+              <w:spacing w:before="40" w:after="40"/>
             </w:pPr>
             <w:r>
               <w:rPr>
-                <w:rFonts w:ascii="Arial" w:hAnsi="Arial"/>
-                <w:color w:val="1F1F1F"/>
-                <w:sz w:val="19"/>
+                <w:rFonts w:ascii="Calibri" w:hAnsi="Calibri"/>
+                <w:sz w:val="20"/>
               </w:rPr>
               <w:t>Messy — harder to package</w:t>
             </w:r>
@@ -3726,19 +4953,29 @@
       <w:tr>
         <w:tc>
           <w:tcPr>
-            <w:tcW w:type="dxa" w:w="2448"/>
-            <w:shd w:val="clear" w:color="auto" w:fill="FFFFFF"/>
+            <w:tcW w:type="dxa" w:w="3744"/>
+            <w:tcBorders>
+              <w:top w:val="single" w:sz="4" w:color="E2E8F0"/>
+              <w:left w:val="single" w:sz="4" w:color="E2E8F0"/>
+              <w:bottom w:val="single" w:sz="4" w:color="E2E8F0"/>
+              <w:right w:val="single" w:sz="4" w:color="E2E8F0"/>
+            </w:tcBorders>
+            <w:tcMar>
+              <w:top w:type="dxa" w:w="100"/>
+              <w:left w:type="dxa" w:w="160"/>
+              <w:bottom w:type="dxa" w:w="100"/>
+              <w:right w:type="dxa" w:w="160"/>
+            </w:tcMar>
+            <w:vAlign w:val="top"/>
           </w:tcPr>
           <w:p>
             <w:pPr>
-              <w:spacing w:before="60" w:after="60"/>
-              <w:ind w:left="72"/>
+              <w:spacing w:before="40" w:after="40"/>
             </w:pPr>
             <w:r>
               <w:rPr>
-                <w:rFonts w:ascii="Arial" w:hAnsi="Arial"/>
-                <w:color w:val="1F1F1F"/>
-                <w:sz w:val="19"/>
+                <w:rFonts w:ascii="Calibri" w:hAnsi="Calibri"/>
+                <w:sz w:val="20"/>
               </w:rPr>
               <w:t>Upgrade Risk</w:t>
             </w:r>
@@ -3746,19 +4983,29 @@
         </w:tc>
         <w:tc>
           <w:tcPr>
-            <w:tcW w:type="dxa" w:w="3456"/>
-            <w:shd w:val="clear" w:color="auto" w:fill="FFFFFF"/>
+            <w:tcW w:type="dxa" w:w="4867"/>
+            <w:tcBorders>
+              <w:top w:val="single" w:sz="4" w:color="E2E8F0"/>
+              <w:left w:val="single" w:sz="4" w:color="E2E8F0"/>
+              <w:bottom w:val="single" w:sz="4" w:color="E2E8F0"/>
+              <w:right w:val="single" w:sz="4" w:color="E2E8F0"/>
+            </w:tcBorders>
+            <w:tcMar>
+              <w:top w:type="dxa" w:w="100"/>
+              <w:left w:type="dxa" w:w="160"/>
+              <w:bottom w:type="dxa" w:w="100"/>
+              <w:right w:type="dxa" w:w="160"/>
+            </w:tcMar>
+            <w:vAlign w:val="top"/>
           </w:tcPr>
           <w:p>
             <w:pPr>
-              <w:spacing w:before="60" w:after="60"/>
-              <w:ind w:left="72"/>
+              <w:spacing w:before="40" w:after="40"/>
             </w:pPr>
             <w:r>
               <w:rPr>
-                <w:rFonts w:ascii="Arial" w:hAnsi="Arial"/>
-                <w:color w:val="1F1F1F"/>
-                <w:sz w:val="19"/>
+                <w:rFonts w:ascii="Calibri" w:hAnsi="Calibri"/>
+                <w:sz w:val="20"/>
               </w:rPr>
               <w:t>Low — scoped, isolated</w:t>
             </w:r>
@@ -3766,19 +5013,29 @@
         </w:tc>
         <w:tc>
           <w:tcPr>
-            <w:tcW w:type="dxa" w:w="3456"/>
-            <w:shd w:val="clear" w:color="auto" w:fill="FFFFFF"/>
+            <w:tcW w:type="dxa" w:w="4867"/>
+            <w:tcBorders>
+              <w:top w:val="single" w:sz="4" w:color="E2E8F0"/>
+              <w:left w:val="single" w:sz="4" w:color="E2E8F0"/>
+              <w:bottom w:val="single" w:sz="4" w:color="E2E8F0"/>
+              <w:right w:val="single" w:sz="4" w:color="E2E8F0"/>
+            </w:tcBorders>
+            <w:tcMar>
+              <w:top w:type="dxa" w:w="100"/>
+              <w:left w:type="dxa" w:w="160"/>
+              <w:bottom w:type="dxa" w:w="100"/>
+              <w:right w:type="dxa" w:w="160"/>
+            </w:tcMar>
+            <w:vAlign w:val="top"/>
           </w:tcPr>
           <w:p>
             <w:pPr>
-              <w:spacing w:before="60" w:after="60"/>
-              <w:ind w:left="72"/>
+              <w:spacing w:before="40" w:after="40"/>
             </w:pPr>
             <w:r>
               <w:rPr>
-                <w:rFonts w:ascii="Arial" w:hAnsi="Arial"/>
-                <w:color w:val="1F1F1F"/>
-                <w:sz w:val="19"/>
+                <w:rFonts w:ascii="Calibri" w:hAnsi="Calibri"/>
+                <w:sz w:val="20"/>
               </w:rPr>
               <w:t>Medium — native table exposure</w:t>
             </w:r>
@@ -3788,19 +5045,30 @@
       <w:tr>
         <w:tc>
           <w:tcPr>
-            <w:tcW w:type="dxa" w:w="2448"/>
-            <w:shd w:val="clear" w:color="auto" w:fill="F2F2F2"/>
+            <w:tcW w:type="dxa" w:w="3744"/>
+            <w:tcBorders>
+              <w:top w:val="single" w:sz="4" w:color="E2E8F0"/>
+              <w:left w:val="single" w:sz="4" w:color="E2E8F0"/>
+              <w:bottom w:val="single" w:sz="4" w:color="E2E8F0"/>
+              <w:right w:val="single" w:sz="4" w:color="E2E8F0"/>
+            </w:tcBorders>
+            <w:shd w:val="clear" w:color="auto" w:fill="F8FAFC"/>
+            <w:tcMar>
+              <w:top w:type="dxa" w:w="100"/>
+              <w:left w:type="dxa" w:w="160"/>
+              <w:bottom w:type="dxa" w:w="100"/>
+              <w:right w:type="dxa" w:w="160"/>
+            </w:tcMar>
+            <w:vAlign w:val="top"/>
           </w:tcPr>
           <w:p>
             <w:pPr>
-              <w:spacing w:before="60" w:after="60"/>
-              <w:ind w:left="72"/>
+              <w:spacing w:before="40" w:after="40"/>
             </w:pPr>
             <w:r>
               <w:rPr>
-                <w:rFonts w:ascii="Arial" w:hAnsi="Arial"/>
-                <w:color w:val="1F1F1F"/>
-                <w:sz w:val="19"/>
+                <w:rFonts w:ascii="Calibri" w:hAnsi="Calibri"/>
+                <w:sz w:val="20"/>
               </w:rPr>
               <w:t>Long-term Product Potential</w:t>
             </w:r>
@@ -3808,19 +5076,30 @@
         </w:tc>
         <w:tc>
           <w:tcPr>
-            <w:tcW w:type="dxa" w:w="3456"/>
-            <w:shd w:val="clear" w:color="auto" w:fill="F2F2F2"/>
+            <w:tcW w:type="dxa" w:w="4867"/>
+            <w:tcBorders>
+              <w:top w:val="single" w:sz="4" w:color="E2E8F0"/>
+              <w:left w:val="single" w:sz="4" w:color="E2E8F0"/>
+              <w:bottom w:val="single" w:sz="4" w:color="E2E8F0"/>
+              <w:right w:val="single" w:sz="4" w:color="E2E8F0"/>
+            </w:tcBorders>
+            <w:shd w:val="clear" w:color="auto" w:fill="F8FAFC"/>
+            <w:tcMar>
+              <w:top w:type="dxa" w:w="100"/>
+              <w:left w:type="dxa" w:w="160"/>
+              <w:bottom w:type="dxa" w:w="100"/>
+              <w:right w:type="dxa" w:w="160"/>
+            </w:tcMar>
+            <w:vAlign w:val="top"/>
           </w:tcPr>
           <w:p>
             <w:pPr>
-              <w:spacing w:before="60" w:after="60"/>
-              <w:ind w:left="72"/>
+              <w:spacing w:before="40" w:after="40"/>
             </w:pPr>
             <w:r>
               <w:rPr>
-                <w:rFonts w:ascii="Arial" w:hAnsi="Arial"/>
-                <w:color w:val="1F1F1F"/>
-                <w:sz w:val="19"/>
+                <w:rFonts w:ascii="Calibri" w:hAnsi="Calibri"/>
+                <w:sz w:val="20"/>
               </w:rPr>
               <w:t>High</w:t>
             </w:r>
@@ -3828,19 +5107,30 @@
         </w:tc>
         <w:tc>
           <w:tcPr>
-            <w:tcW w:type="dxa" w:w="3456"/>
-            <w:shd w:val="clear" w:color="auto" w:fill="F2F2F2"/>
+            <w:tcW w:type="dxa" w:w="4867"/>
+            <w:tcBorders>
+              <w:top w:val="single" w:sz="4" w:color="E2E8F0"/>
+              <w:left w:val="single" w:sz="4" w:color="E2E8F0"/>
+              <w:bottom w:val="single" w:sz="4" w:color="E2E8F0"/>
+              <w:right w:val="single" w:sz="4" w:color="E2E8F0"/>
+            </w:tcBorders>
+            <w:shd w:val="clear" w:color="auto" w:fill="F8FAFC"/>
+            <w:tcMar>
+              <w:top w:type="dxa" w:w="100"/>
+              <w:left w:type="dxa" w:w="160"/>
+              <w:bottom w:type="dxa" w:w="100"/>
+              <w:right w:type="dxa" w:w="160"/>
+            </w:tcMar>
+            <w:vAlign w:val="top"/>
           </w:tcPr>
           <w:p>
             <w:pPr>
-              <w:spacing w:before="60" w:after="60"/>
-              <w:ind w:left="72"/>
+              <w:spacing w:before="40" w:after="40"/>
             </w:pPr>
             <w:r>
               <w:rPr>
-                <w:rFonts w:ascii="Arial" w:hAnsi="Arial"/>
-                <w:color w:val="1F1F1F"/>
-                <w:sz w:val="19"/>
+                <w:rFonts w:ascii="Calibri" w:hAnsi="Calibri"/>
+                <w:sz w:val="20"/>
               </w:rPr>
               <w:t>Lower</w:t>
             </w:r>
@@ -3850,19 +5140,29 @@
       <w:tr>
         <w:tc>
           <w:tcPr>
-            <w:tcW w:type="dxa" w:w="2448"/>
-            <w:shd w:val="clear" w:color="auto" w:fill="FFFFFF"/>
+            <w:tcW w:type="dxa" w:w="3744"/>
+            <w:tcBorders>
+              <w:top w:val="single" w:sz="4" w:color="E2E8F0"/>
+              <w:left w:val="single" w:sz="4" w:color="E2E8F0"/>
+              <w:bottom w:val="single" w:sz="4" w:color="E2E8F0"/>
+              <w:right w:val="single" w:sz="4" w:color="E2E8F0"/>
+            </w:tcBorders>
+            <w:tcMar>
+              <w:top w:type="dxa" w:w="100"/>
+              <w:left w:type="dxa" w:w="160"/>
+              <w:bottom w:type="dxa" w:w="100"/>
+              <w:right w:type="dxa" w:w="160"/>
+            </w:tcMar>
+            <w:vAlign w:val="top"/>
           </w:tcPr>
           <w:p>
             <w:pPr>
-              <w:spacing w:before="60" w:after="60"/>
-              <w:ind w:left="72"/>
+              <w:spacing w:before="40" w:after="40"/>
             </w:pPr>
             <w:r>
               <w:rPr>
-                <w:rFonts w:ascii="Arial" w:hAnsi="Arial"/>
-                <w:color w:val="1F1F1F"/>
-                <w:sz w:val="19"/>
+                <w:rFonts w:ascii="Calibri" w:hAnsi="Calibri"/>
+                <w:sz w:val="20"/>
               </w:rPr>
               <w:t>Right Choice When</w:t>
             </w:r>
@@ -3870,19 +5170,29 @@
         </w:tc>
         <w:tc>
           <w:tcPr>
-            <w:tcW w:type="dxa" w:w="3456"/>
-            <w:shd w:val="clear" w:color="auto" w:fill="FFFFFF"/>
+            <w:tcW w:type="dxa" w:w="4867"/>
+            <w:tcBorders>
+              <w:top w:val="single" w:sz="4" w:color="E2E8F0"/>
+              <w:left w:val="single" w:sz="4" w:color="E2E8F0"/>
+              <w:bottom w:val="single" w:sz="4" w:color="E2E8F0"/>
+              <w:right w:val="single" w:sz="4" w:color="E2E8F0"/>
+            </w:tcBorders>
+            <w:tcMar>
+              <w:top w:type="dxa" w:w="100"/>
+              <w:left w:type="dxa" w:w="160"/>
+              <w:bottom w:type="dxa" w:w="100"/>
+              <w:right w:type="dxa" w:w="160"/>
+            </w:tcMar>
+            <w:vAlign w:val="top"/>
           </w:tcPr>
           <w:p>
             <w:pPr>
-              <w:spacing w:before="60" w:after="60"/>
-              <w:ind w:left="72"/>
+              <w:spacing w:before="40" w:after="40"/>
             </w:pPr>
             <w:r>
               <w:rPr>
-                <w:rFonts w:ascii="Arial" w:hAnsi="Arial"/>
-                <w:color w:val="1F1F1F"/>
-                <w:sz w:val="19"/>
+                <w:rFonts w:ascii="Calibri" w:hAnsi="Calibri"/>
+                <w:sz w:val="20"/>
               </w:rPr>
               <w:t>Strategic product investment; Store is the goal</w:t>
             </w:r>
@@ -3890,19 +5200,29 @@
         </w:tc>
         <w:tc>
           <w:tcPr>
-            <w:tcW w:type="dxa" w:w="3456"/>
-            <w:shd w:val="clear" w:color="auto" w:fill="FFFFFF"/>
+            <w:tcW w:type="dxa" w:w="4867"/>
+            <w:tcBorders>
+              <w:top w:val="single" w:sz="4" w:color="E2E8F0"/>
+              <w:left w:val="single" w:sz="4" w:color="E2E8F0"/>
+              <w:bottom w:val="single" w:sz="4" w:color="E2E8F0"/>
+              <w:right w:val="single" w:sz="4" w:color="E2E8F0"/>
+            </w:tcBorders>
+            <w:tcMar>
+              <w:top w:type="dxa" w:w="100"/>
+              <w:left w:type="dxa" w:w="160"/>
+              <w:bottom w:type="dxa" w:w="100"/>
+              <w:right w:type="dxa" w:w="160"/>
+            </w:tcMar>
+            <w:vAlign w:val="top"/>
           </w:tcPr>
           <w:p>
             <w:pPr>
-              <w:spacing w:before="60" w:after="60"/>
-              <w:ind w:left="72"/>
+              <w:spacing w:before="40" w:after="40"/>
             </w:pPr>
             <w:r>
               <w:rPr>
-                <w:rFonts w:ascii="Arial" w:hAnsi="Arial"/>
-                <w:color w:val="1F1F1F"/>
-                <w:sz w:val="19"/>
+                <w:rFonts w:ascii="Calibri" w:hAnsi="Calibri"/>
+                <w:sz w:val="20"/>
               </w:rPr>
               <w:t>Speed to first use; App Engine not available</w:t>
             </w:r>
@@ -3912,92 +5232,48 @@
     </w:tbl>
     <w:p>
       <w:pPr>
-        <w:spacing w:after="100"/>
+        <w:spacing w:after="40"/>
       </w:pPr>
     </w:p>
     <w:p>
       <w:pPr>
-        <w:spacing w:before="320" w:after="100"/>
+        <w:pStyle w:val="Heading1"/>
+      </w:pPr>
+      <w:r>
+        <w:t>8.  Recommendation &amp; Decision Required</w:t>
+      </w:r>
+    </w:p>
+    <w:p>
+      <w:pPr>
         <w:pBdr>
-          <w:bottom w:val="single" w:sz="6" w:space="1" w:color="1B3A6B"/>
+          <w:top w:val="single" w:sz="4" w:space="4" w:color="2E74B5"/>
+          <w:left w:val="single" w:sz="4" w:space="4" w:color="2E74B5"/>
+          <w:bottom w:val="single" w:sz="4" w:space="4" w:color="2E74B5"/>
+          <w:right w:val="single" w:sz="4" w:space="4" w:color="2E74B5"/>
         </w:pBdr>
+        <w:shd w:val="clear" w:color="auto" w:fill="EAF1F8"/>
+        <w:spacing w:before="120" w:after="160"/>
       </w:pPr>
       <w:r>
         <w:rPr>
-          <w:rFonts w:ascii="Arial" w:hAnsi="Arial"/>
+          <w:rFonts w:ascii="Calibri" w:hAnsi="Calibri"/>
           <w:b/>
-          <w:color w:val="1B3A6B"/>
-          <w:sz w:val="26"/>
+          <w:color w:val="0B1F3A"/>
+          <w:sz w:val="20"/>
         </w:rPr>
-        <w:t>8. RECOMMENDATION &amp; DECISION REQUIRED</w:t>
+        <w:t>Recommendation: Approve Blueprint A as the target architecture. The additional 440 hours over Blueprint B are justified by the significantly stronger commercial product, lower long-term maintenance overhead, and clean path to the ServiceNow Store. Begin Phase 0 immediately following this approval — the architecture decision and PDI provisioning can start within one week.</w:t>
       </w:r>
-    </w:p>
-    <w:tbl>
-      <w:tblPr>
-        <w:tblW w:type="auto" w:w="0"/>
-        <w:tblLook w:firstColumn="1" w:firstRow="1" w:lastColumn="0" w:lastRow="0" w:noHBand="0" w:noVBand="1" w:val="04A0"/>
-        <w:jc w:val="left"/>
-        <w:tblBorders>
-          <w:top w:val="none" w:sz="0" w:space="0" w:color="auto"/>
-          <w:left w:val="none" w:sz="0" w:space="0" w:color="auto"/>
-          <w:bottom w:val="none" w:sz="0" w:space="0" w:color="auto"/>
-          <w:right w:val="none" w:sz="0" w:space="0" w:color="auto"/>
-          <w:insideH w:val="none" w:sz="0" w:space="0" w:color="auto"/>
-          <w:insideV w:val="none" w:sz="0" w:space="0" w:color="auto"/>
-        </w:tblBorders>
-      </w:tblPr>
-      <w:tblGrid>
-        <w:gridCol w:w="9360"/>
-      </w:tblGrid>
-      <w:tr>
-        <w:tc>
-          <w:tcPr>
-            <w:tcW w:type="dxa" w:w="9360"/>
-            <w:shd w:val="clear" w:color="auto" w:fill="EBF3FB"/>
-          </w:tcPr>
-          <w:p>
-            <w:pPr>
-              <w:spacing w:before="100" w:after="100"/>
-              <w:ind w:left="144"/>
-            </w:pPr>
-            <w:r>
-              <w:rPr>
-                <w:rFonts w:ascii="Arial" w:hAnsi="Arial"/>
-                <w:b/>
-                <w:color w:val="1B3A6B"/>
-                <w:sz w:val="20"/>
-              </w:rPr>
-              <w:t xml:space="preserve">Recommendation:  </w:t>
-            </w:r>
-            <w:r>
-              <w:rPr>
-                <w:rFonts w:ascii="Arial" w:hAnsi="Arial"/>
-                <w:color w:val="1F1F1F"/>
-                <w:sz w:val="20"/>
-              </w:rPr>
-              <w:t>Approve Blueprint A as the target architecture. The additional 440 hours over Blueprint B are justified by the significantly stronger commercial product, lower long-term maintenance overhead, and clean path to the ServiceNow Store. Begin Phase 0 immediately following this approval — the architecture decision and PDI provisioning can start within one week.</w:t>
-            </w:r>
-          </w:p>
-        </w:tc>
-      </w:tr>
-    </w:tbl>
-    <w:p>
-      <w:pPr>
-        <w:spacing w:after="80"/>
-      </w:pPr>
     </w:p>
     <w:p>
       <w:pPr>
-        <w:spacing w:before="0" w:after="80"/>
-        <w:jc w:val="left"/>
+        <w:spacing w:after="160" w:before="0"/>
       </w:pPr>
       <w:r>
         <w:rPr>
-          <w:rFonts w:ascii="Arial" w:hAnsi="Arial"/>
+          <w:rFonts w:ascii="Calibri" w:hAnsi="Calibri"/>
           <w:b/>
-          <w:i w:val="0"/>
-          <w:color w:val="1F1F1F"/>
-          <w:sz w:val="21"/>
+          <w:color w:val="1A1A1A"/>
+          <w:sz w:val="22"/>
         </w:rPr>
         <w:t>Decisions required from this briefing:</w:t>
       </w:r>
@@ -4005,16 +5281,8 @@
     <w:tbl>
       <w:tblPr>
         <w:tblW w:type="auto" w:w="0"/>
+        <w:jc w:val="left"/>
         <w:tblLook w:firstColumn="1" w:firstRow="1" w:lastColumn="0" w:lastRow="0" w:noHBand="0" w:noVBand="1" w:val="04A0"/>
-        <w:jc w:val="left"/>
-        <w:tblBorders>
-          <w:top w:val="none" w:sz="0" w:space="0" w:color="auto"/>
-          <w:left w:val="none" w:sz="0" w:space="0" w:color="auto"/>
-          <w:bottom w:val="none" w:sz="0" w:space="0" w:color="auto"/>
-          <w:right w:val="none" w:sz="0" w:space="0" w:color="auto"/>
-          <w:insideH w:val="none" w:sz="0" w:space="0" w:color="auto"/>
-          <w:insideV w:val="none" w:sz="0" w:space="0" w:color="auto"/>
-        </w:tblBorders>
       </w:tblPr>
       <w:tblGrid>
         <w:gridCol w:w="2340"/>
@@ -4023,22 +5291,37 @@
         <w:gridCol w:w="2340"/>
       </w:tblGrid>
       <w:tr>
+        <w:trPr>
+          <w:tblHeader/>
+        </w:trPr>
         <w:tc>
           <w:tcPr>
-            <w:tcW w:type="dxa" w:w="2304"/>
-            <w:shd w:val="clear" w:color="auto" w:fill="1B3A6B"/>
+            <w:tcW w:type="dxa" w:w="3600"/>
+            <w:tcBorders>
+              <w:top w:val="single" w:sz="4" w:color="E2E8F0"/>
+              <w:left w:val="single" w:sz="4" w:color="E2E8F0"/>
+              <w:bottom w:val="single" w:sz="4" w:color="E2E8F0"/>
+              <w:right w:val="single" w:sz="4" w:color="E2E8F0"/>
+            </w:tcBorders>
+            <w:shd w:val="clear" w:color="auto" w:fill="0B1F3A"/>
+            <w:tcMar>
+              <w:top w:type="dxa" w:w="120"/>
+              <w:left w:type="dxa" w:w="160"/>
+              <w:bottom w:type="dxa" w:w="120"/>
+              <w:right w:type="dxa" w:w="160"/>
+            </w:tcMar>
+            <w:vAlign w:val="center"/>
           </w:tcPr>
           <w:p>
             <w:pPr>
-              <w:spacing w:before="80" w:after="80"/>
-              <w:ind w:left="72"/>
+              <w:spacing w:before="40" w:after="40"/>
             </w:pPr>
             <w:r>
               <w:rPr>
-                <w:rFonts w:ascii="Arial" w:hAnsi="Arial"/>
+                <w:rFonts w:ascii="Calibri" w:hAnsi="Calibri"/>
                 <w:b/>
                 <w:color w:val="FFFFFF"/>
-                <w:sz w:val="20"/>
+                <w:sz w:val="22"/>
               </w:rPr>
               <w:t>Decision</w:t>
             </w:r>
@@ -4046,20 +5329,32 @@
         </w:tc>
         <w:tc>
           <w:tcPr>
-            <w:tcW w:type="dxa" w:w="2880"/>
-            <w:shd w:val="clear" w:color="auto" w:fill="1B3A6B"/>
+            <w:tcW w:type="dxa" w:w="4320"/>
+            <w:tcBorders>
+              <w:top w:val="single" w:sz="4" w:color="E2E8F0"/>
+              <w:left w:val="single" w:sz="4" w:color="E2E8F0"/>
+              <w:bottom w:val="single" w:sz="4" w:color="E2E8F0"/>
+              <w:right w:val="single" w:sz="4" w:color="E2E8F0"/>
+            </w:tcBorders>
+            <w:shd w:val="clear" w:color="auto" w:fill="0B1F3A"/>
+            <w:tcMar>
+              <w:top w:type="dxa" w:w="120"/>
+              <w:left w:type="dxa" w:w="160"/>
+              <w:bottom w:type="dxa" w:w="120"/>
+              <w:right w:type="dxa" w:w="160"/>
+            </w:tcMar>
+            <w:vAlign w:val="center"/>
           </w:tcPr>
           <w:p>
             <w:pPr>
-              <w:spacing w:before="80" w:after="80"/>
-              <w:ind w:left="72"/>
+              <w:spacing w:before="40" w:after="40"/>
             </w:pPr>
             <w:r>
               <w:rPr>
-                <w:rFonts w:ascii="Arial" w:hAnsi="Arial"/>
+                <w:rFonts w:ascii="Calibri" w:hAnsi="Calibri"/>
                 <w:b/>
                 <w:color w:val="FFFFFF"/>
-                <w:sz w:val="20"/>
+                <w:sz w:val="22"/>
               </w:rPr>
               <w:t>Options</w:t>
             </w:r>
@@ -4067,20 +5362,32 @@
         </w:tc>
         <w:tc>
           <w:tcPr>
-            <w:tcW w:type="dxa" w:w="2160"/>
-            <w:shd w:val="clear" w:color="auto" w:fill="1B3A6B"/>
+            <w:tcW w:type="dxa" w:w="2880"/>
+            <w:tcBorders>
+              <w:top w:val="single" w:sz="4" w:color="E2E8F0"/>
+              <w:left w:val="single" w:sz="4" w:color="E2E8F0"/>
+              <w:bottom w:val="single" w:sz="4" w:color="E2E8F0"/>
+              <w:right w:val="single" w:sz="4" w:color="E2E8F0"/>
+            </w:tcBorders>
+            <w:shd w:val="clear" w:color="auto" w:fill="0B1F3A"/>
+            <w:tcMar>
+              <w:top w:type="dxa" w:w="120"/>
+              <w:left w:type="dxa" w:w="160"/>
+              <w:bottom w:type="dxa" w:w="120"/>
+              <w:right w:type="dxa" w:w="160"/>
+            </w:tcMar>
+            <w:vAlign w:val="center"/>
           </w:tcPr>
           <w:p>
             <w:pPr>
-              <w:spacing w:before="80" w:after="80"/>
-              <w:ind w:left="72"/>
+              <w:spacing w:before="40" w:after="40"/>
             </w:pPr>
             <w:r>
               <w:rPr>
-                <w:rFonts w:ascii="Arial" w:hAnsi="Arial"/>
+                <w:rFonts w:ascii="Calibri" w:hAnsi="Calibri"/>
                 <w:b/>
                 <w:color w:val="FFFFFF"/>
-                <w:sz w:val="20"/>
+                <w:sz w:val="22"/>
               </w:rPr>
               <w:t>Owner</w:t>
             </w:r>
@@ -4088,20 +5395,32 @@
         </w:tc>
         <w:tc>
           <w:tcPr>
-            <w:tcW w:type="dxa" w:w="2016"/>
-            <w:shd w:val="clear" w:color="auto" w:fill="1B3A6B"/>
+            <w:tcW w:type="dxa" w:w="2678"/>
+            <w:tcBorders>
+              <w:top w:val="single" w:sz="4" w:color="E2E8F0"/>
+              <w:left w:val="single" w:sz="4" w:color="E2E8F0"/>
+              <w:bottom w:val="single" w:sz="4" w:color="E2E8F0"/>
+              <w:right w:val="single" w:sz="4" w:color="E2E8F0"/>
+            </w:tcBorders>
+            <w:shd w:val="clear" w:color="auto" w:fill="0B1F3A"/>
+            <w:tcMar>
+              <w:top w:type="dxa" w:w="120"/>
+              <w:left w:type="dxa" w:w="160"/>
+              <w:bottom w:type="dxa" w:w="120"/>
+              <w:right w:type="dxa" w:w="160"/>
+            </w:tcMar>
+            <w:vAlign w:val="center"/>
           </w:tcPr>
           <w:p>
             <w:pPr>
-              <w:spacing w:before="80" w:after="80"/>
-              <w:ind w:left="72"/>
+              <w:spacing w:before="40" w:after="40"/>
             </w:pPr>
             <w:r>
               <w:rPr>
-                <w:rFonts w:ascii="Arial" w:hAnsi="Arial"/>
+                <w:rFonts w:ascii="Calibri" w:hAnsi="Calibri"/>
                 <w:b/>
                 <w:color w:val="FFFFFF"/>
-                <w:sz w:val="20"/>
+                <w:sz w:val="22"/>
               </w:rPr>
               <w:t>Needed By</w:t>
             </w:r>
@@ -4111,19 +5430,30 @@
       <w:tr>
         <w:tc>
           <w:tcPr>
-            <w:tcW w:type="dxa" w:w="2304"/>
-            <w:shd w:val="clear" w:color="auto" w:fill="F2F2F2"/>
+            <w:tcW w:type="dxa" w:w="3600"/>
+            <w:tcBorders>
+              <w:top w:val="single" w:sz="4" w:color="E2E8F0"/>
+              <w:left w:val="single" w:sz="4" w:color="E2E8F0"/>
+              <w:bottom w:val="single" w:sz="4" w:color="E2E8F0"/>
+              <w:right w:val="single" w:sz="4" w:color="E2E8F0"/>
+            </w:tcBorders>
+            <w:shd w:val="clear" w:color="auto" w:fill="F8FAFC"/>
+            <w:tcMar>
+              <w:top w:type="dxa" w:w="100"/>
+              <w:left w:type="dxa" w:w="160"/>
+              <w:bottom w:type="dxa" w:w="100"/>
+              <w:right w:type="dxa" w:w="160"/>
+            </w:tcMar>
+            <w:vAlign w:val="top"/>
           </w:tcPr>
           <w:p>
             <w:pPr>
-              <w:spacing w:before="60" w:after="60"/>
-              <w:ind w:left="72"/>
+              <w:spacing w:before="40" w:after="40"/>
             </w:pPr>
             <w:r>
               <w:rPr>
-                <w:rFonts w:ascii="Arial" w:hAnsi="Arial"/>
-                <w:color w:val="1F1F1F"/>
-                <w:sz w:val="19"/>
+                <w:rFonts w:ascii="Calibri" w:hAnsi="Calibri"/>
+                <w:sz w:val="20"/>
               </w:rPr>
               <w:t>Architecture approach</w:t>
             </w:r>
@@ -4131,19 +5461,30 @@
         </w:tc>
         <w:tc>
           <w:tcPr>
-            <w:tcW w:type="dxa" w:w="2880"/>
-            <w:shd w:val="clear" w:color="auto" w:fill="F2F2F2"/>
+            <w:tcW w:type="dxa" w:w="4320"/>
+            <w:tcBorders>
+              <w:top w:val="single" w:sz="4" w:color="E2E8F0"/>
+              <w:left w:val="single" w:sz="4" w:color="E2E8F0"/>
+              <w:bottom w:val="single" w:sz="4" w:color="E2E8F0"/>
+              <w:right w:val="single" w:sz="4" w:color="E2E8F0"/>
+            </w:tcBorders>
+            <w:shd w:val="clear" w:color="auto" w:fill="F8FAFC"/>
+            <w:tcMar>
+              <w:top w:type="dxa" w:w="100"/>
+              <w:left w:type="dxa" w:w="160"/>
+              <w:bottom w:type="dxa" w:w="100"/>
+              <w:right w:type="dxa" w:w="160"/>
+            </w:tcMar>
+            <w:vAlign w:val="top"/>
           </w:tcPr>
           <w:p>
             <w:pPr>
-              <w:spacing w:before="60" w:after="60"/>
-              <w:ind w:left="72"/>
+              <w:spacing w:before="40" w:after="40"/>
             </w:pPr>
             <w:r>
               <w:rPr>
-                <w:rFonts w:ascii="Arial" w:hAnsi="Arial"/>
-                <w:color w:val="1F1F1F"/>
-                <w:sz w:val="19"/>
+                <w:rFonts w:ascii="Calibri" w:hAnsi="Calibri"/>
+                <w:sz w:val="20"/>
               </w:rPr>
               <w:t>Blueprint A or Blueprint B</w:t>
             </w:r>
@@ -4151,19 +5492,30 @@
         </w:tc>
         <w:tc>
           <w:tcPr>
-            <w:tcW w:type="dxa" w:w="2160"/>
-            <w:shd w:val="clear" w:color="auto" w:fill="F2F2F2"/>
+            <w:tcW w:type="dxa" w:w="2880"/>
+            <w:tcBorders>
+              <w:top w:val="single" w:sz="4" w:color="E2E8F0"/>
+              <w:left w:val="single" w:sz="4" w:color="E2E8F0"/>
+              <w:bottom w:val="single" w:sz="4" w:color="E2E8F0"/>
+              <w:right w:val="single" w:sz="4" w:color="E2E8F0"/>
+            </w:tcBorders>
+            <w:shd w:val="clear" w:color="auto" w:fill="F8FAFC"/>
+            <w:tcMar>
+              <w:top w:type="dxa" w:w="100"/>
+              <w:left w:type="dxa" w:w="160"/>
+              <w:bottom w:type="dxa" w:w="100"/>
+              <w:right w:type="dxa" w:w="160"/>
+            </w:tcMar>
+            <w:vAlign w:val="top"/>
           </w:tcPr>
           <w:p>
             <w:pPr>
-              <w:spacing w:before="60" w:after="60"/>
-              <w:ind w:left="72"/>
+              <w:spacing w:before="40" w:after="40"/>
             </w:pPr>
             <w:r>
               <w:rPr>
-                <w:rFonts w:ascii="Arial" w:hAnsi="Arial"/>
-                <w:color w:val="1F1F1F"/>
-                <w:sz w:val="19"/>
+                <w:rFonts w:ascii="Calibri" w:hAnsi="Calibri"/>
+                <w:sz w:val="20"/>
               </w:rPr>
               <w:t>Senior Director + Shawn</w:t>
             </w:r>
@@ -4171,19 +5523,30 @@
         </w:tc>
         <w:tc>
           <w:tcPr>
-            <w:tcW w:type="dxa" w:w="2016"/>
-            <w:shd w:val="clear" w:color="auto" w:fill="F2F2F2"/>
+            <w:tcW w:type="dxa" w:w="2678"/>
+            <w:tcBorders>
+              <w:top w:val="single" w:sz="4" w:color="E2E8F0"/>
+              <w:left w:val="single" w:sz="4" w:color="E2E8F0"/>
+              <w:bottom w:val="single" w:sz="4" w:color="E2E8F0"/>
+              <w:right w:val="single" w:sz="4" w:color="E2E8F0"/>
+            </w:tcBorders>
+            <w:shd w:val="clear" w:color="auto" w:fill="F8FAFC"/>
+            <w:tcMar>
+              <w:top w:type="dxa" w:w="100"/>
+              <w:left w:type="dxa" w:w="160"/>
+              <w:bottom w:type="dxa" w:w="100"/>
+              <w:right w:type="dxa" w:w="160"/>
+            </w:tcMar>
+            <w:vAlign w:val="top"/>
           </w:tcPr>
           <w:p>
             <w:pPr>
-              <w:spacing w:before="60" w:after="60"/>
-              <w:ind w:left="72"/>
+              <w:spacing w:before="40" w:after="40"/>
             </w:pPr>
             <w:r>
               <w:rPr>
-                <w:rFonts w:ascii="Arial" w:hAnsi="Arial"/>
-                <w:color w:val="1F1F1F"/>
-                <w:sz w:val="19"/>
+                <w:rFonts w:ascii="Calibri" w:hAnsi="Calibri"/>
+                <w:sz w:val="20"/>
               </w:rPr>
               <w:t>End of architecture review</w:t>
             </w:r>
@@ -4193,19 +5556,29 @@
       <w:tr>
         <w:tc>
           <w:tcPr>
-            <w:tcW w:type="dxa" w:w="2304"/>
-            <w:shd w:val="clear" w:color="auto" w:fill="FFFFFF"/>
+            <w:tcW w:type="dxa" w:w="3600"/>
+            <w:tcBorders>
+              <w:top w:val="single" w:sz="4" w:color="E2E8F0"/>
+              <w:left w:val="single" w:sz="4" w:color="E2E8F0"/>
+              <w:bottom w:val="single" w:sz="4" w:color="E2E8F0"/>
+              <w:right w:val="single" w:sz="4" w:color="E2E8F0"/>
+            </w:tcBorders>
+            <w:tcMar>
+              <w:top w:type="dxa" w:w="100"/>
+              <w:left w:type="dxa" w:w="160"/>
+              <w:bottom w:type="dxa" w:w="100"/>
+              <w:right w:type="dxa" w:w="160"/>
+            </w:tcMar>
+            <w:vAlign w:val="top"/>
           </w:tcPr>
           <w:p>
             <w:pPr>
-              <w:spacing w:before="60" w:after="60"/>
-              <w:ind w:left="72"/>
+              <w:spacing w:before="40" w:after="40"/>
             </w:pPr>
             <w:r>
               <w:rPr>
-                <w:rFonts w:ascii="Arial" w:hAnsi="Arial"/>
-                <w:color w:val="1F1F1F"/>
-                <w:sz w:val="19"/>
+                <w:rFonts w:ascii="Calibri" w:hAnsi="Calibri"/>
+                <w:sz w:val="20"/>
               </w:rPr>
               <w:t>Lead developer resource</w:t>
             </w:r>
@@ -4213,19 +5586,29 @@
         </w:tc>
         <w:tc>
           <w:tcPr>
-            <w:tcW w:type="dxa" w:w="2880"/>
-            <w:shd w:val="clear" w:color="auto" w:fill="FFFFFF"/>
+            <w:tcW w:type="dxa" w:w="4320"/>
+            <w:tcBorders>
+              <w:top w:val="single" w:sz="4" w:color="E2E8F0"/>
+              <w:left w:val="single" w:sz="4" w:color="E2E8F0"/>
+              <w:bottom w:val="single" w:sz="4" w:color="E2E8F0"/>
+              <w:right w:val="single" w:sz="4" w:color="E2E8F0"/>
+            </w:tcBorders>
+            <w:tcMar>
+              <w:top w:type="dxa" w:w="100"/>
+              <w:left w:type="dxa" w:w="160"/>
+              <w:bottom w:type="dxa" w:w="100"/>
+              <w:right w:type="dxa" w:w="160"/>
+            </w:tcMar>
+            <w:vAlign w:val="top"/>
           </w:tcPr>
           <w:p>
             <w:pPr>
-              <w:spacing w:before="60" w:after="60"/>
-              <w:ind w:left="72"/>
+              <w:spacing w:before="40" w:after="40"/>
             </w:pPr>
             <w:r>
               <w:rPr>
-                <w:rFonts w:ascii="Arial" w:hAnsi="Arial"/>
-                <w:color w:val="1F1F1F"/>
-                <w:sz w:val="19"/>
+                <w:rFonts w:ascii="Calibri" w:hAnsi="Calibri"/>
+                <w:sz w:val="20"/>
               </w:rPr>
               <w:t>Identify and ring-fence dedicated developer</w:t>
             </w:r>
@@ -4233,19 +5616,29 @@
         </w:tc>
         <w:tc>
           <w:tcPr>
-            <w:tcW w:type="dxa" w:w="2160"/>
-            <w:shd w:val="clear" w:color="auto" w:fill="FFFFFF"/>
+            <w:tcW w:type="dxa" w:w="2880"/>
+            <w:tcBorders>
+              <w:top w:val="single" w:sz="4" w:color="E2E8F0"/>
+              <w:left w:val="single" w:sz="4" w:color="E2E8F0"/>
+              <w:bottom w:val="single" w:sz="4" w:color="E2E8F0"/>
+              <w:right w:val="single" w:sz="4" w:color="E2E8F0"/>
+            </w:tcBorders>
+            <w:tcMar>
+              <w:top w:type="dxa" w:w="100"/>
+              <w:left w:type="dxa" w:w="160"/>
+              <w:bottom w:type="dxa" w:w="100"/>
+              <w:right w:type="dxa" w:w="160"/>
+            </w:tcMar>
+            <w:vAlign w:val="top"/>
           </w:tcPr>
           <w:p>
             <w:pPr>
-              <w:spacing w:before="60" w:after="60"/>
-              <w:ind w:left="72"/>
+              <w:spacing w:before="40" w:after="40"/>
             </w:pPr>
             <w:r>
               <w:rPr>
-                <w:rFonts w:ascii="Arial" w:hAnsi="Arial"/>
-                <w:color w:val="1F1F1F"/>
-                <w:sz w:val="19"/>
+                <w:rFonts w:ascii="Calibri" w:hAnsi="Calibri"/>
+                <w:sz w:val="20"/>
               </w:rPr>
               <w:t>Senior Director</w:t>
             </w:r>
@@ -4253,19 +5646,29 @@
         </w:tc>
         <w:tc>
           <w:tcPr>
-            <w:tcW w:type="dxa" w:w="2016"/>
-            <w:shd w:val="clear" w:color="auto" w:fill="FFFFFF"/>
+            <w:tcW w:type="dxa" w:w="2678"/>
+            <w:tcBorders>
+              <w:top w:val="single" w:sz="4" w:color="E2E8F0"/>
+              <w:left w:val="single" w:sz="4" w:color="E2E8F0"/>
+              <w:bottom w:val="single" w:sz="4" w:color="E2E8F0"/>
+              <w:right w:val="single" w:sz="4" w:color="E2E8F0"/>
+            </w:tcBorders>
+            <w:tcMar>
+              <w:top w:type="dxa" w:w="100"/>
+              <w:left w:type="dxa" w:w="160"/>
+              <w:bottom w:type="dxa" w:w="100"/>
+              <w:right w:type="dxa" w:w="160"/>
+            </w:tcMar>
+            <w:vAlign w:val="top"/>
           </w:tcPr>
           <w:p>
             <w:pPr>
-              <w:spacing w:before="60" w:after="60"/>
-              <w:ind w:left="72"/>
+              <w:spacing w:before="40" w:after="40"/>
             </w:pPr>
             <w:r>
               <w:rPr>
-                <w:rFonts w:ascii="Arial" w:hAnsi="Arial"/>
-                <w:color w:val="1F1F1F"/>
-                <w:sz w:val="19"/>
+                <w:rFonts w:ascii="Calibri" w:hAnsi="Calibri"/>
+                <w:sz w:val="20"/>
               </w:rPr>
               <w:t>1 week post-approval</w:t>
             </w:r>
@@ -4275,19 +5678,30 @@
       <w:tr>
         <w:tc>
           <w:tcPr>
-            <w:tcW w:type="dxa" w:w="2304"/>
-            <w:shd w:val="clear" w:color="auto" w:fill="F2F2F2"/>
+            <w:tcW w:type="dxa" w:w="3600"/>
+            <w:tcBorders>
+              <w:top w:val="single" w:sz="4" w:color="E2E8F0"/>
+              <w:left w:val="single" w:sz="4" w:color="E2E8F0"/>
+              <w:bottom w:val="single" w:sz="4" w:color="E2E8F0"/>
+              <w:right w:val="single" w:sz="4" w:color="E2E8F0"/>
+            </w:tcBorders>
+            <w:shd w:val="clear" w:color="auto" w:fill="F8FAFC"/>
+            <w:tcMar>
+              <w:top w:type="dxa" w:w="100"/>
+              <w:left w:type="dxa" w:w="160"/>
+              <w:bottom w:type="dxa" w:w="100"/>
+              <w:right w:type="dxa" w:w="160"/>
+            </w:tcMar>
+            <w:vAlign w:val="top"/>
           </w:tcPr>
           <w:p>
             <w:pPr>
-              <w:spacing w:before="60" w:after="60"/>
-              <w:ind w:left="72"/>
+              <w:spacing w:before="40" w:after="40"/>
             </w:pPr>
             <w:r>
               <w:rPr>
-                <w:rFonts w:ascii="Arial" w:hAnsi="Arial"/>
-                <w:color w:val="1F1F1F"/>
-                <w:sz w:val="19"/>
+                <w:rFonts w:ascii="Calibri" w:hAnsi="Calibri"/>
+                <w:sz w:val="20"/>
               </w:rPr>
               <w:t>ISV partner program enrollment</w:t>
             </w:r>
@@ -4295,19 +5709,30 @@
         </w:tc>
         <w:tc>
           <w:tcPr>
-            <w:tcW w:type="dxa" w:w="2880"/>
-            <w:shd w:val="clear" w:color="auto" w:fill="F2F2F2"/>
+            <w:tcW w:type="dxa" w:w="4320"/>
+            <w:tcBorders>
+              <w:top w:val="single" w:sz="4" w:color="E2E8F0"/>
+              <w:left w:val="single" w:sz="4" w:color="E2E8F0"/>
+              <w:bottom w:val="single" w:sz="4" w:color="E2E8F0"/>
+              <w:right w:val="single" w:sz="4" w:color="E2E8F0"/>
+            </w:tcBorders>
+            <w:shd w:val="clear" w:color="auto" w:fill="F8FAFC"/>
+            <w:tcMar>
+              <w:top w:type="dxa" w:w="100"/>
+              <w:left w:type="dxa" w:w="160"/>
+              <w:bottom w:type="dxa" w:w="100"/>
+              <w:right w:type="dxa" w:w="160"/>
+            </w:tcMar>
+            <w:vAlign w:val="top"/>
           </w:tcPr>
           <w:p>
             <w:pPr>
-              <w:spacing w:before="60" w:after="60"/>
-              <w:ind w:left="72"/>
+              <w:spacing w:before="40" w:after="40"/>
             </w:pPr>
             <w:r>
               <w:rPr>
-                <w:rFonts w:ascii="Arial" w:hAnsi="Arial"/>
-                <w:color w:val="1F1F1F"/>
-                <w:sz w:val="19"/>
+                <w:rFonts w:ascii="Calibri" w:hAnsi="Calibri"/>
+                <w:sz w:val="20"/>
               </w:rPr>
               <w:t>Begin now or defer to Q4 2026</w:t>
             </w:r>
@@ -4315,19 +5740,30 @@
         </w:tc>
         <w:tc>
           <w:tcPr>
-            <w:tcW w:type="dxa" w:w="2160"/>
-            <w:shd w:val="clear" w:color="auto" w:fill="F2F2F2"/>
+            <w:tcW w:type="dxa" w:w="2880"/>
+            <w:tcBorders>
+              <w:top w:val="single" w:sz="4" w:color="E2E8F0"/>
+              <w:left w:val="single" w:sz="4" w:color="E2E8F0"/>
+              <w:bottom w:val="single" w:sz="4" w:color="E2E8F0"/>
+              <w:right w:val="single" w:sz="4" w:color="E2E8F0"/>
+            </w:tcBorders>
+            <w:shd w:val="clear" w:color="auto" w:fill="F8FAFC"/>
+            <w:tcMar>
+              <w:top w:type="dxa" w:w="100"/>
+              <w:left w:type="dxa" w:w="160"/>
+              <w:bottom w:type="dxa" w:w="100"/>
+              <w:right w:type="dxa" w:w="160"/>
+            </w:tcMar>
+            <w:vAlign w:val="top"/>
           </w:tcPr>
           <w:p>
             <w:pPr>
-              <w:spacing w:before="60" w:after="60"/>
-              <w:ind w:left="72"/>
+              <w:spacing w:before="40" w:after="40"/>
             </w:pPr>
             <w:r>
               <w:rPr>
-                <w:rFonts w:ascii="Arial" w:hAnsi="Arial"/>
-                <w:color w:val="1F1F1F"/>
-                <w:sz w:val="19"/>
+                <w:rFonts w:ascii="Calibri" w:hAnsi="Calibri"/>
+                <w:sz w:val="20"/>
               </w:rPr>
               <w:t>Senior Director + Practice Mgr</w:t>
             </w:r>
@@ -4335,19 +5771,30 @@
         </w:tc>
         <w:tc>
           <w:tcPr>
-            <w:tcW w:type="dxa" w:w="2016"/>
-            <w:shd w:val="clear" w:color="auto" w:fill="F2F2F2"/>
+            <w:tcW w:type="dxa" w:w="2678"/>
+            <w:tcBorders>
+              <w:top w:val="single" w:sz="4" w:color="E2E8F0"/>
+              <w:left w:val="single" w:sz="4" w:color="E2E8F0"/>
+              <w:bottom w:val="single" w:sz="4" w:color="E2E8F0"/>
+              <w:right w:val="single" w:sz="4" w:color="E2E8F0"/>
+            </w:tcBorders>
+            <w:shd w:val="clear" w:color="auto" w:fill="F8FAFC"/>
+            <w:tcMar>
+              <w:top w:type="dxa" w:w="100"/>
+              <w:left w:type="dxa" w:w="160"/>
+              <w:bottom w:type="dxa" w:w="100"/>
+              <w:right w:type="dxa" w:w="160"/>
+            </w:tcMar>
+            <w:vAlign w:val="top"/>
           </w:tcPr>
           <w:p>
             <w:pPr>
-              <w:spacing w:before="60" w:after="60"/>
-              <w:ind w:left="72"/>
+              <w:spacing w:before="40" w:after="40"/>
             </w:pPr>
             <w:r>
               <w:rPr>
-                <w:rFonts w:ascii="Arial" w:hAnsi="Arial"/>
-                <w:color w:val="1F1F1F"/>
-                <w:sz w:val="19"/>
+                <w:rFonts w:ascii="Calibri" w:hAnsi="Calibri"/>
+                <w:sz w:val="20"/>
               </w:rPr>
               <w:t>2 weeks post-approval</w:t>
             </w:r>
@@ -4357,19 +5804,29 @@
       <w:tr>
         <w:tc>
           <w:tcPr>
-            <w:tcW w:type="dxa" w:w="2304"/>
-            <w:shd w:val="clear" w:color="auto" w:fill="FFFFFF"/>
+            <w:tcW w:type="dxa" w:w="3600"/>
+            <w:tcBorders>
+              <w:top w:val="single" w:sz="4" w:color="E2E8F0"/>
+              <w:left w:val="single" w:sz="4" w:color="E2E8F0"/>
+              <w:bottom w:val="single" w:sz="4" w:color="E2E8F0"/>
+              <w:right w:val="single" w:sz="4" w:color="E2E8F0"/>
+            </w:tcBorders>
+            <w:tcMar>
+              <w:top w:type="dxa" w:w="100"/>
+              <w:left w:type="dxa" w:w="160"/>
+              <w:bottom w:type="dxa" w:w="100"/>
+              <w:right w:type="dxa" w:w="160"/>
+            </w:tcMar>
+            <w:vAlign w:val="top"/>
           </w:tcPr>
           <w:p>
             <w:pPr>
-              <w:spacing w:before="60" w:after="60"/>
-              <w:ind w:left="72"/>
+              <w:spacing w:before="40" w:after="40"/>
             </w:pPr>
             <w:r>
               <w:rPr>
-                <w:rFonts w:ascii="Arial" w:hAnsi="Arial"/>
-                <w:color w:val="1F1F1F"/>
-                <w:sz w:val="19"/>
+                <w:rFonts w:ascii="Calibri" w:hAnsi="Calibri"/>
+                <w:sz w:val="20"/>
               </w:rPr>
               <w:t>Phase 0 kickoff date</w:t>
             </w:r>
@@ -4377,19 +5834,29 @@
         </w:tc>
         <w:tc>
           <w:tcPr>
-            <w:tcW w:type="dxa" w:w="2880"/>
-            <w:shd w:val="clear" w:color="auto" w:fill="FFFFFF"/>
+            <w:tcW w:type="dxa" w:w="4320"/>
+            <w:tcBorders>
+              <w:top w:val="single" w:sz="4" w:color="E2E8F0"/>
+              <w:left w:val="single" w:sz="4" w:color="E2E8F0"/>
+              <w:bottom w:val="single" w:sz="4" w:color="E2E8F0"/>
+              <w:right w:val="single" w:sz="4" w:color="E2E8F0"/>
+            </w:tcBorders>
+            <w:tcMar>
+              <w:top w:type="dxa" w:w="100"/>
+              <w:left w:type="dxa" w:w="160"/>
+              <w:bottom w:type="dxa" w:w="100"/>
+              <w:right w:type="dxa" w:w="160"/>
+            </w:tcMar>
+            <w:vAlign w:val="top"/>
           </w:tcPr>
           <w:p>
             <w:pPr>
-              <w:spacing w:before="60" w:after="60"/>
-              <w:ind w:left="72"/>
+              <w:spacing w:before="40" w:after="40"/>
             </w:pPr>
             <w:r>
               <w:rPr>
-                <w:rFonts w:ascii="Arial" w:hAnsi="Arial"/>
-                <w:color w:val="1F1F1F"/>
-                <w:sz w:val="19"/>
+                <w:rFonts w:ascii="Calibri" w:hAnsi="Calibri"/>
+                <w:sz w:val="20"/>
               </w:rPr>
               <w:t>Target: week of 01 Jun 2026</w:t>
             </w:r>
@@ -4397,19 +5864,29 @@
         </w:tc>
         <w:tc>
           <w:tcPr>
-            <w:tcW w:type="dxa" w:w="2160"/>
-            <w:shd w:val="clear" w:color="auto" w:fill="FFFFFF"/>
+            <w:tcW w:type="dxa" w:w="2880"/>
+            <w:tcBorders>
+              <w:top w:val="single" w:sz="4" w:color="E2E8F0"/>
+              <w:left w:val="single" w:sz="4" w:color="E2E8F0"/>
+              <w:bottom w:val="single" w:sz="4" w:color="E2E8F0"/>
+              <w:right w:val="single" w:sz="4" w:color="E2E8F0"/>
+            </w:tcBorders>
+            <w:tcMar>
+              <w:top w:type="dxa" w:w="100"/>
+              <w:left w:type="dxa" w:w="160"/>
+              <w:bottom w:type="dxa" w:w="100"/>
+              <w:right w:type="dxa" w:w="160"/>
+            </w:tcMar>
+            <w:vAlign w:val="top"/>
           </w:tcPr>
           <w:p>
             <w:pPr>
-              <w:spacing w:before="60" w:after="60"/>
-              <w:ind w:left="72"/>
+              <w:spacing w:before="40" w:after="40"/>
             </w:pPr>
             <w:r>
               <w:rPr>
-                <w:rFonts w:ascii="Arial" w:hAnsi="Arial"/>
-                <w:color w:val="1F1F1F"/>
-                <w:sz w:val="19"/>
+                <w:rFonts w:ascii="Calibri" w:hAnsi="Calibri"/>
+                <w:sz w:val="20"/>
               </w:rPr>
               <w:t>Senior Director</w:t>
             </w:r>
@@ -4417,19 +5894,29 @@
         </w:tc>
         <w:tc>
           <w:tcPr>
-            <w:tcW w:type="dxa" w:w="2016"/>
-            <w:shd w:val="clear" w:color="auto" w:fill="FFFFFF"/>
+            <w:tcW w:type="dxa" w:w="2678"/>
+            <w:tcBorders>
+              <w:top w:val="single" w:sz="4" w:color="E2E8F0"/>
+              <w:left w:val="single" w:sz="4" w:color="E2E8F0"/>
+              <w:bottom w:val="single" w:sz="4" w:color="E2E8F0"/>
+              <w:right w:val="single" w:sz="4" w:color="E2E8F0"/>
+            </w:tcBorders>
+            <w:tcMar>
+              <w:top w:type="dxa" w:w="100"/>
+              <w:left w:type="dxa" w:w="160"/>
+              <w:bottom w:type="dxa" w:w="100"/>
+              <w:right w:type="dxa" w:w="160"/>
+            </w:tcMar>
+            <w:vAlign w:val="top"/>
           </w:tcPr>
           <w:p>
             <w:pPr>
-              <w:spacing w:before="60" w:after="60"/>
-              <w:ind w:left="72"/>
+              <w:spacing w:before="40" w:after="40"/>
             </w:pPr>
             <w:r>
               <w:rPr>
-                <w:rFonts w:ascii="Arial" w:hAnsi="Arial"/>
-                <w:color w:val="1F1F1F"/>
-                <w:sz w:val="19"/>
+                <w:rFonts w:ascii="Calibri" w:hAnsi="Calibri"/>
+                <w:sz w:val="20"/>
               </w:rPr>
               <w:t>This week</w:t>
             </w:r>
@@ -4439,37 +5926,14 @@
     </w:tbl>
     <w:p>
       <w:pPr>
-        <w:spacing w:after="100"/>
+        <w:spacing w:after="40"/>
       </w:pPr>
-    </w:p>
-    <w:p/>
-    <w:p>
-      <w:pPr>
-        <w:spacing w:before="40" w:after="40"/>
-        <w:pBdr>
-          <w:bottom w:val="single" w:sz="4" w:space="1" w:color="2E75B6"/>
-        </w:pBdr>
-      </w:pPr>
-    </w:p>
-    <w:p>
-      <w:pPr>
-        <w:spacing w:before="80"/>
-        <w:jc w:val="center"/>
-      </w:pPr>
-      <w:r>
-        <w:rPr>
-          <w:rFonts w:ascii="Arial" w:hAnsi="Arial"/>
-          <w:color w:val="707070"/>
-          <w:sz w:val="16"/>
-        </w:rPr>
-        <w:t>Everforth ECS Practice  ·  Blueprint A Executive Briefing  ·  CONFIDENTIAL — INTERNAL  ·  May 2026</w:t>
-      </w:r>
     </w:p>
     <w:sectPr>
       <w:headerReference w:type="default" r:id="rId9"/>
       <w:footerReference w:type="default" r:id="rId10"/>
       <w:pgSz w:w="12240" w:h="15840"/>
-      <w:pgMar w:top="1440" w:right="1440" w:bottom="1440" w:left="1440" w:header="720" w:footer="720" w:gutter="0"/>
+      <w:pgMar w:top="1152" w:right="1440" w:bottom="1152" w:left="1440" w:header="504" w:footer="576" w:gutter="0"/>
       <w:cols w:space="720"/>
       <w:docGrid w:linePitch="360"/>
     </w:sectPr>
@@ -4492,7 +5956,10 @@
         <w:color w:val="475569"/>
         <w:sz w:val="16"/>
       </w:rPr>
-      <w:t>ECS Federal  ·  ServiceNow Practice  ·  Internal Use Only</w:t>
+      <w:t>ECS Federal · ServiceNow Practice  ·  Internal Use Only</w:t>
+    </w:r>
+    <w:r>
+      <w:tab/>
     </w:r>
     <w:r>
       <w:rPr>
@@ -4500,7 +5967,7 @@
         <w:color w:val="475569"/>
         <w:sz w:val="16"/>
       </w:rPr>
-      <w:tab/>
+      <w:t xml:space="preserve">Page </w:t>
     </w:r>
     <w:r>
       <w:rPr>
@@ -4508,16 +5975,8 @@
         <w:color w:val="475569"/>
         <w:sz w:val="16"/>
       </w:rPr>
-      <w:t xml:space="preserve">Page </w:t>
-    </w:r>
-    <w:r>
-      <w:rPr>
-        <w:rFonts w:ascii="Calibri" w:hAnsi="Calibri"/>
-        <w:color w:val="475569"/>
-        <w:sz w:val="16"/>
-      </w:rPr>
       <w:fldChar w:fldCharType="begin"/>
-      <w:instrText> PAGE </w:instrText>
+      <w:instrText>PAGE</w:instrText>
       <w:fldChar w:fldCharType="separate"/>
       <w:fldChar w:fldCharType="end"/>
     </w:r>
@@ -4536,7 +5995,7 @@
         <w:sz w:val="16"/>
       </w:rPr>
       <w:fldChar w:fldCharType="begin"/>
-      <w:instrText> NUMPAGES </w:instrText>
+      <w:instrText>NUMPAGES</w:instrText>
       <w:fldChar w:fldCharType="separate"/>
       <w:fldChar w:fldCharType="end"/>
     </w:r>
@@ -4568,7 +6027,7 @@
             <a:graphicData uri="http://schemas.openxmlformats.org/drawingml/2006/picture">
               <pic:pic>
                 <pic:nvPicPr>
-                  <pic:cNvPr id="0" name="everforth_logo_rgb.png"/>
+                  <pic:cNvPr id="0" name="everforth_logo.png"/>
                   <pic:cNvPicPr/>
                 </pic:nvPicPr>
                 <pic:blipFill>
@@ -4591,20 +6050,16 @@
       </w:drawing>
     </w:r>
     <w:r>
-      <w:rPr>
-        <w:rFonts w:ascii="Calibri" w:hAnsi="Calibri"/>
-        <w:color w:val="475569"/>
-        <w:sz w:val="18"/>
-      </w:rPr>
       <w:tab/>
     </w:r>
     <w:r>
       <w:rPr>
         <w:rFonts w:ascii="Calibri" w:hAnsi="Calibri"/>
         <w:color w:val="475569"/>
+        <w:spacing w:val="30"/>
         <w:sz w:val="18"/>
       </w:rPr>
-      <w:t>Internal  ·  Executive Brief: Blueprint A</w:t>
+      <w:t>Internal · Blueprint A Executive Briefing</w:t>
     </w:r>
   </w:p>
 </w:hdr>
@@ -4973,6 +6428,11 @@
     <w:name w:val="Normal"/>
     <w:qFormat/>
     <w:rsid w:val="00FC693F"/>
+    <w:rPr>
+      <w:rFonts w:ascii="Calibri" w:hAnsi="Calibri" w:cs="Calibri" w:eastAsia="Calibri"/>
+      <w:color w:val="1A1A1A"/>
+      <w:sz w:val="22"/>
+    </w:rPr>
   </w:style>
   <w:style w:type="paragraph" w:styleId="Header">
     <w:name w:val="header"/>
@@ -5029,15 +6489,15 @@
     <w:pPr>
       <w:keepNext/>
       <w:keepLines/>
-      <w:spacing w:before="480" w:after="0"/>
+      <w:spacing w:before="360" w:after="120"/>
       <w:outlineLvl w:val="0"/>
     </w:pPr>
     <w:rPr>
-      <w:rFonts w:asciiTheme="majorHAnsi" w:eastAsiaTheme="majorEastAsia" w:hAnsiTheme="majorHAnsi" w:cstheme="majorBidi"/>
+      <w:rFonts w:asciiTheme="majorHAnsi" w:eastAsiaTheme="majorEastAsia" w:hAnsiTheme="majorHAnsi" w:cstheme="majorBidi" w:ascii="Calibri" w:hAnsi="Calibri" w:cs="Calibri" w:eastAsia="Calibri"/>
       <w:b/>
       <w:bCs/>
-      <w:color w:val="365F91" w:themeColor="accent1" w:themeShade="BF"/>
-      <w:sz w:val="28"/>
+      <w:color w:val="0B1F3A"/>
+      <w:sz w:val="32"/>
       <w:szCs w:val="28"/>
     </w:rPr>
   </w:style>
@@ -5053,14 +6513,14 @@
     <w:pPr>
       <w:keepNext/>
       <w:keepLines/>
-      <w:spacing w:before="200" w:after="0"/>
+      <w:spacing w:before="280" w:after="80"/>
       <w:outlineLvl w:val="1"/>
     </w:pPr>
     <w:rPr>
-      <w:rFonts w:asciiTheme="majorHAnsi" w:eastAsiaTheme="majorEastAsia" w:hAnsiTheme="majorHAnsi" w:cstheme="majorBidi"/>
+      <w:rFonts w:asciiTheme="majorHAnsi" w:eastAsiaTheme="majorEastAsia" w:hAnsiTheme="majorHAnsi" w:cstheme="majorBidi" w:ascii="Calibri" w:hAnsi="Calibri" w:cs="Calibri" w:eastAsia="Calibri"/>
       <w:b/>
       <w:bCs/>
-      <w:color w:val="4F81BD" w:themeColor="accent1"/>
+      <w:color w:val="0B1F3A"/>
       <w:sz w:val="26"/>
       <w:szCs w:val="26"/>
     </w:rPr>
@@ -5077,14 +6537,15 @@
     <w:pPr>
       <w:keepNext/>
       <w:keepLines/>
-      <w:spacing w:before="200" w:after="0"/>
+      <w:spacing w:before="200" w:after="40"/>
       <w:outlineLvl w:val="2"/>
     </w:pPr>
     <w:rPr>
-      <w:rFonts w:asciiTheme="majorHAnsi" w:eastAsiaTheme="majorEastAsia" w:hAnsiTheme="majorHAnsi" w:cstheme="majorBidi"/>
+      <w:rFonts w:asciiTheme="majorHAnsi" w:eastAsiaTheme="majorEastAsia" w:hAnsiTheme="majorHAnsi" w:cstheme="majorBidi" w:ascii="Calibri" w:hAnsi="Calibri" w:cs="Calibri" w:eastAsia="Calibri"/>
       <w:b/>
       <w:bCs/>
-      <w:color w:val="4F81BD" w:themeColor="accent1"/>
+      <w:color w:val="2E74B5"/>
+      <w:sz w:val="23"/>
     </w:rPr>
   </w:style>
   <w:style w:type="paragraph" w:styleId="Heading4">
@@ -5315,18 +6776,20 @@
     <w:qFormat/>
     <w:rsid w:val="00FC693F"/>
     <w:pPr>
+      <w:keepNext/>
       <w:pBdr>
         <w:bottom w:val="single" w:sz="8" w:space="4" w:color="4F81BD" w:themeColor="accent1"/>
       </w:pBdr>
-      <w:spacing w:after="300" w:line="240" w:lineRule="auto"/>
+      <w:spacing w:after="80" w:line="240" w:lineRule="auto" w:before="0"/>
       <w:contextualSpacing/>
     </w:pPr>
     <w:rPr>
-      <w:rFonts w:asciiTheme="majorHAnsi" w:eastAsiaTheme="majorEastAsia" w:hAnsiTheme="majorHAnsi" w:cstheme="majorBidi"/>
-      <w:color w:val="17365D" w:themeColor="text2" w:themeShade="BF"/>
+      <w:rFonts w:asciiTheme="majorHAnsi" w:eastAsiaTheme="majorEastAsia" w:hAnsiTheme="majorHAnsi" w:cstheme="majorBidi" w:ascii="Calibri" w:hAnsi="Calibri" w:cs="Calibri" w:eastAsia="Calibri"/>
+      <w:b/>
+      <w:color w:val="0B1F3A"/>
       <w:spacing w:val="5"/>
       <w:kern w:val="28"/>
-      <w:sz w:val="52"/>
+      <w:sz w:val="56"/>
       <w:szCs w:val="52"/>
     </w:rPr>
   </w:style>
